--- a/26-27/ISO/UT 1/ACTIVIDADES ISO - UD 1 P4 - Comandos GNU Linux.docx
+++ b/26-27/ISO/UT 1/ACTIVIDADES ISO - UD 1 P4 - Comandos GNU Linux.docx
@@ -335,6 +335,7 @@
           <w:sz w:val="24"/>
           <w:szCs w:val="24"/>
         </w:rPr>
+        <w:tab/>
         <w:t># Mostrar el usuario conectado</w:t>
       </w:r>
     </w:p>
@@ -554,17 +555,7 @@
           <w:szCs w:val="24"/>
         </w:rPr>
         <w:tab/>
-        <w:t># Cambiar el nombre del equipo a ISO-</w:t>
-      </w:r>
-      <w:r>
-        <w:rPr>
-          <w:rFonts w:cs="Arial" w:ascii="Arial" w:hAnsi="Arial"/>
-          <w:b/>
-          <w:bCs/>
-          <w:sz w:val="24"/>
-          <w:szCs w:val="24"/>
-        </w:rPr>
-        <w:t>ASG</w:t>
+        <w:t># Cambiar el nombre del equipo a ISO-ASG</w:t>
       </w:r>
     </w:p>
     <w:p>
@@ -639,17 +630,7 @@
           <w:szCs w:val="24"/>
         </w:rPr>
         <w:tab/>
-        <w:t># Cambiar el contenido por: ISO-</w:t>
-      </w:r>
-      <w:r>
-        <w:rPr>
-          <w:rFonts w:cs="Arial" w:ascii="Arial" w:hAnsi="Arial"/>
-          <w:b/>
-          <w:bCs/>
-          <w:sz w:val="24"/>
-          <w:szCs w:val="24"/>
-        </w:rPr>
-        <w:t>ASG</w:t>
+        <w:t># Cambiar el contenido por: ISO-ASG</w:t>
       </w:r>
     </w:p>
     <w:p>
@@ -722,17 +703,7 @@
           <w:szCs w:val="24"/>
         </w:rPr>
         <w:tab/>
-        <w:t>sudo hostnamectl set-hostname ISO-</w:t>
-      </w:r>
-      <w:r>
-        <w:rPr>
-          <w:rFonts w:cs="Arial" w:ascii="Arial" w:hAnsi="Arial"/>
-          <w:b/>
-          <w:bCs/>
-          <w:sz w:val="24"/>
-          <w:szCs w:val="24"/>
-        </w:rPr>
-        <w:t>ASG</w:t>
+        <w:t>sudo hostnamectl set-hostname ISO-ASG</w:t>
       </w:r>
     </w:p>
     <w:p>
@@ -1089,31 +1060,56 @@
           <w:sz w:val="24"/>
           <w:szCs w:val="24"/>
         </w:rPr>
-        <w:t># Crear carpeta del alumno y estructura completa (una línea)</w:t>
-      </w:r>
-    </w:p>
-    <w:p>
-      <w:pPr>
-        <w:pStyle w:val="ListParagraph"/>
-        <w:bidi w:val="0"/>
-        <w:jc w:val="both"/>
-        <w:rPr>
-          <w:rFonts w:ascii="Arial" w:hAnsi="Arial" w:cs="Arial"/>
-          <w:b/>
-          <w:bCs/>
-          <w:sz w:val="24"/>
-          <w:szCs w:val="24"/>
-        </w:rPr>
-      </w:pPr>
-      <w:r>
-        <w:rPr>
-          <w:rFonts w:cs="Arial" w:ascii="Arial" w:hAnsi="Arial"/>
-          <w:b/>
-          <w:bCs/>
-          <w:sz w:val="24"/>
-          <w:szCs w:val="24"/>
-        </w:rPr>
-        <w:t>mkdir -p AlumnoNombre/{ASIR1/ISO,ASIR2/ASO,ASIR3,ASIR4}</w:t>
+        <w:t># Crear carpeta del alumno y estructura</w:t>
+      </w:r>
+    </w:p>
+    <w:p>
+      <w:pPr>
+        <w:pStyle w:val="ListParagraph"/>
+        <w:bidi w:val="0"/>
+        <w:jc w:val="both"/>
+        <w:rPr>
+          <w:rFonts w:ascii="Arial" w:hAnsi="Arial" w:cs="Arial"/>
+          <w:b/>
+          <w:bCs/>
+          <w:sz w:val="24"/>
+          <w:szCs w:val="24"/>
+        </w:rPr>
+      </w:pPr>
+      <w:r>
+        <w:rPr>
+          <w:rFonts w:cs="Arial" w:ascii="Arial" w:hAnsi="Arial"/>
+          <w:b/>
+          <w:bCs/>
+          <w:sz w:val="24"/>
+          <w:szCs w:val="24"/>
+        </w:rPr>
+        <w:t xml:space="preserve">mkdir -p </w:t>
+      </w:r>
+      <w:r>
+        <w:rPr>
+          <w:rFonts w:cs="Arial" w:ascii="Arial" w:hAnsi="Arial"/>
+          <w:b/>
+          <w:bCs/>
+          <w:sz w:val="24"/>
+          <w:szCs w:val="24"/>
+        </w:rPr>
+        <w:t>AndreaSoriano</w:t>
+      </w:r>
+      <w:r>
+        <w:rPr>
+          <w:rFonts w:cs="Arial" w:ascii="Arial" w:hAnsi="Arial"/>
+          <w:b/>
+          <w:bCs/>
+          <w:sz w:val="24"/>
+          <w:szCs w:val="24"/>
+        </w:rPr>
+        <w:t>/{ASIR1,ASIR2,ASIR3,ASIR4}</w:t>
+        <w:br/>
+        <w:br/>
+        <w:t># Crear ISO en ASIR1 y ASO en ASIR2 en una sola línea</w:t>
+        <w:br/>
+        <w:t>mkdir -p AndreaSoriano/ASIR1/ISO AndreaSoriano/ASIR2/ASO</w:t>
       </w:r>
     </w:p>
     <w:p>
@@ -1184,7 +1180,17 @@
           <w:sz w:val="24"/>
           <w:szCs w:val="24"/>
         </w:rPr>
-        <w:t>ls -R AlumnoNombre</w:t>
+        <w:t xml:space="preserve">ls -R  </w:t>
+      </w:r>
+      <w:r>
+        <w:rPr>
+          <w:rFonts w:cs="Arial" w:ascii="Arial" w:hAnsi="Arial"/>
+          <w:b/>
+          <w:bCs/>
+          <w:sz w:val="24"/>
+          <w:szCs w:val="24"/>
+        </w:rPr>
+        <w:t>AndreaSoriano</w:t>
       </w:r>
     </w:p>
     <w:p>
@@ -1231,6 +1237,394 @@
     <w:p>
       <w:pPr>
         <w:pStyle w:val="ListParagraph"/>
+        <w:bidi w:val="0"/>
+        <w:jc w:val="both"/>
+        <w:rPr>
+          <w:rFonts w:ascii="Arial" w:hAnsi="Arial" w:cs="Arial"/>
+          <w:b/>
+          <w:bCs/>
+          <w:sz w:val="24"/>
+          <w:szCs w:val="24"/>
+        </w:rPr>
+      </w:pPr>
+      <w:r>
+        <w:rPr>
+          <w:rFonts w:cs="Arial" w:ascii="Arial" w:hAnsi="Arial"/>
+          <w:b/>
+          <w:bCs/>
+          <w:sz w:val="24"/>
+          <w:szCs w:val="24"/>
+        </w:rPr>
+        <w:t># Crear los archivos en el home del usuario</w:t>
+      </w:r>
+    </w:p>
+    <w:p>
+      <w:pPr>
+        <w:pStyle w:val="ListParagraph"/>
+        <w:bidi w:val="0"/>
+        <w:jc w:val="both"/>
+        <w:rPr>
+          <w:rFonts w:ascii="Arial" w:hAnsi="Arial" w:cs="Arial"/>
+          <w:b/>
+          <w:bCs/>
+          <w:sz w:val="24"/>
+          <w:szCs w:val="24"/>
+        </w:rPr>
+      </w:pPr>
+      <w:r>
+        <w:rPr>
+          <w:rFonts w:cs="Arial" w:ascii="Arial" w:hAnsi="Arial"/>
+          <w:b/>
+          <w:bCs/>
+          <w:sz w:val="24"/>
+          <w:szCs w:val="24"/>
+        </w:rPr>
+        <w:t>touch txt1 txt2 txt3 txt4</w:t>
+      </w:r>
+    </w:p>
+    <w:p>
+      <w:pPr>
+        <w:pStyle w:val="ListParagraph"/>
+        <w:bidi w:val="0"/>
+        <w:jc w:val="both"/>
+        <w:rPr>
+          <w:rFonts w:ascii="Arial" w:hAnsi="Arial" w:cs="Arial"/>
+          <w:b/>
+          <w:bCs/>
+          <w:sz w:val="24"/>
+          <w:szCs w:val="24"/>
+        </w:rPr>
+      </w:pPr>
+      <w:r>
+        <w:rPr>
+          <w:rFonts w:cs="Arial" w:ascii="Arial" w:hAnsi="Arial"/>
+          <w:b/>
+          <w:bCs/>
+          <w:sz w:val="24"/>
+          <w:szCs w:val="24"/>
+        </w:rPr>
+      </w:r>
+    </w:p>
+    <w:p>
+      <w:pPr>
+        <w:pStyle w:val="ListParagraph"/>
+        <w:bidi w:val="0"/>
+        <w:jc w:val="both"/>
+        <w:rPr>
+          <w:rFonts w:ascii="Arial" w:hAnsi="Arial" w:cs="Arial"/>
+          <w:b/>
+          <w:bCs/>
+          <w:sz w:val="24"/>
+          <w:szCs w:val="24"/>
+        </w:rPr>
+      </w:pPr>
+      <w:r>
+        <w:rPr>
+          <w:rFonts w:cs="Arial" w:ascii="Arial" w:hAnsi="Arial"/>
+          <w:b/>
+          <w:bCs/>
+          <w:sz w:val="24"/>
+          <w:szCs w:val="24"/>
+        </w:rPr>
+        <w:t># Copiar archivos a ASIR1 mostrando el proceso (-v = verbose)</w:t>
+      </w:r>
+    </w:p>
+    <w:p>
+      <w:pPr>
+        <w:pStyle w:val="ListParagraph"/>
+        <w:bidi w:val="0"/>
+        <w:jc w:val="both"/>
+        <w:rPr>
+          <w:rFonts w:ascii="Arial" w:hAnsi="Arial" w:cs="Arial"/>
+          <w:b/>
+          <w:bCs/>
+          <w:sz w:val="24"/>
+          <w:szCs w:val="24"/>
+        </w:rPr>
+      </w:pPr>
+      <w:r>
+        <w:rPr>
+          <w:rFonts w:cs="Arial" w:ascii="Arial" w:hAnsi="Arial"/>
+          <w:b/>
+          <w:bCs/>
+          <w:sz w:val="24"/>
+          <w:szCs w:val="24"/>
+        </w:rPr>
+        <w:t>cp -v txt1 txt2 txt3 txt4 ~/</w:t>
+      </w:r>
+      <w:r>
+        <w:rPr>
+          <w:rFonts w:cs="Arial" w:ascii="Arial" w:hAnsi="Arial"/>
+          <w:b/>
+          <w:bCs/>
+          <w:sz w:val="24"/>
+          <w:szCs w:val="24"/>
+        </w:rPr>
+        <w:t>AndreaSoriano</w:t>
+      </w:r>
+      <w:r>
+        <w:rPr>
+          <w:rFonts w:cs="Arial" w:ascii="Arial" w:hAnsi="Arial"/>
+          <w:b/>
+          <w:bCs/>
+          <w:sz w:val="24"/>
+          <w:szCs w:val="24"/>
+        </w:rPr>
+        <w:t>/ASIR1/</w:t>
+      </w:r>
+    </w:p>
+    <w:p>
+      <w:pPr>
+        <w:pStyle w:val="ListParagraph"/>
+        <w:bidi w:val="0"/>
+        <w:jc w:val="both"/>
+        <w:rPr>
+          <w:rFonts w:ascii="Arial" w:hAnsi="Arial" w:cs="Arial"/>
+          <w:b/>
+          <w:bCs/>
+          <w:sz w:val="24"/>
+          <w:szCs w:val="24"/>
+        </w:rPr>
+      </w:pPr>
+      <w:r>
+        <w:rPr>
+          <w:rFonts w:cs="Arial" w:ascii="Arial" w:hAnsi="Arial"/>
+          <w:b/>
+          <w:bCs/>
+          <w:sz w:val="24"/>
+          <w:szCs w:val="24"/>
+        </w:rPr>
+      </w:r>
+    </w:p>
+    <w:p>
+      <w:pPr>
+        <w:pStyle w:val="ListParagraph"/>
+        <w:bidi w:val="0"/>
+        <w:jc w:val="both"/>
+        <w:rPr>
+          <w:rFonts w:ascii="Arial" w:hAnsi="Arial" w:cs="Arial"/>
+          <w:b/>
+          <w:bCs/>
+          <w:sz w:val="24"/>
+          <w:szCs w:val="24"/>
+        </w:rPr>
+      </w:pPr>
+      <w:r>
+        <w:rPr>
+          <w:rFonts w:cs="Arial" w:ascii="Arial" w:hAnsi="Arial"/>
+          <w:b/>
+          <w:bCs/>
+          <w:sz w:val="24"/>
+          <w:szCs w:val="24"/>
+        </w:rPr>
+        <w:t># Copiar archivos a ASIR2 mostrando el proceso</w:t>
+      </w:r>
+    </w:p>
+    <w:p>
+      <w:pPr>
+        <w:pStyle w:val="ListParagraph"/>
+        <w:bidi w:val="0"/>
+        <w:jc w:val="both"/>
+        <w:rPr>
+          <w:rFonts w:ascii="Arial" w:hAnsi="Arial" w:cs="Arial"/>
+          <w:b/>
+          <w:bCs/>
+          <w:sz w:val="24"/>
+          <w:szCs w:val="24"/>
+        </w:rPr>
+      </w:pPr>
+      <w:r>
+        <w:rPr>
+          <w:rFonts w:cs="Arial" w:ascii="Arial" w:hAnsi="Arial"/>
+          <w:b/>
+          <w:bCs/>
+          <w:sz w:val="24"/>
+          <w:szCs w:val="24"/>
+        </w:rPr>
+        <w:t>cp -v txt1 txt2 txt3 txt4 ~/</w:t>
+      </w:r>
+      <w:r>
+        <w:rPr>
+          <w:rFonts w:cs="Arial" w:ascii="Arial" w:hAnsi="Arial"/>
+          <w:b/>
+          <w:bCs/>
+          <w:sz w:val="24"/>
+          <w:szCs w:val="24"/>
+        </w:rPr>
+        <w:t>AndreaSoriano</w:t>
+      </w:r>
+      <w:r>
+        <w:rPr>
+          <w:rFonts w:cs="Arial" w:ascii="Arial" w:hAnsi="Arial"/>
+          <w:b/>
+          <w:bCs/>
+          <w:sz w:val="24"/>
+          <w:szCs w:val="24"/>
+        </w:rPr>
+        <w:t>/ASIR2/</w:t>
+      </w:r>
+    </w:p>
+    <w:p>
+      <w:pPr>
+        <w:pStyle w:val="ListParagraph"/>
+        <w:bidi w:val="0"/>
+        <w:jc w:val="both"/>
+        <w:rPr>
+          <w:rFonts w:ascii="Arial" w:hAnsi="Arial" w:cs="Arial"/>
+          <w:b/>
+          <w:bCs/>
+          <w:sz w:val="24"/>
+          <w:szCs w:val="24"/>
+        </w:rPr>
+      </w:pPr>
+      <w:r>
+        <w:rPr>
+          <w:rFonts w:cs="Arial" w:ascii="Arial" w:hAnsi="Arial"/>
+          <w:b/>
+          <w:bCs/>
+          <w:sz w:val="24"/>
+          <w:szCs w:val="24"/>
+        </w:rPr>
+      </w:r>
+    </w:p>
+    <w:p>
+      <w:pPr>
+        <w:pStyle w:val="ListParagraph"/>
+        <w:bidi w:val="0"/>
+        <w:jc w:val="both"/>
+        <w:rPr>
+          <w:rFonts w:ascii="Arial" w:hAnsi="Arial" w:cs="Arial"/>
+          <w:b/>
+          <w:bCs/>
+          <w:sz w:val="24"/>
+          <w:szCs w:val="24"/>
+        </w:rPr>
+      </w:pPr>
+      <w:r>
+        <w:rPr>
+          <w:rFonts w:cs="Arial" w:ascii="Arial" w:hAnsi="Arial"/>
+          <w:b/>
+          <w:bCs/>
+          <w:sz w:val="24"/>
+          <w:szCs w:val="24"/>
+        </w:rPr>
+        <w:t># Verificar los archivos copiados</w:t>
+      </w:r>
+    </w:p>
+    <w:p>
+      <w:pPr>
+        <w:pStyle w:val="ListParagraph"/>
+        <w:bidi w:val="0"/>
+        <w:jc w:val="both"/>
+        <w:rPr>
+          <w:rFonts w:ascii="Arial" w:hAnsi="Arial" w:cs="Arial"/>
+          <w:b/>
+          <w:bCs/>
+          <w:sz w:val="24"/>
+          <w:szCs w:val="24"/>
+        </w:rPr>
+      </w:pPr>
+      <w:r>
+        <w:rPr>
+          <w:rFonts w:cs="Arial" w:ascii="Arial" w:hAnsi="Arial"/>
+          <w:b/>
+          <w:bCs/>
+          <w:sz w:val="24"/>
+          <w:szCs w:val="24"/>
+        </w:rPr>
+        <w:t>ls -la ~/</w:t>
+      </w:r>
+      <w:r>
+        <w:rPr>
+          <w:rFonts w:cs="Arial" w:ascii="Arial" w:hAnsi="Arial"/>
+          <w:b/>
+          <w:bCs/>
+          <w:sz w:val="24"/>
+          <w:szCs w:val="24"/>
+        </w:rPr>
+        <w:t>AndreaSoriano</w:t>
+      </w:r>
+      <w:r>
+        <w:rPr>
+          <w:rFonts w:cs="Arial" w:ascii="Arial" w:hAnsi="Arial"/>
+          <w:b/>
+          <w:bCs/>
+          <w:sz w:val="24"/>
+          <w:szCs w:val="24"/>
+        </w:rPr>
+        <w:t>/ASIR1/</w:t>
+      </w:r>
+    </w:p>
+    <w:p>
+      <w:pPr>
+        <w:pStyle w:val="ListParagraph"/>
+        <w:bidi w:val="0"/>
+        <w:jc w:val="both"/>
+        <w:rPr>
+          <w:rFonts w:ascii="Arial" w:hAnsi="Arial" w:cs="Arial"/>
+          <w:b/>
+          <w:bCs/>
+          <w:sz w:val="24"/>
+          <w:szCs w:val="24"/>
+        </w:rPr>
+      </w:pPr>
+      <w:r>
+        <w:rPr>
+          <w:rFonts w:cs="Arial" w:ascii="Arial" w:hAnsi="Arial"/>
+          <w:b/>
+          <w:bCs/>
+          <w:sz w:val="24"/>
+          <w:szCs w:val="24"/>
+        </w:rPr>
+        <w:t>ls -la ~/</w:t>
+      </w:r>
+      <w:r>
+        <w:rPr>
+          <w:rFonts w:cs="Arial" w:ascii="Arial" w:hAnsi="Arial"/>
+          <w:b/>
+          <w:bCs/>
+          <w:sz w:val="24"/>
+          <w:szCs w:val="24"/>
+        </w:rPr>
+        <w:t>AndreaSoriano</w:t>
+      </w:r>
+      <w:r>
+        <w:rPr>
+          <w:rFonts w:cs="Arial" w:ascii="Arial" w:hAnsi="Arial"/>
+          <w:b/>
+          <w:bCs/>
+          <w:sz w:val="24"/>
+          <w:szCs w:val="24"/>
+        </w:rPr>
+        <w:t>/ASIR2/</w:t>
+      </w:r>
+    </w:p>
+    <w:p>
+      <w:pPr>
+        <w:pStyle w:val="ListParagraph"/>
+        <w:bidi w:val="0"/>
+        <w:jc w:val="both"/>
+        <w:rPr>
+          <w:rFonts w:ascii="Arial" w:hAnsi="Arial" w:cs="Arial"/>
+          <w:b/>
+          <w:bCs/>
+          <w:sz w:val="24"/>
+          <w:szCs w:val="24"/>
+        </w:rPr>
+      </w:pPr>
+      <w:r>
+        <w:rPr>
+          <w:rFonts w:cs="Arial" w:ascii="Arial" w:hAnsi="Arial"/>
+          <w:b/>
+          <w:bCs/>
+          <w:sz w:val="24"/>
+          <w:szCs w:val="24"/>
+        </w:rPr>
+      </w:r>
+    </w:p>
+    <w:p>
+      <w:pPr>
+        <w:pStyle w:val="ListParagraph"/>
         <w:numPr>
           <w:ilvl w:val="0"/>
           <w:numId w:val="2"/>
@@ -1288,6 +1682,476 @@
     <w:p>
       <w:pPr>
         <w:pStyle w:val="ListParagraph"/>
+        <w:bidi w:val="0"/>
+        <w:jc w:val="both"/>
+        <w:rPr>
+          <w:rFonts w:ascii="Arial" w:hAnsi="Arial" w:cs="Arial"/>
+          <w:b/>
+          <w:bCs/>
+          <w:sz w:val="24"/>
+          <w:szCs w:val="24"/>
+        </w:rPr>
+      </w:pPr>
+      <w:r>
+        <w:rPr>
+          <w:rFonts w:cs="Arial" w:ascii="Arial" w:hAnsi="Arial"/>
+          <w:b/>
+          <w:bCs/>
+          <w:sz w:val="24"/>
+          <w:szCs w:val="24"/>
+        </w:rPr>
+        <w:t># txt1: Contiene la ayuda de un comando (ejemplo: ls)</w:t>
+      </w:r>
+    </w:p>
+    <w:p>
+      <w:pPr>
+        <w:pStyle w:val="ListParagraph"/>
+        <w:bidi w:val="0"/>
+        <w:jc w:val="both"/>
+        <w:rPr>
+          <w:rFonts w:ascii="Arial" w:hAnsi="Arial" w:cs="Arial"/>
+          <w:b/>
+          <w:bCs/>
+          <w:sz w:val="24"/>
+          <w:szCs w:val="24"/>
+        </w:rPr>
+      </w:pPr>
+      <w:r>
+        <w:rPr>
+          <w:rFonts w:cs="Arial" w:ascii="Arial" w:hAnsi="Arial"/>
+          <w:b/>
+          <w:bCs/>
+          <w:sz w:val="24"/>
+          <w:szCs w:val="24"/>
+        </w:rPr>
+        <w:t>ls --help &gt; txt1</w:t>
+      </w:r>
+    </w:p>
+    <w:p>
+      <w:pPr>
+        <w:pStyle w:val="ListParagraph"/>
+        <w:bidi w:val="0"/>
+        <w:jc w:val="both"/>
+        <w:rPr>
+          <w:rFonts w:ascii="Arial" w:hAnsi="Arial" w:cs="Arial"/>
+          <w:b/>
+          <w:bCs/>
+          <w:sz w:val="24"/>
+          <w:szCs w:val="24"/>
+        </w:rPr>
+      </w:pPr>
+      <w:r>
+        <w:rPr>
+          <w:rFonts w:cs="Arial" w:ascii="Arial" w:hAnsi="Arial"/>
+          <w:b/>
+          <w:bCs/>
+          <w:sz w:val="24"/>
+          <w:szCs w:val="24"/>
+        </w:rPr>
+      </w:r>
+    </w:p>
+    <w:p>
+      <w:pPr>
+        <w:pStyle w:val="ListParagraph"/>
+        <w:bidi w:val="0"/>
+        <w:jc w:val="both"/>
+        <w:rPr>
+          <w:rFonts w:ascii="Arial" w:hAnsi="Arial" w:cs="Arial"/>
+          <w:b/>
+          <w:bCs/>
+          <w:sz w:val="24"/>
+          <w:szCs w:val="24"/>
+        </w:rPr>
+      </w:pPr>
+      <w:r>
+        <w:rPr>
+          <w:rFonts w:cs="Arial" w:ascii="Arial" w:hAnsi="Arial"/>
+          <w:b/>
+          <w:bCs/>
+          <w:sz w:val="24"/>
+          <w:szCs w:val="24"/>
+        </w:rPr>
+        <w:t># txt2: Contiene el nombre del equipo</w:t>
+      </w:r>
+    </w:p>
+    <w:p>
+      <w:pPr>
+        <w:pStyle w:val="ListParagraph"/>
+        <w:bidi w:val="0"/>
+        <w:jc w:val="both"/>
+        <w:rPr>
+          <w:rFonts w:ascii="Arial" w:hAnsi="Arial" w:cs="Arial"/>
+          <w:b/>
+          <w:bCs/>
+          <w:sz w:val="24"/>
+          <w:szCs w:val="24"/>
+        </w:rPr>
+      </w:pPr>
+      <w:r>
+        <w:rPr>
+          <w:rFonts w:cs="Arial" w:ascii="Arial" w:hAnsi="Arial"/>
+          <w:b/>
+          <w:bCs/>
+          <w:sz w:val="24"/>
+          <w:szCs w:val="24"/>
+        </w:rPr>
+        <w:t>hostname &gt; txt2</w:t>
+      </w:r>
+    </w:p>
+    <w:p>
+      <w:pPr>
+        <w:pStyle w:val="ListParagraph"/>
+        <w:bidi w:val="0"/>
+        <w:jc w:val="both"/>
+        <w:rPr>
+          <w:rFonts w:ascii="Arial" w:hAnsi="Arial" w:cs="Arial"/>
+          <w:b/>
+          <w:bCs/>
+          <w:sz w:val="24"/>
+          <w:szCs w:val="24"/>
+        </w:rPr>
+      </w:pPr>
+      <w:r>
+        <w:rPr>
+          <w:rFonts w:cs="Arial" w:ascii="Arial" w:hAnsi="Arial"/>
+          <w:b/>
+          <w:bCs/>
+          <w:sz w:val="24"/>
+          <w:szCs w:val="24"/>
+        </w:rPr>
+      </w:r>
+    </w:p>
+    <w:p>
+      <w:pPr>
+        <w:pStyle w:val="ListParagraph"/>
+        <w:bidi w:val="0"/>
+        <w:jc w:val="both"/>
+        <w:rPr>
+          <w:rFonts w:ascii="Arial" w:hAnsi="Arial" w:cs="Arial"/>
+          <w:b/>
+          <w:bCs/>
+          <w:sz w:val="24"/>
+          <w:szCs w:val="24"/>
+        </w:rPr>
+      </w:pPr>
+      <w:r>
+        <w:rPr>
+          <w:rFonts w:cs="Arial" w:ascii="Arial" w:hAnsi="Arial"/>
+          <w:b/>
+          <w:bCs/>
+          <w:sz w:val="24"/>
+          <w:szCs w:val="24"/>
+        </w:rPr>
+        <w:t># txt3: Contiene la fecha y hora</w:t>
+      </w:r>
+    </w:p>
+    <w:p>
+      <w:pPr>
+        <w:pStyle w:val="ListParagraph"/>
+        <w:bidi w:val="0"/>
+        <w:jc w:val="both"/>
+        <w:rPr>
+          <w:rFonts w:ascii="Arial" w:hAnsi="Arial" w:cs="Arial"/>
+          <w:b/>
+          <w:bCs/>
+          <w:sz w:val="24"/>
+          <w:szCs w:val="24"/>
+        </w:rPr>
+      </w:pPr>
+      <w:r>
+        <w:rPr>
+          <w:rFonts w:cs="Arial" w:ascii="Arial" w:hAnsi="Arial"/>
+          <w:b/>
+          <w:bCs/>
+          <w:sz w:val="24"/>
+          <w:szCs w:val="24"/>
+        </w:rPr>
+        <w:t>date '+%d/%m/%Y %H:%M:%S' &gt; txt3</w:t>
+      </w:r>
+    </w:p>
+    <w:p>
+      <w:pPr>
+        <w:pStyle w:val="ListParagraph"/>
+        <w:bidi w:val="0"/>
+        <w:jc w:val="both"/>
+        <w:rPr>
+          <w:rFonts w:ascii="Arial" w:hAnsi="Arial" w:cs="Arial"/>
+          <w:b/>
+          <w:bCs/>
+          <w:sz w:val="24"/>
+          <w:szCs w:val="24"/>
+        </w:rPr>
+      </w:pPr>
+      <w:r>
+        <w:rPr>
+          <w:rFonts w:cs="Arial" w:ascii="Arial" w:hAnsi="Arial"/>
+          <w:b/>
+          <w:bCs/>
+          <w:sz w:val="24"/>
+          <w:szCs w:val="24"/>
+        </w:rPr>
+      </w:r>
+    </w:p>
+    <w:p>
+      <w:pPr>
+        <w:pStyle w:val="ListParagraph"/>
+        <w:bidi w:val="0"/>
+        <w:jc w:val="both"/>
+        <w:rPr>
+          <w:rFonts w:ascii="Arial" w:hAnsi="Arial" w:cs="Arial"/>
+          <w:b/>
+          <w:bCs/>
+          <w:sz w:val="24"/>
+          <w:szCs w:val="24"/>
+        </w:rPr>
+      </w:pPr>
+      <w:r>
+        <w:rPr>
+          <w:rFonts w:cs="Arial" w:ascii="Arial" w:hAnsi="Arial"/>
+          <w:b/>
+          <w:bCs/>
+          <w:sz w:val="24"/>
+          <w:szCs w:val="24"/>
+        </w:rPr>
+        <w:t># txt4: Contiene el manual de un comando (ejemplo: mkdir)</w:t>
+      </w:r>
+    </w:p>
+    <w:p>
+      <w:pPr>
+        <w:pStyle w:val="ListParagraph"/>
+        <w:bidi w:val="0"/>
+        <w:jc w:val="both"/>
+        <w:rPr>
+          <w:rFonts w:ascii="Arial" w:hAnsi="Arial" w:cs="Arial"/>
+          <w:b/>
+          <w:bCs/>
+          <w:sz w:val="24"/>
+          <w:szCs w:val="24"/>
+        </w:rPr>
+      </w:pPr>
+      <w:r>
+        <w:rPr>
+          <w:rFonts w:cs="Arial" w:ascii="Arial" w:hAnsi="Arial"/>
+          <w:b/>
+          <w:bCs/>
+          <w:sz w:val="24"/>
+          <w:szCs w:val="24"/>
+        </w:rPr>
+        <w:t>man mkdir &gt; txt4</w:t>
+      </w:r>
+    </w:p>
+    <w:p>
+      <w:pPr>
+        <w:pStyle w:val="ListParagraph"/>
+        <w:bidi w:val="0"/>
+        <w:jc w:val="both"/>
+        <w:rPr>
+          <w:rFonts w:ascii="Arial" w:hAnsi="Arial" w:cs="Arial"/>
+          <w:b/>
+          <w:bCs/>
+          <w:sz w:val="24"/>
+          <w:szCs w:val="24"/>
+        </w:rPr>
+      </w:pPr>
+      <w:r>
+        <w:rPr>
+          <w:rFonts w:cs="Arial" w:ascii="Arial" w:hAnsi="Arial"/>
+          <w:b/>
+          <w:bCs/>
+          <w:sz w:val="24"/>
+          <w:szCs w:val="24"/>
+        </w:rPr>
+        <w:t># O usar help para comandos internos:</w:t>
+      </w:r>
+    </w:p>
+    <w:p>
+      <w:pPr>
+        <w:pStyle w:val="ListParagraph"/>
+        <w:bidi w:val="0"/>
+        <w:jc w:val="both"/>
+        <w:rPr>
+          <w:rFonts w:ascii="Arial" w:hAnsi="Arial" w:cs="Arial"/>
+          <w:b/>
+          <w:bCs/>
+          <w:sz w:val="24"/>
+          <w:szCs w:val="24"/>
+        </w:rPr>
+      </w:pPr>
+      <w:r>
+        <w:rPr>
+          <w:rFonts w:cs="Arial" w:ascii="Arial" w:hAnsi="Arial"/>
+          <w:b/>
+          <w:bCs/>
+          <w:sz w:val="24"/>
+          <w:szCs w:val="24"/>
+        </w:rPr>
+        <w:t>help cd &gt; txt4</w:t>
+      </w:r>
+    </w:p>
+    <w:p>
+      <w:pPr>
+        <w:pStyle w:val="ListParagraph"/>
+        <w:bidi w:val="0"/>
+        <w:jc w:val="both"/>
+        <w:rPr>
+          <w:rFonts w:ascii="Arial" w:hAnsi="Arial" w:cs="Arial"/>
+          <w:b/>
+          <w:bCs/>
+          <w:sz w:val="24"/>
+          <w:szCs w:val="24"/>
+        </w:rPr>
+      </w:pPr>
+      <w:r>
+        <w:rPr>
+          <w:rFonts w:cs="Arial" w:ascii="Arial" w:hAnsi="Arial"/>
+          <w:b/>
+          <w:bCs/>
+          <w:sz w:val="24"/>
+          <w:szCs w:val="24"/>
+        </w:rPr>
+      </w:r>
+    </w:p>
+    <w:p>
+      <w:pPr>
+        <w:pStyle w:val="ListParagraph"/>
+        <w:bidi w:val="0"/>
+        <w:jc w:val="both"/>
+        <w:rPr>
+          <w:rFonts w:ascii="Arial" w:hAnsi="Arial" w:cs="Arial"/>
+          <w:b/>
+          <w:bCs/>
+          <w:sz w:val="24"/>
+          <w:szCs w:val="24"/>
+        </w:rPr>
+      </w:pPr>
+      <w:r>
+        <w:rPr>
+          <w:rFonts w:cs="Arial" w:ascii="Arial" w:hAnsi="Arial"/>
+          <w:b/>
+          <w:bCs/>
+          <w:sz w:val="24"/>
+          <w:szCs w:val="24"/>
+        </w:rPr>
+        <w:t># Verificar el contenido de los archivos</w:t>
+      </w:r>
+    </w:p>
+    <w:p>
+      <w:pPr>
+        <w:pStyle w:val="ListParagraph"/>
+        <w:bidi w:val="0"/>
+        <w:jc w:val="both"/>
+        <w:rPr>
+          <w:rFonts w:ascii="Arial" w:hAnsi="Arial" w:cs="Arial"/>
+          <w:b/>
+          <w:bCs/>
+          <w:sz w:val="24"/>
+          <w:szCs w:val="24"/>
+        </w:rPr>
+      </w:pPr>
+      <w:r>
+        <w:rPr>
+          <w:rFonts w:cs="Arial" w:ascii="Arial" w:hAnsi="Arial"/>
+          <w:b/>
+          <w:bCs/>
+          <w:sz w:val="24"/>
+          <w:szCs w:val="24"/>
+        </w:rPr>
+        <w:t>cat txt1</w:t>
+      </w:r>
+    </w:p>
+    <w:p>
+      <w:pPr>
+        <w:pStyle w:val="ListParagraph"/>
+        <w:bidi w:val="0"/>
+        <w:jc w:val="both"/>
+        <w:rPr>
+          <w:rFonts w:ascii="Arial" w:hAnsi="Arial" w:cs="Arial"/>
+          <w:b/>
+          <w:bCs/>
+          <w:sz w:val="24"/>
+          <w:szCs w:val="24"/>
+        </w:rPr>
+      </w:pPr>
+      <w:r>
+        <w:rPr>
+          <w:rFonts w:cs="Arial" w:ascii="Arial" w:hAnsi="Arial"/>
+          <w:b/>
+          <w:bCs/>
+          <w:sz w:val="24"/>
+          <w:szCs w:val="24"/>
+        </w:rPr>
+        <w:t>cat txt2</w:t>
+      </w:r>
+    </w:p>
+    <w:p>
+      <w:pPr>
+        <w:pStyle w:val="ListParagraph"/>
+        <w:bidi w:val="0"/>
+        <w:jc w:val="both"/>
+        <w:rPr>
+          <w:rFonts w:ascii="Arial" w:hAnsi="Arial" w:cs="Arial"/>
+          <w:b/>
+          <w:bCs/>
+          <w:sz w:val="24"/>
+          <w:szCs w:val="24"/>
+        </w:rPr>
+      </w:pPr>
+      <w:r>
+        <w:rPr>
+          <w:rFonts w:cs="Arial" w:ascii="Arial" w:hAnsi="Arial"/>
+          <w:b/>
+          <w:bCs/>
+          <w:sz w:val="24"/>
+          <w:szCs w:val="24"/>
+        </w:rPr>
+        <w:t>cat txt3</w:t>
+      </w:r>
+    </w:p>
+    <w:p>
+      <w:pPr>
+        <w:pStyle w:val="ListParagraph"/>
+        <w:bidi w:val="0"/>
+        <w:jc w:val="both"/>
+        <w:rPr>
+          <w:rFonts w:ascii="Arial" w:hAnsi="Arial" w:cs="Arial"/>
+          <w:b/>
+          <w:bCs/>
+          <w:sz w:val="24"/>
+          <w:szCs w:val="24"/>
+        </w:rPr>
+      </w:pPr>
+      <w:r>
+        <w:rPr>
+          <w:rFonts w:cs="Arial" w:ascii="Arial" w:hAnsi="Arial"/>
+          <w:b/>
+          <w:bCs/>
+          <w:sz w:val="24"/>
+          <w:szCs w:val="24"/>
+        </w:rPr>
+        <w:t>head -20 txt4</w:t>
+      </w:r>
+    </w:p>
+    <w:p>
+      <w:pPr>
+        <w:pStyle w:val="ListParagraph"/>
+        <w:jc w:val="both"/>
+        <w:rPr>
+          <w:rFonts w:ascii="Arial" w:hAnsi="Arial" w:cs="Arial"/>
+          <w:sz w:val="24"/>
+          <w:szCs w:val="24"/>
+        </w:rPr>
+      </w:pPr>
+      <w:r>
+        <w:rPr>
+          <w:rFonts w:cs="Arial" w:ascii="Arial" w:hAnsi="Arial"/>
+          <w:sz w:val="24"/>
+          <w:szCs w:val="24"/>
+        </w:rPr>
+      </w:r>
+    </w:p>
+    <w:p>
+      <w:pPr>
+        <w:pStyle w:val="ListParagraph"/>
         <w:numPr>
           <w:ilvl w:val="0"/>
           <w:numId w:val="2"/>
@@ -1311,6 +2175,238 @@
     <w:p>
       <w:pPr>
         <w:pStyle w:val="ListParagraph"/>
+        <w:bidi w:val="0"/>
+        <w:jc w:val="both"/>
+        <w:rPr>
+          <w:rFonts w:ascii="Arial" w:hAnsi="Arial" w:cs="Arial"/>
+          <w:b/>
+          <w:bCs/>
+          <w:sz w:val="24"/>
+          <w:szCs w:val="24"/>
+        </w:rPr>
+      </w:pPr>
+      <w:r>
+        <w:rPr>
+          <w:rFonts w:cs="Arial" w:ascii="Arial" w:hAnsi="Arial"/>
+          <w:b/>
+          <w:bCs/>
+          <w:sz w:val="24"/>
+          <w:szCs w:val="24"/>
+        </w:rPr>
+        <w:t># Mover el directorio ASIR4 dentro de ASIR1 con el nombre PAR</w:t>
+      </w:r>
+    </w:p>
+    <w:p>
+      <w:pPr>
+        <w:pStyle w:val="ListParagraph"/>
+        <w:bidi w:val="0"/>
+        <w:jc w:val="both"/>
+        <w:rPr>
+          <w:rFonts w:ascii="Arial" w:hAnsi="Arial" w:cs="Arial"/>
+          <w:b/>
+          <w:bCs/>
+          <w:sz w:val="24"/>
+          <w:szCs w:val="24"/>
+        </w:rPr>
+      </w:pPr>
+      <w:r>
+        <w:rPr>
+          <w:rFonts w:cs="Arial" w:ascii="Arial" w:hAnsi="Arial"/>
+          <w:b/>
+          <w:bCs/>
+          <w:sz w:val="24"/>
+          <w:szCs w:val="24"/>
+        </w:rPr>
+        <w:t>mv ~/AlumnoNombre/ASIR4 ~/AlumnoNombre/ASIR1/PAR</w:t>
+      </w:r>
+    </w:p>
+    <w:p>
+      <w:pPr>
+        <w:pStyle w:val="ListParagraph"/>
+        <w:bidi w:val="0"/>
+        <w:jc w:val="both"/>
+        <w:rPr>
+          <w:rFonts w:ascii="Arial" w:hAnsi="Arial" w:cs="Arial"/>
+          <w:b/>
+          <w:bCs/>
+          <w:sz w:val="24"/>
+          <w:szCs w:val="24"/>
+        </w:rPr>
+      </w:pPr>
+      <w:r>
+        <w:rPr>
+          <w:rFonts w:cs="Arial" w:ascii="Arial" w:hAnsi="Arial"/>
+          <w:b/>
+          <w:bCs/>
+          <w:sz w:val="24"/>
+          <w:szCs w:val="24"/>
+        </w:rPr>
+      </w:r>
+    </w:p>
+    <w:p>
+      <w:pPr>
+        <w:pStyle w:val="ListParagraph"/>
+        <w:bidi w:val="0"/>
+        <w:jc w:val="both"/>
+        <w:rPr>
+          <w:rFonts w:ascii="Arial" w:hAnsi="Arial" w:cs="Arial"/>
+          <w:b/>
+          <w:bCs/>
+          <w:sz w:val="24"/>
+          <w:szCs w:val="24"/>
+        </w:rPr>
+      </w:pPr>
+      <w:r>
+        <w:rPr>
+          <w:rFonts w:cs="Arial" w:ascii="Arial" w:hAnsi="Arial"/>
+          <w:b/>
+          <w:bCs/>
+          <w:sz w:val="24"/>
+          <w:szCs w:val="24"/>
+        </w:rPr>
+        <w:t># Mover txt3 y txt4 al nuevo directorio con nombres 'Texto3' y 'Texto4'</w:t>
+      </w:r>
+    </w:p>
+    <w:p>
+      <w:pPr>
+        <w:pStyle w:val="ListParagraph"/>
+        <w:bidi w:val="0"/>
+        <w:jc w:val="both"/>
+        <w:rPr>
+          <w:rFonts w:ascii="Arial" w:hAnsi="Arial" w:cs="Arial"/>
+          <w:b/>
+          <w:bCs/>
+          <w:sz w:val="24"/>
+          <w:szCs w:val="24"/>
+        </w:rPr>
+      </w:pPr>
+      <w:r>
+        <w:rPr>
+          <w:rFonts w:cs="Arial" w:ascii="Arial" w:hAnsi="Arial"/>
+          <w:b/>
+          <w:bCs/>
+          <w:sz w:val="24"/>
+          <w:szCs w:val="24"/>
+        </w:rPr>
+        <w:t>mv ~/txt3 ~/AlumnoNombre/ASIR1/PAR/Texto3</w:t>
+      </w:r>
+    </w:p>
+    <w:p>
+      <w:pPr>
+        <w:pStyle w:val="ListParagraph"/>
+        <w:bidi w:val="0"/>
+        <w:jc w:val="both"/>
+        <w:rPr>
+          <w:rFonts w:ascii="Arial" w:hAnsi="Arial" w:cs="Arial"/>
+          <w:b/>
+          <w:bCs/>
+          <w:sz w:val="24"/>
+          <w:szCs w:val="24"/>
+        </w:rPr>
+      </w:pPr>
+      <w:r>
+        <w:rPr>
+          <w:rFonts w:cs="Arial" w:ascii="Arial" w:hAnsi="Arial"/>
+          <w:b/>
+          <w:bCs/>
+          <w:sz w:val="24"/>
+          <w:szCs w:val="24"/>
+        </w:rPr>
+        <w:t>mv ~/txt4 ~/AlumnoNombre/ASIR1/PAR/Texto4</w:t>
+      </w:r>
+    </w:p>
+    <w:p>
+      <w:pPr>
+        <w:pStyle w:val="ListParagraph"/>
+        <w:bidi w:val="0"/>
+        <w:jc w:val="both"/>
+        <w:rPr>
+          <w:rFonts w:ascii="Arial" w:hAnsi="Arial" w:cs="Arial"/>
+          <w:b/>
+          <w:bCs/>
+          <w:sz w:val="24"/>
+          <w:szCs w:val="24"/>
+        </w:rPr>
+      </w:pPr>
+      <w:r>
+        <w:rPr>
+          <w:rFonts w:cs="Arial" w:ascii="Arial" w:hAnsi="Arial"/>
+          <w:b/>
+          <w:bCs/>
+          <w:sz w:val="24"/>
+          <w:szCs w:val="24"/>
+        </w:rPr>
+      </w:r>
+    </w:p>
+    <w:p>
+      <w:pPr>
+        <w:pStyle w:val="ListParagraph"/>
+        <w:bidi w:val="0"/>
+        <w:jc w:val="both"/>
+        <w:rPr>
+          <w:rFonts w:ascii="Arial" w:hAnsi="Arial" w:cs="Arial"/>
+          <w:b/>
+          <w:bCs/>
+          <w:sz w:val="24"/>
+          <w:szCs w:val="24"/>
+        </w:rPr>
+      </w:pPr>
+      <w:r>
+        <w:rPr>
+          <w:rFonts w:cs="Arial" w:ascii="Arial" w:hAnsi="Arial"/>
+          <w:b/>
+          <w:bCs/>
+          <w:sz w:val="24"/>
+          <w:szCs w:val="24"/>
+        </w:rPr>
+        <w:t># Verificar la estructura</w:t>
+      </w:r>
+    </w:p>
+    <w:p>
+      <w:pPr>
+        <w:pStyle w:val="ListParagraph"/>
+        <w:bidi w:val="0"/>
+        <w:jc w:val="both"/>
+        <w:rPr>
+          <w:rFonts w:ascii="Arial" w:hAnsi="Arial" w:cs="Arial"/>
+          <w:b/>
+          <w:bCs/>
+          <w:sz w:val="24"/>
+          <w:szCs w:val="24"/>
+        </w:rPr>
+      </w:pPr>
+      <w:r>
+        <w:rPr>
+          <w:rFonts w:cs="Arial" w:ascii="Arial" w:hAnsi="Arial"/>
+          <w:b/>
+          <w:bCs/>
+          <w:sz w:val="24"/>
+          <w:szCs w:val="24"/>
+        </w:rPr>
+        <w:t>tree ~/AlumnoNombre/</w:t>
+      </w:r>
+    </w:p>
+    <w:p>
+      <w:pPr>
+        <w:pStyle w:val="ListParagraph"/>
+        <w:jc w:val="both"/>
+        <w:rPr>
+          <w:rFonts w:ascii="Arial" w:hAnsi="Arial" w:cs="Arial"/>
+          <w:sz w:val="24"/>
+          <w:szCs w:val="24"/>
+        </w:rPr>
+      </w:pPr>
+      <w:r>
+        <w:rPr>
+          <w:rFonts w:cs="Arial" w:ascii="Arial" w:hAnsi="Arial"/>
+          <w:sz w:val="24"/>
+          <w:szCs w:val="24"/>
+        </w:rPr>
+      </w:r>
+    </w:p>
+    <w:p>
+      <w:pPr>
+        <w:pStyle w:val="ListParagraph"/>
         <w:numPr>
           <w:ilvl w:val="0"/>
           <w:numId w:val="2"/>
@@ -1334,6 +2430,238 @@
     <w:p>
       <w:pPr>
         <w:pStyle w:val="ListParagraph"/>
+        <w:bidi w:val="0"/>
+        <w:jc w:val="both"/>
+        <w:rPr>
+          <w:rFonts w:ascii="Arial" w:hAnsi="Arial" w:cs="Arial"/>
+          <w:b/>
+          <w:bCs/>
+          <w:sz w:val="24"/>
+          <w:szCs w:val="24"/>
+        </w:rPr>
+      </w:pPr>
+      <w:r>
+        <w:rPr>
+          <w:rFonts w:cs="Arial" w:ascii="Arial" w:hAnsi="Arial"/>
+          <w:b/>
+          <w:bCs/>
+          <w:sz w:val="24"/>
+          <w:szCs w:val="24"/>
+        </w:rPr>
+        <w:t># Copiar ASIR2 dentro de ASIR3 como CLASE (copia recursiva)</w:t>
+      </w:r>
+    </w:p>
+    <w:p>
+      <w:pPr>
+        <w:pStyle w:val="ListParagraph"/>
+        <w:bidi w:val="0"/>
+        <w:jc w:val="both"/>
+        <w:rPr>
+          <w:rFonts w:ascii="Arial" w:hAnsi="Arial" w:cs="Arial"/>
+          <w:b/>
+          <w:bCs/>
+          <w:sz w:val="24"/>
+          <w:szCs w:val="24"/>
+        </w:rPr>
+      </w:pPr>
+      <w:r>
+        <w:rPr>
+          <w:rFonts w:cs="Arial" w:ascii="Arial" w:hAnsi="Arial"/>
+          <w:b/>
+          <w:bCs/>
+          <w:sz w:val="24"/>
+          <w:szCs w:val="24"/>
+        </w:rPr>
+        <w:t>cp -r ~/AlumnoNombre/ASIR2 ~/AlumnoNombre/ASIR3/CLASE</w:t>
+      </w:r>
+    </w:p>
+    <w:p>
+      <w:pPr>
+        <w:pStyle w:val="ListParagraph"/>
+        <w:bidi w:val="0"/>
+        <w:jc w:val="both"/>
+        <w:rPr>
+          <w:rFonts w:ascii="Arial" w:hAnsi="Arial" w:cs="Arial"/>
+          <w:b/>
+          <w:bCs/>
+          <w:sz w:val="24"/>
+          <w:szCs w:val="24"/>
+        </w:rPr>
+      </w:pPr>
+      <w:r>
+        <w:rPr>
+          <w:rFonts w:cs="Arial" w:ascii="Arial" w:hAnsi="Arial"/>
+          <w:b/>
+          <w:bCs/>
+          <w:sz w:val="24"/>
+          <w:szCs w:val="24"/>
+        </w:rPr>
+      </w:r>
+    </w:p>
+    <w:p>
+      <w:pPr>
+        <w:pStyle w:val="ListParagraph"/>
+        <w:bidi w:val="0"/>
+        <w:jc w:val="both"/>
+        <w:rPr>
+          <w:rFonts w:ascii="Arial" w:hAnsi="Arial" w:cs="Arial"/>
+          <w:b/>
+          <w:bCs/>
+          <w:sz w:val="24"/>
+          <w:szCs w:val="24"/>
+        </w:rPr>
+      </w:pPr>
+      <w:r>
+        <w:rPr>
+          <w:rFonts w:cs="Arial" w:ascii="Arial" w:hAnsi="Arial"/>
+          <w:b/>
+          <w:bCs/>
+          <w:sz w:val="24"/>
+          <w:szCs w:val="24"/>
+        </w:rPr>
+        <w:t># Mover txt1 y txt2 al directorio CLASE con nombres 'Doc1' y 'Doc2'</w:t>
+      </w:r>
+    </w:p>
+    <w:p>
+      <w:pPr>
+        <w:pStyle w:val="ListParagraph"/>
+        <w:bidi w:val="0"/>
+        <w:jc w:val="both"/>
+        <w:rPr>
+          <w:rFonts w:ascii="Arial" w:hAnsi="Arial" w:cs="Arial"/>
+          <w:b/>
+          <w:bCs/>
+          <w:sz w:val="24"/>
+          <w:szCs w:val="24"/>
+        </w:rPr>
+      </w:pPr>
+      <w:r>
+        <w:rPr>
+          <w:rFonts w:cs="Arial" w:ascii="Arial" w:hAnsi="Arial"/>
+          <w:b/>
+          <w:bCs/>
+          <w:sz w:val="24"/>
+          <w:szCs w:val="24"/>
+        </w:rPr>
+        <w:t>mv ~/txt1 ~/AlumnoNombre/ASIR3/CLASE/Doc1</w:t>
+      </w:r>
+    </w:p>
+    <w:p>
+      <w:pPr>
+        <w:pStyle w:val="ListParagraph"/>
+        <w:bidi w:val="0"/>
+        <w:jc w:val="both"/>
+        <w:rPr>
+          <w:rFonts w:ascii="Arial" w:hAnsi="Arial" w:cs="Arial"/>
+          <w:b/>
+          <w:bCs/>
+          <w:sz w:val="24"/>
+          <w:szCs w:val="24"/>
+        </w:rPr>
+      </w:pPr>
+      <w:r>
+        <w:rPr>
+          <w:rFonts w:cs="Arial" w:ascii="Arial" w:hAnsi="Arial"/>
+          <w:b/>
+          <w:bCs/>
+          <w:sz w:val="24"/>
+          <w:szCs w:val="24"/>
+        </w:rPr>
+        <w:t>mv ~/txt2 ~/AlumnoNombre/ASIR3/CLASE/Doc2</w:t>
+      </w:r>
+    </w:p>
+    <w:p>
+      <w:pPr>
+        <w:pStyle w:val="ListParagraph"/>
+        <w:bidi w:val="0"/>
+        <w:jc w:val="both"/>
+        <w:rPr>
+          <w:rFonts w:ascii="Arial" w:hAnsi="Arial" w:cs="Arial"/>
+          <w:b/>
+          <w:bCs/>
+          <w:sz w:val="24"/>
+          <w:szCs w:val="24"/>
+        </w:rPr>
+      </w:pPr>
+      <w:r>
+        <w:rPr>
+          <w:rFonts w:cs="Arial" w:ascii="Arial" w:hAnsi="Arial"/>
+          <w:b/>
+          <w:bCs/>
+          <w:sz w:val="24"/>
+          <w:szCs w:val="24"/>
+        </w:rPr>
+      </w:r>
+    </w:p>
+    <w:p>
+      <w:pPr>
+        <w:pStyle w:val="ListParagraph"/>
+        <w:bidi w:val="0"/>
+        <w:jc w:val="both"/>
+        <w:rPr>
+          <w:rFonts w:ascii="Arial" w:hAnsi="Arial" w:cs="Arial"/>
+          <w:b/>
+          <w:bCs/>
+          <w:sz w:val="24"/>
+          <w:szCs w:val="24"/>
+        </w:rPr>
+      </w:pPr>
+      <w:r>
+        <w:rPr>
+          <w:rFonts w:cs="Arial" w:ascii="Arial" w:hAnsi="Arial"/>
+          <w:b/>
+          <w:bCs/>
+          <w:sz w:val="24"/>
+          <w:szCs w:val="24"/>
+        </w:rPr>
+        <w:t># Verificar los archivos movidos</w:t>
+      </w:r>
+    </w:p>
+    <w:p>
+      <w:pPr>
+        <w:pStyle w:val="ListParagraph"/>
+        <w:bidi w:val="0"/>
+        <w:jc w:val="both"/>
+        <w:rPr>
+          <w:rFonts w:ascii="Arial" w:hAnsi="Arial" w:cs="Arial"/>
+          <w:b/>
+          <w:bCs/>
+          <w:sz w:val="24"/>
+          <w:szCs w:val="24"/>
+        </w:rPr>
+      </w:pPr>
+      <w:r>
+        <w:rPr>
+          <w:rFonts w:cs="Arial" w:ascii="Arial" w:hAnsi="Arial"/>
+          <w:b/>
+          <w:bCs/>
+          <w:sz w:val="24"/>
+          <w:szCs w:val="24"/>
+        </w:rPr>
+        <w:t>ls -la ~/AlumnoNombre/ASIR3/CLASE/</w:t>
+      </w:r>
+    </w:p>
+    <w:p>
+      <w:pPr>
+        <w:pStyle w:val="ListParagraph"/>
+        <w:jc w:val="both"/>
+        <w:rPr>
+          <w:rFonts w:ascii="Arial" w:hAnsi="Arial" w:cs="Arial"/>
+          <w:sz w:val="24"/>
+          <w:szCs w:val="24"/>
+        </w:rPr>
+      </w:pPr>
+      <w:r>
+        <w:rPr>
+          <w:rFonts w:cs="Arial" w:ascii="Arial" w:hAnsi="Arial"/>
+          <w:sz w:val="24"/>
+          <w:szCs w:val="24"/>
+        </w:rPr>
+      </w:r>
+    </w:p>
+    <w:p>
+      <w:pPr>
+        <w:pStyle w:val="ListParagraph"/>
         <w:numPr>
           <w:ilvl w:val="0"/>
           <w:numId w:val="2"/>
@@ -1357,6 +2685,214 @@
     <w:p>
       <w:pPr>
         <w:pStyle w:val="ListParagraph"/>
+        <w:bidi w:val="0"/>
+        <w:jc w:val="both"/>
+        <w:rPr>
+          <w:rFonts w:ascii="Arial" w:hAnsi="Arial" w:cs="Arial"/>
+          <w:b/>
+          <w:bCs/>
+          <w:sz w:val="24"/>
+          <w:szCs w:val="24"/>
+        </w:rPr>
+      </w:pPr>
+      <w:r>
+        <w:rPr>
+          <w:rFonts w:cs="Arial" w:ascii="Arial" w:hAnsi="Arial"/>
+          <w:b/>
+          <w:bCs/>
+          <w:sz w:val="24"/>
+          <w:szCs w:val="24"/>
+        </w:rPr>
+        <w:t># Borrar archivos en CLASE con confirmación (-i = interactivo)</w:t>
+      </w:r>
+    </w:p>
+    <w:p>
+      <w:pPr>
+        <w:pStyle w:val="ListParagraph"/>
+        <w:bidi w:val="0"/>
+        <w:jc w:val="both"/>
+        <w:rPr>
+          <w:rFonts w:ascii="Arial" w:hAnsi="Arial" w:cs="Arial"/>
+          <w:b/>
+          <w:bCs/>
+          <w:sz w:val="24"/>
+          <w:szCs w:val="24"/>
+        </w:rPr>
+      </w:pPr>
+      <w:r>
+        <w:rPr>
+          <w:rFonts w:cs="Arial" w:ascii="Arial" w:hAnsi="Arial"/>
+          <w:b/>
+          <w:bCs/>
+          <w:sz w:val="24"/>
+          <w:szCs w:val="24"/>
+        </w:rPr>
+        <w:t>rm -i ~/AlumnoNombre/ASIR3/CLASE/*</w:t>
+      </w:r>
+    </w:p>
+    <w:p>
+      <w:pPr>
+        <w:pStyle w:val="ListParagraph"/>
+        <w:bidi w:val="0"/>
+        <w:jc w:val="both"/>
+        <w:rPr>
+          <w:rFonts w:ascii="Arial" w:hAnsi="Arial" w:cs="Arial"/>
+          <w:b/>
+          <w:bCs/>
+          <w:sz w:val="24"/>
+          <w:szCs w:val="24"/>
+        </w:rPr>
+      </w:pPr>
+      <w:r>
+        <w:rPr>
+          <w:rFonts w:cs="Arial" w:ascii="Arial" w:hAnsi="Arial"/>
+          <w:b/>
+          <w:bCs/>
+          <w:sz w:val="24"/>
+          <w:szCs w:val="24"/>
+        </w:rPr>
+      </w:r>
+    </w:p>
+    <w:p>
+      <w:pPr>
+        <w:pStyle w:val="ListParagraph"/>
+        <w:bidi w:val="0"/>
+        <w:jc w:val="both"/>
+        <w:rPr>
+          <w:rFonts w:ascii="Arial" w:hAnsi="Arial" w:cs="Arial"/>
+          <w:b/>
+          <w:bCs/>
+          <w:sz w:val="24"/>
+          <w:szCs w:val="24"/>
+        </w:rPr>
+      </w:pPr>
+      <w:r>
+        <w:rPr>
+          <w:rFonts w:cs="Arial" w:ascii="Arial" w:hAnsi="Arial"/>
+          <w:b/>
+          <w:bCs/>
+          <w:sz w:val="24"/>
+          <w:szCs w:val="24"/>
+        </w:rPr>
+        <w:t># Eliminar el directorio ASIR3 con todo su contenido sin confirmación y forzado</w:t>
+      </w:r>
+    </w:p>
+    <w:p>
+      <w:pPr>
+        <w:pStyle w:val="ListParagraph"/>
+        <w:bidi w:val="0"/>
+        <w:jc w:val="both"/>
+        <w:rPr>
+          <w:rFonts w:ascii="Arial" w:hAnsi="Arial" w:cs="Arial"/>
+          <w:b/>
+          <w:bCs/>
+          <w:sz w:val="24"/>
+          <w:szCs w:val="24"/>
+        </w:rPr>
+      </w:pPr>
+      <w:r>
+        <w:rPr>
+          <w:rFonts w:cs="Arial" w:ascii="Arial" w:hAnsi="Arial"/>
+          <w:b/>
+          <w:bCs/>
+          <w:sz w:val="24"/>
+          <w:szCs w:val="24"/>
+        </w:rPr>
+        <w:t>rm -rf ~/AlumnoNombre/ASIR3/</w:t>
+      </w:r>
+    </w:p>
+    <w:p>
+      <w:pPr>
+        <w:pStyle w:val="ListParagraph"/>
+        <w:bidi w:val="0"/>
+        <w:jc w:val="both"/>
+        <w:rPr>
+          <w:rFonts w:ascii="Arial" w:hAnsi="Arial" w:cs="Arial"/>
+          <w:b/>
+          <w:bCs/>
+          <w:sz w:val="24"/>
+          <w:szCs w:val="24"/>
+        </w:rPr>
+      </w:pPr>
+      <w:r>
+        <w:rPr>
+          <w:rFonts w:cs="Arial" w:ascii="Arial" w:hAnsi="Arial"/>
+          <w:b/>
+          <w:bCs/>
+          <w:sz w:val="24"/>
+          <w:szCs w:val="24"/>
+        </w:rPr>
+      </w:r>
+    </w:p>
+    <w:p>
+      <w:pPr>
+        <w:pStyle w:val="ListParagraph"/>
+        <w:bidi w:val="0"/>
+        <w:jc w:val="both"/>
+        <w:rPr>
+          <w:rFonts w:ascii="Arial" w:hAnsi="Arial" w:cs="Arial"/>
+          <w:b/>
+          <w:bCs/>
+          <w:sz w:val="24"/>
+          <w:szCs w:val="24"/>
+        </w:rPr>
+      </w:pPr>
+      <w:r>
+        <w:rPr>
+          <w:rFonts w:cs="Arial" w:ascii="Arial" w:hAnsi="Arial"/>
+          <w:b/>
+          <w:bCs/>
+          <w:sz w:val="24"/>
+          <w:szCs w:val="24"/>
+        </w:rPr>
+        <w:t># Verificar que se ha eliminado</w:t>
+      </w:r>
+    </w:p>
+    <w:p>
+      <w:pPr>
+        <w:pStyle w:val="ListParagraph"/>
+        <w:bidi w:val="0"/>
+        <w:jc w:val="both"/>
+        <w:rPr>
+          <w:rFonts w:ascii="Arial" w:hAnsi="Arial" w:cs="Arial"/>
+          <w:b/>
+          <w:bCs/>
+          <w:sz w:val="24"/>
+          <w:szCs w:val="24"/>
+        </w:rPr>
+      </w:pPr>
+      <w:r>
+        <w:rPr>
+          <w:rFonts w:cs="Arial" w:ascii="Arial" w:hAnsi="Arial"/>
+          <w:b/>
+          <w:bCs/>
+          <w:sz w:val="24"/>
+          <w:szCs w:val="24"/>
+        </w:rPr>
+        <w:t>ls ~/AlumnoNombre/</w:t>
+      </w:r>
+    </w:p>
+    <w:p>
+      <w:pPr>
+        <w:pStyle w:val="ListParagraph"/>
+        <w:jc w:val="both"/>
+        <w:rPr>
+          <w:rFonts w:ascii="Arial" w:hAnsi="Arial" w:cs="Arial"/>
+          <w:sz w:val="24"/>
+          <w:szCs w:val="24"/>
+        </w:rPr>
+      </w:pPr>
+      <w:r>
+        <w:rPr>
+          <w:rFonts w:cs="Arial" w:ascii="Arial" w:hAnsi="Arial"/>
+          <w:sz w:val="24"/>
+          <w:szCs w:val="24"/>
+        </w:rPr>
+      </w:r>
+    </w:p>
+    <w:p>
+      <w:pPr>
+        <w:pStyle w:val="ListParagraph"/>
         <w:numPr>
           <w:ilvl w:val="0"/>
           <w:numId w:val="2"/>
@@ -1375,6 +2911,1548 @@
           <w:szCs w:val="24"/>
         </w:rPr>
         <w:t>Para finalizar, instalar el comando tree y realizar una vista de carpetas y archivos en este punto. Crear un archivo en la carpeta del alumno llamado “Historial-Alumno.txt” con todos los comandos utilizados en la sesión.</w:t>
+      </w:r>
+    </w:p>
+    <w:p>
+      <w:pPr>
+        <w:pStyle w:val="ListParagraph"/>
+        <w:bidi w:val="0"/>
+        <w:jc w:val="both"/>
+        <w:rPr>
+          <w:rFonts w:ascii="Arial" w:hAnsi="Arial" w:cs="Arial"/>
+          <w:b/>
+          <w:bCs/>
+          <w:sz w:val="24"/>
+          <w:szCs w:val="24"/>
+        </w:rPr>
+      </w:pPr>
+      <w:r>
+        <w:rPr>
+          <w:rFonts w:cs="Arial" w:ascii="Arial" w:hAnsi="Arial"/>
+          <w:b/>
+          <w:bCs/>
+          <w:sz w:val="24"/>
+          <w:szCs w:val="24"/>
+        </w:rPr>
+        <w:t># Instalar el comando tree</w:t>
+      </w:r>
+    </w:p>
+    <w:p>
+      <w:pPr>
+        <w:pStyle w:val="ListParagraph"/>
+        <w:bidi w:val="0"/>
+        <w:jc w:val="both"/>
+        <w:rPr>
+          <w:rFonts w:ascii="Arial" w:hAnsi="Arial" w:cs="Arial"/>
+          <w:b/>
+          <w:bCs/>
+          <w:sz w:val="24"/>
+          <w:szCs w:val="24"/>
+        </w:rPr>
+      </w:pPr>
+      <w:r>
+        <w:rPr>
+          <w:rFonts w:cs="Arial" w:ascii="Arial" w:hAnsi="Arial"/>
+          <w:b/>
+          <w:bCs/>
+          <w:sz w:val="24"/>
+          <w:szCs w:val="24"/>
+        </w:rPr>
+        <w:t>sudo apt update</w:t>
+      </w:r>
+    </w:p>
+    <w:p>
+      <w:pPr>
+        <w:pStyle w:val="ListParagraph"/>
+        <w:bidi w:val="0"/>
+        <w:jc w:val="both"/>
+        <w:rPr>
+          <w:rFonts w:ascii="Arial" w:hAnsi="Arial" w:cs="Arial"/>
+          <w:b/>
+          <w:bCs/>
+          <w:sz w:val="24"/>
+          <w:szCs w:val="24"/>
+        </w:rPr>
+      </w:pPr>
+      <w:r>
+        <w:rPr>
+          <w:rFonts w:cs="Arial" w:ascii="Arial" w:hAnsi="Arial"/>
+          <w:b/>
+          <w:bCs/>
+          <w:sz w:val="24"/>
+          <w:szCs w:val="24"/>
+        </w:rPr>
+        <w:t>sudo apt install tree -y</w:t>
+      </w:r>
+    </w:p>
+    <w:p>
+      <w:pPr>
+        <w:pStyle w:val="ListParagraph"/>
+        <w:bidi w:val="0"/>
+        <w:jc w:val="both"/>
+        <w:rPr>
+          <w:rFonts w:ascii="Arial" w:hAnsi="Arial" w:cs="Arial"/>
+          <w:b/>
+          <w:bCs/>
+          <w:sz w:val="24"/>
+          <w:szCs w:val="24"/>
+        </w:rPr>
+      </w:pPr>
+      <w:r>
+        <w:rPr>
+          <w:rFonts w:cs="Arial" w:ascii="Arial" w:hAnsi="Arial"/>
+          <w:b/>
+          <w:bCs/>
+          <w:sz w:val="24"/>
+          <w:szCs w:val="24"/>
+        </w:rPr>
+      </w:r>
+    </w:p>
+    <w:p>
+      <w:pPr>
+        <w:pStyle w:val="ListParagraph"/>
+        <w:bidi w:val="0"/>
+        <w:jc w:val="both"/>
+        <w:rPr>
+          <w:rFonts w:ascii="Arial" w:hAnsi="Arial" w:cs="Arial"/>
+          <w:b/>
+          <w:bCs/>
+          <w:sz w:val="24"/>
+          <w:szCs w:val="24"/>
+        </w:rPr>
+      </w:pPr>
+      <w:r>
+        <w:rPr>
+          <w:rFonts w:cs="Arial" w:ascii="Arial" w:hAnsi="Arial"/>
+          <w:b/>
+          <w:bCs/>
+          <w:sz w:val="24"/>
+          <w:szCs w:val="24"/>
+        </w:rPr>
+        <w:t># Mostrar la estructura completa con tree</w:t>
+      </w:r>
+    </w:p>
+    <w:p>
+      <w:pPr>
+        <w:pStyle w:val="ListParagraph"/>
+        <w:bidi w:val="0"/>
+        <w:jc w:val="both"/>
+        <w:rPr>
+          <w:rFonts w:ascii="Arial" w:hAnsi="Arial" w:cs="Arial"/>
+          <w:b/>
+          <w:bCs/>
+          <w:sz w:val="24"/>
+          <w:szCs w:val="24"/>
+        </w:rPr>
+      </w:pPr>
+      <w:r>
+        <w:rPr>
+          <w:rFonts w:cs="Arial" w:ascii="Arial" w:hAnsi="Arial"/>
+          <w:b/>
+          <w:bCs/>
+          <w:sz w:val="24"/>
+          <w:szCs w:val="24"/>
+        </w:rPr>
+        <w:t>tree ~/AlumnoNombre/</w:t>
+      </w:r>
+    </w:p>
+    <w:p>
+      <w:pPr>
+        <w:pStyle w:val="ListParagraph"/>
+        <w:bidi w:val="0"/>
+        <w:jc w:val="both"/>
+        <w:rPr>
+          <w:rFonts w:ascii="Arial" w:hAnsi="Arial" w:cs="Arial"/>
+          <w:b/>
+          <w:bCs/>
+          <w:sz w:val="24"/>
+          <w:szCs w:val="24"/>
+        </w:rPr>
+      </w:pPr>
+      <w:r>
+        <w:rPr>
+          <w:rFonts w:cs="Arial" w:ascii="Arial" w:hAnsi="Arial"/>
+          <w:b/>
+          <w:bCs/>
+          <w:sz w:val="24"/>
+          <w:szCs w:val="24"/>
+        </w:rPr>
+      </w:r>
+    </w:p>
+    <w:p>
+      <w:pPr>
+        <w:pStyle w:val="ListParagraph"/>
+        <w:bidi w:val="0"/>
+        <w:jc w:val="both"/>
+        <w:rPr>
+          <w:rFonts w:ascii="Arial" w:hAnsi="Arial" w:cs="Arial"/>
+          <w:b/>
+          <w:bCs/>
+          <w:sz w:val="24"/>
+          <w:szCs w:val="24"/>
+        </w:rPr>
+      </w:pPr>
+      <w:r>
+        <w:rPr>
+          <w:rFonts w:cs="Arial" w:ascii="Arial" w:hAnsi="Arial"/>
+          <w:b/>
+          <w:bCs/>
+          <w:sz w:val="24"/>
+          <w:szCs w:val="24"/>
+        </w:rPr>
+        <w:t># Crear el archivo Historial-Alumno.txt con todos los comandos utilizados</w:t>
+      </w:r>
+    </w:p>
+    <w:p>
+      <w:pPr>
+        <w:pStyle w:val="ListParagraph"/>
+        <w:bidi w:val="0"/>
+        <w:jc w:val="both"/>
+        <w:rPr>
+          <w:rFonts w:ascii="Arial" w:hAnsi="Arial" w:cs="Arial"/>
+          <w:b/>
+          <w:bCs/>
+          <w:sz w:val="24"/>
+          <w:szCs w:val="24"/>
+        </w:rPr>
+      </w:pPr>
+      <w:r>
+        <w:rPr>
+          <w:rFonts w:cs="Arial" w:ascii="Arial" w:hAnsi="Arial"/>
+          <w:b/>
+          <w:bCs/>
+          <w:sz w:val="24"/>
+          <w:szCs w:val="24"/>
+        </w:rPr>
+        <w:t>cat &gt; ~/AlumnoNombre/Historial-Alumno.txt &lt;&lt; 'EOF'</w:t>
+      </w:r>
+    </w:p>
+    <w:p>
+      <w:pPr>
+        <w:pStyle w:val="ListParagraph"/>
+        <w:bidi w:val="0"/>
+        <w:jc w:val="both"/>
+        <w:rPr>
+          <w:rFonts w:ascii="Arial" w:hAnsi="Arial" w:cs="Arial"/>
+          <w:b/>
+          <w:bCs/>
+          <w:sz w:val="24"/>
+          <w:szCs w:val="24"/>
+        </w:rPr>
+      </w:pPr>
+      <w:r>
+        <w:rPr>
+          <w:rFonts w:cs="Arial" w:ascii="Arial" w:hAnsi="Arial"/>
+          <w:b/>
+          <w:bCs/>
+          <w:sz w:val="24"/>
+          <w:szCs w:val="24"/>
+        </w:rPr>
+        <w:t>=======================================================</w:t>
+      </w:r>
+    </w:p>
+    <w:p>
+      <w:pPr>
+        <w:pStyle w:val="ListParagraph"/>
+        <w:bidi w:val="0"/>
+        <w:jc w:val="both"/>
+        <w:rPr>
+          <w:rFonts w:ascii="Arial" w:hAnsi="Arial" w:cs="Arial"/>
+          <w:b/>
+          <w:bCs/>
+          <w:sz w:val="24"/>
+          <w:szCs w:val="24"/>
+        </w:rPr>
+      </w:pPr>
+      <w:r>
+        <w:rPr>
+          <w:rFonts w:cs="Arial" w:ascii="Arial" w:hAnsi="Arial"/>
+          <w:b/>
+          <w:bCs/>
+          <w:sz w:val="24"/>
+          <w:szCs w:val="24"/>
+        </w:rPr>
+        <w:t>HISTORIAL DE COMANDOS - SESIÓN LINUX MINT 22</w:t>
+      </w:r>
+    </w:p>
+    <w:p>
+      <w:pPr>
+        <w:pStyle w:val="ListParagraph"/>
+        <w:bidi w:val="0"/>
+        <w:jc w:val="both"/>
+        <w:rPr>
+          <w:rFonts w:ascii="Arial" w:hAnsi="Arial" w:cs="Arial"/>
+          <w:b/>
+          <w:bCs/>
+          <w:sz w:val="24"/>
+          <w:szCs w:val="24"/>
+        </w:rPr>
+      </w:pPr>
+      <w:r>
+        <w:rPr>
+          <w:rFonts w:cs="Arial" w:ascii="Arial" w:hAnsi="Arial"/>
+          <w:b/>
+          <w:bCs/>
+          <w:sz w:val="24"/>
+          <w:szCs w:val="24"/>
+        </w:rPr>
+        <w:t>Alumno: AlumnoNombre</w:t>
+      </w:r>
+    </w:p>
+    <w:p>
+      <w:pPr>
+        <w:pStyle w:val="ListParagraph"/>
+        <w:bidi w:val="0"/>
+        <w:jc w:val="both"/>
+        <w:rPr>
+          <w:rFonts w:ascii="Arial" w:hAnsi="Arial" w:cs="Arial"/>
+          <w:b/>
+          <w:bCs/>
+          <w:sz w:val="24"/>
+          <w:szCs w:val="24"/>
+        </w:rPr>
+      </w:pPr>
+      <w:r>
+        <w:rPr>
+          <w:rFonts w:cs="Arial" w:ascii="Arial" w:hAnsi="Arial"/>
+          <w:b/>
+          <w:bCs/>
+          <w:sz w:val="24"/>
+          <w:szCs w:val="24"/>
+        </w:rPr>
+        <w:t>Fecha: $(date '+%d/%m/%Y %H:%M:%S')</w:t>
+      </w:r>
+    </w:p>
+    <w:p>
+      <w:pPr>
+        <w:pStyle w:val="ListParagraph"/>
+        <w:bidi w:val="0"/>
+        <w:jc w:val="both"/>
+        <w:rPr>
+          <w:rFonts w:ascii="Arial" w:hAnsi="Arial" w:cs="Arial"/>
+          <w:b/>
+          <w:bCs/>
+          <w:sz w:val="24"/>
+          <w:szCs w:val="24"/>
+        </w:rPr>
+      </w:pPr>
+      <w:r>
+        <w:rPr>
+          <w:rFonts w:cs="Arial" w:ascii="Arial" w:hAnsi="Arial"/>
+          <w:b/>
+          <w:bCs/>
+          <w:sz w:val="24"/>
+          <w:szCs w:val="24"/>
+        </w:rPr>
+        <w:t>=======================================================</w:t>
+      </w:r>
+    </w:p>
+    <w:p>
+      <w:pPr>
+        <w:pStyle w:val="ListParagraph"/>
+        <w:bidi w:val="0"/>
+        <w:jc w:val="both"/>
+        <w:rPr>
+          <w:rFonts w:ascii="Arial" w:hAnsi="Arial" w:cs="Arial"/>
+          <w:b/>
+          <w:bCs/>
+          <w:sz w:val="24"/>
+          <w:szCs w:val="24"/>
+        </w:rPr>
+      </w:pPr>
+      <w:r>
+        <w:rPr>
+          <w:rFonts w:cs="Arial" w:ascii="Arial" w:hAnsi="Arial"/>
+          <w:b/>
+          <w:bCs/>
+          <w:sz w:val="24"/>
+          <w:szCs w:val="24"/>
+        </w:rPr>
+      </w:r>
+    </w:p>
+    <w:p>
+      <w:pPr>
+        <w:pStyle w:val="ListParagraph"/>
+        <w:bidi w:val="0"/>
+        <w:jc w:val="both"/>
+        <w:rPr>
+          <w:rFonts w:ascii="Arial" w:hAnsi="Arial" w:cs="Arial"/>
+          <w:b/>
+          <w:bCs/>
+          <w:sz w:val="24"/>
+          <w:szCs w:val="24"/>
+        </w:rPr>
+      </w:pPr>
+      <w:r>
+        <w:rPr>
+          <w:rFonts w:cs="Arial" w:ascii="Arial" w:hAnsi="Arial"/>
+          <w:b/>
+          <w:bCs/>
+          <w:sz w:val="24"/>
+          <w:szCs w:val="24"/>
+        </w:rPr>
+        <w:t># 1. Mostrar usuario, equipo y fecha</w:t>
+      </w:r>
+    </w:p>
+    <w:p>
+      <w:pPr>
+        <w:pStyle w:val="ListParagraph"/>
+        <w:bidi w:val="0"/>
+        <w:jc w:val="both"/>
+        <w:rPr>
+          <w:rFonts w:ascii="Arial" w:hAnsi="Arial" w:cs="Arial"/>
+          <w:b/>
+          <w:bCs/>
+          <w:sz w:val="24"/>
+          <w:szCs w:val="24"/>
+        </w:rPr>
+      </w:pPr>
+      <w:r>
+        <w:rPr>
+          <w:rFonts w:cs="Arial" w:ascii="Arial" w:hAnsi="Arial"/>
+          <w:b/>
+          <w:bCs/>
+          <w:sz w:val="24"/>
+          <w:szCs w:val="24"/>
+        </w:rPr>
+        <w:t>whoami</w:t>
+      </w:r>
+    </w:p>
+    <w:p>
+      <w:pPr>
+        <w:pStyle w:val="ListParagraph"/>
+        <w:bidi w:val="0"/>
+        <w:jc w:val="both"/>
+        <w:rPr>
+          <w:rFonts w:ascii="Arial" w:hAnsi="Arial" w:cs="Arial"/>
+          <w:b/>
+          <w:bCs/>
+          <w:sz w:val="24"/>
+          <w:szCs w:val="24"/>
+        </w:rPr>
+      </w:pPr>
+      <w:r>
+        <w:rPr>
+          <w:rFonts w:cs="Arial" w:ascii="Arial" w:hAnsi="Arial"/>
+          <w:b/>
+          <w:bCs/>
+          <w:sz w:val="24"/>
+          <w:szCs w:val="24"/>
+        </w:rPr>
+        <w:t>hostname</w:t>
+      </w:r>
+    </w:p>
+    <w:p>
+      <w:pPr>
+        <w:pStyle w:val="ListParagraph"/>
+        <w:bidi w:val="0"/>
+        <w:jc w:val="both"/>
+        <w:rPr>
+          <w:rFonts w:ascii="Arial" w:hAnsi="Arial" w:cs="Arial"/>
+          <w:b/>
+          <w:bCs/>
+          <w:sz w:val="24"/>
+          <w:szCs w:val="24"/>
+        </w:rPr>
+      </w:pPr>
+      <w:r>
+        <w:rPr>
+          <w:rFonts w:cs="Arial" w:ascii="Arial" w:hAnsi="Arial"/>
+          <w:b/>
+          <w:bCs/>
+          <w:sz w:val="24"/>
+          <w:szCs w:val="24"/>
+        </w:rPr>
+        <w:t>date '+%d/%m/%Y %H:%M:%S'</w:t>
+      </w:r>
+    </w:p>
+    <w:p>
+      <w:pPr>
+        <w:pStyle w:val="ListParagraph"/>
+        <w:bidi w:val="0"/>
+        <w:jc w:val="both"/>
+        <w:rPr>
+          <w:rFonts w:ascii="Arial" w:hAnsi="Arial" w:cs="Arial"/>
+          <w:b/>
+          <w:bCs/>
+          <w:sz w:val="24"/>
+          <w:szCs w:val="24"/>
+        </w:rPr>
+      </w:pPr>
+      <w:r>
+        <w:rPr>
+          <w:rFonts w:cs="Arial" w:ascii="Arial" w:hAnsi="Arial"/>
+          <w:b/>
+          <w:bCs/>
+          <w:sz w:val="24"/>
+          <w:szCs w:val="24"/>
+        </w:rPr>
+        <w:t>sudo hostnamectl set-hostname ISO-JP</w:t>
+      </w:r>
+    </w:p>
+    <w:p>
+      <w:pPr>
+        <w:pStyle w:val="ListParagraph"/>
+        <w:bidi w:val="0"/>
+        <w:jc w:val="both"/>
+        <w:rPr>
+          <w:rFonts w:ascii="Arial" w:hAnsi="Arial" w:cs="Arial"/>
+          <w:b/>
+          <w:bCs/>
+          <w:sz w:val="24"/>
+          <w:szCs w:val="24"/>
+        </w:rPr>
+      </w:pPr>
+      <w:r>
+        <w:rPr>
+          <w:rFonts w:cs="Arial" w:ascii="Arial" w:hAnsi="Arial"/>
+          <w:b/>
+          <w:bCs/>
+          <w:sz w:val="24"/>
+          <w:szCs w:val="24"/>
+        </w:rPr>
+        <w:t>exec bash</w:t>
+      </w:r>
+    </w:p>
+    <w:p>
+      <w:pPr>
+        <w:pStyle w:val="ListParagraph"/>
+        <w:bidi w:val="0"/>
+        <w:jc w:val="both"/>
+        <w:rPr>
+          <w:rFonts w:ascii="Arial" w:hAnsi="Arial" w:cs="Arial"/>
+          <w:b/>
+          <w:bCs/>
+          <w:sz w:val="24"/>
+          <w:szCs w:val="24"/>
+        </w:rPr>
+      </w:pPr>
+      <w:r>
+        <w:rPr>
+          <w:rFonts w:cs="Arial" w:ascii="Arial" w:hAnsi="Arial"/>
+          <w:b/>
+          <w:bCs/>
+          <w:sz w:val="24"/>
+          <w:szCs w:val="24"/>
+        </w:rPr>
+        <w:t>echo "Usuario: $(whoami) | Equipo: $(hostname) | Fecha: $(date '+%d/%m/%Y %H:%M:%S')"</w:t>
+      </w:r>
+    </w:p>
+    <w:p>
+      <w:pPr>
+        <w:pStyle w:val="ListParagraph"/>
+        <w:bidi w:val="0"/>
+        <w:jc w:val="both"/>
+        <w:rPr>
+          <w:rFonts w:ascii="Arial" w:hAnsi="Arial" w:cs="Arial"/>
+          <w:b/>
+          <w:bCs/>
+          <w:sz w:val="24"/>
+          <w:szCs w:val="24"/>
+        </w:rPr>
+      </w:pPr>
+      <w:r>
+        <w:rPr>
+          <w:rFonts w:cs="Arial" w:ascii="Arial" w:hAnsi="Arial"/>
+          <w:b/>
+          <w:bCs/>
+          <w:sz w:val="24"/>
+          <w:szCs w:val="24"/>
+        </w:rPr>
+      </w:r>
+    </w:p>
+    <w:p>
+      <w:pPr>
+        <w:pStyle w:val="ListParagraph"/>
+        <w:bidi w:val="0"/>
+        <w:jc w:val="both"/>
+        <w:rPr>
+          <w:rFonts w:ascii="Arial" w:hAnsi="Arial" w:cs="Arial"/>
+          <w:b/>
+          <w:bCs/>
+          <w:sz w:val="24"/>
+          <w:szCs w:val="24"/>
+        </w:rPr>
+      </w:pPr>
+      <w:r>
+        <w:rPr>
+          <w:rFonts w:cs="Arial" w:ascii="Arial" w:hAnsi="Arial"/>
+          <w:b/>
+          <w:bCs/>
+          <w:sz w:val="24"/>
+          <w:szCs w:val="24"/>
+        </w:rPr>
+        <w:t># 2. Crear estructura de carpetas</w:t>
+      </w:r>
+    </w:p>
+    <w:p>
+      <w:pPr>
+        <w:pStyle w:val="ListParagraph"/>
+        <w:bidi w:val="0"/>
+        <w:jc w:val="both"/>
+        <w:rPr>
+          <w:rFonts w:ascii="Arial" w:hAnsi="Arial" w:cs="Arial"/>
+          <w:b/>
+          <w:bCs/>
+          <w:sz w:val="24"/>
+          <w:szCs w:val="24"/>
+        </w:rPr>
+      </w:pPr>
+      <w:r>
+        <w:rPr>
+          <w:rFonts w:cs="Arial" w:ascii="Arial" w:hAnsi="Arial"/>
+          <w:b/>
+          <w:bCs/>
+          <w:sz w:val="24"/>
+          <w:szCs w:val="24"/>
+        </w:rPr>
+        <w:t>mkdir -p AlumnoNombre/{ASIR1/ISO,ASIR2/ASO,ASIR3,ASIR4}</w:t>
+      </w:r>
+    </w:p>
+    <w:p>
+      <w:pPr>
+        <w:pStyle w:val="ListParagraph"/>
+        <w:bidi w:val="0"/>
+        <w:jc w:val="both"/>
+        <w:rPr>
+          <w:rFonts w:ascii="Arial" w:hAnsi="Arial" w:cs="Arial"/>
+          <w:b/>
+          <w:bCs/>
+          <w:sz w:val="24"/>
+          <w:szCs w:val="24"/>
+        </w:rPr>
+      </w:pPr>
+      <w:r>
+        <w:rPr>
+          <w:rFonts w:cs="Arial" w:ascii="Arial" w:hAnsi="Arial"/>
+          <w:b/>
+          <w:bCs/>
+          <w:sz w:val="24"/>
+          <w:szCs w:val="24"/>
+        </w:rPr>
+        <w:t>ls -R AlumnoNombre</w:t>
+      </w:r>
+    </w:p>
+    <w:p>
+      <w:pPr>
+        <w:pStyle w:val="ListParagraph"/>
+        <w:bidi w:val="0"/>
+        <w:jc w:val="both"/>
+        <w:rPr>
+          <w:rFonts w:ascii="Arial" w:hAnsi="Arial" w:cs="Arial"/>
+          <w:b/>
+          <w:bCs/>
+          <w:sz w:val="24"/>
+          <w:szCs w:val="24"/>
+        </w:rPr>
+      </w:pPr>
+      <w:r>
+        <w:rPr>
+          <w:rFonts w:cs="Arial" w:ascii="Arial" w:hAnsi="Arial"/>
+          <w:b/>
+          <w:bCs/>
+          <w:sz w:val="24"/>
+          <w:szCs w:val="24"/>
+        </w:rPr>
+      </w:r>
+    </w:p>
+    <w:p>
+      <w:pPr>
+        <w:pStyle w:val="ListParagraph"/>
+        <w:bidi w:val="0"/>
+        <w:jc w:val="both"/>
+        <w:rPr>
+          <w:rFonts w:ascii="Arial" w:hAnsi="Arial" w:cs="Arial"/>
+          <w:b/>
+          <w:bCs/>
+          <w:sz w:val="24"/>
+          <w:szCs w:val="24"/>
+        </w:rPr>
+      </w:pPr>
+      <w:r>
+        <w:rPr>
+          <w:rFonts w:cs="Arial" w:ascii="Arial" w:hAnsi="Arial"/>
+          <w:b/>
+          <w:bCs/>
+          <w:sz w:val="24"/>
+          <w:szCs w:val="24"/>
+        </w:rPr>
+        <w:t># 3. Crear y copiar archivos</w:t>
+      </w:r>
+    </w:p>
+    <w:p>
+      <w:pPr>
+        <w:pStyle w:val="ListParagraph"/>
+        <w:bidi w:val="0"/>
+        <w:jc w:val="both"/>
+        <w:rPr>
+          <w:rFonts w:ascii="Arial" w:hAnsi="Arial" w:cs="Arial"/>
+          <w:b/>
+          <w:bCs/>
+          <w:sz w:val="24"/>
+          <w:szCs w:val="24"/>
+        </w:rPr>
+      </w:pPr>
+      <w:r>
+        <w:rPr>
+          <w:rFonts w:cs="Arial" w:ascii="Arial" w:hAnsi="Arial"/>
+          <w:b/>
+          <w:bCs/>
+          <w:sz w:val="24"/>
+          <w:szCs w:val="24"/>
+        </w:rPr>
+        <w:t>touch txt1 txt2 txt3 txt4</w:t>
+      </w:r>
+    </w:p>
+    <w:p>
+      <w:pPr>
+        <w:pStyle w:val="ListParagraph"/>
+        <w:bidi w:val="0"/>
+        <w:jc w:val="both"/>
+        <w:rPr>
+          <w:rFonts w:ascii="Arial" w:hAnsi="Arial" w:cs="Arial"/>
+          <w:b/>
+          <w:bCs/>
+          <w:sz w:val="24"/>
+          <w:szCs w:val="24"/>
+        </w:rPr>
+      </w:pPr>
+      <w:r>
+        <w:rPr>
+          <w:rFonts w:cs="Arial" w:ascii="Arial" w:hAnsi="Arial"/>
+          <w:b/>
+          <w:bCs/>
+          <w:sz w:val="24"/>
+          <w:szCs w:val="24"/>
+        </w:rPr>
+        <w:t>cp -v txt1 txt2 txt3 txt4 ~/AlumnoNombre/ASIR1/</w:t>
+      </w:r>
+    </w:p>
+    <w:p>
+      <w:pPr>
+        <w:pStyle w:val="ListParagraph"/>
+        <w:bidi w:val="0"/>
+        <w:jc w:val="both"/>
+        <w:rPr>
+          <w:rFonts w:ascii="Arial" w:hAnsi="Arial" w:cs="Arial"/>
+          <w:b/>
+          <w:bCs/>
+          <w:sz w:val="24"/>
+          <w:szCs w:val="24"/>
+        </w:rPr>
+      </w:pPr>
+      <w:r>
+        <w:rPr>
+          <w:rFonts w:cs="Arial" w:ascii="Arial" w:hAnsi="Arial"/>
+          <w:b/>
+          <w:bCs/>
+          <w:sz w:val="24"/>
+          <w:szCs w:val="24"/>
+        </w:rPr>
+        <w:t>cp -v txt1 txt2 txt3 txt4 ~/AlumnoNombre/ASIR2/</w:t>
+      </w:r>
+    </w:p>
+    <w:p>
+      <w:pPr>
+        <w:pStyle w:val="ListParagraph"/>
+        <w:bidi w:val="0"/>
+        <w:jc w:val="both"/>
+        <w:rPr>
+          <w:rFonts w:ascii="Arial" w:hAnsi="Arial" w:cs="Arial"/>
+          <w:b/>
+          <w:bCs/>
+          <w:sz w:val="24"/>
+          <w:szCs w:val="24"/>
+        </w:rPr>
+      </w:pPr>
+      <w:r>
+        <w:rPr>
+          <w:rFonts w:cs="Arial" w:ascii="Arial" w:hAnsi="Arial"/>
+          <w:b/>
+          <w:bCs/>
+          <w:sz w:val="24"/>
+          <w:szCs w:val="24"/>
+        </w:rPr>
+      </w:r>
+    </w:p>
+    <w:p>
+      <w:pPr>
+        <w:pStyle w:val="ListParagraph"/>
+        <w:bidi w:val="0"/>
+        <w:jc w:val="both"/>
+        <w:rPr>
+          <w:rFonts w:ascii="Arial" w:hAnsi="Arial" w:cs="Arial"/>
+          <w:b/>
+          <w:bCs/>
+          <w:sz w:val="24"/>
+          <w:szCs w:val="24"/>
+        </w:rPr>
+      </w:pPr>
+      <w:r>
+        <w:rPr>
+          <w:rFonts w:cs="Arial" w:ascii="Arial" w:hAnsi="Arial"/>
+          <w:b/>
+          <w:bCs/>
+          <w:sz w:val="24"/>
+          <w:szCs w:val="24"/>
+        </w:rPr>
+        <w:t># 4. Llenar archivos con contenido</w:t>
+      </w:r>
+    </w:p>
+    <w:p>
+      <w:pPr>
+        <w:pStyle w:val="ListParagraph"/>
+        <w:bidi w:val="0"/>
+        <w:jc w:val="both"/>
+        <w:rPr>
+          <w:rFonts w:ascii="Arial" w:hAnsi="Arial" w:cs="Arial"/>
+          <w:b/>
+          <w:bCs/>
+          <w:sz w:val="24"/>
+          <w:szCs w:val="24"/>
+        </w:rPr>
+      </w:pPr>
+      <w:r>
+        <w:rPr>
+          <w:rFonts w:cs="Arial" w:ascii="Arial" w:hAnsi="Arial"/>
+          <w:b/>
+          <w:bCs/>
+          <w:sz w:val="24"/>
+          <w:szCs w:val="24"/>
+        </w:rPr>
+        <w:t>ls --help &gt; txt1</w:t>
+      </w:r>
+    </w:p>
+    <w:p>
+      <w:pPr>
+        <w:pStyle w:val="ListParagraph"/>
+        <w:bidi w:val="0"/>
+        <w:jc w:val="both"/>
+        <w:rPr>
+          <w:rFonts w:ascii="Arial" w:hAnsi="Arial" w:cs="Arial"/>
+          <w:b/>
+          <w:bCs/>
+          <w:sz w:val="24"/>
+          <w:szCs w:val="24"/>
+        </w:rPr>
+      </w:pPr>
+      <w:r>
+        <w:rPr>
+          <w:rFonts w:cs="Arial" w:ascii="Arial" w:hAnsi="Arial"/>
+          <w:b/>
+          <w:bCs/>
+          <w:sz w:val="24"/>
+          <w:szCs w:val="24"/>
+        </w:rPr>
+        <w:t>hostname &gt; txt2</w:t>
+      </w:r>
+    </w:p>
+    <w:p>
+      <w:pPr>
+        <w:pStyle w:val="ListParagraph"/>
+        <w:bidi w:val="0"/>
+        <w:jc w:val="both"/>
+        <w:rPr>
+          <w:rFonts w:ascii="Arial" w:hAnsi="Arial" w:cs="Arial"/>
+          <w:b/>
+          <w:bCs/>
+          <w:sz w:val="24"/>
+          <w:szCs w:val="24"/>
+        </w:rPr>
+      </w:pPr>
+      <w:r>
+        <w:rPr>
+          <w:rFonts w:cs="Arial" w:ascii="Arial" w:hAnsi="Arial"/>
+          <w:b/>
+          <w:bCs/>
+          <w:sz w:val="24"/>
+          <w:szCs w:val="24"/>
+        </w:rPr>
+        <w:t>date '+%d/%m/%Y %H:%M:%S' &gt; txt3</w:t>
+      </w:r>
+    </w:p>
+    <w:p>
+      <w:pPr>
+        <w:pStyle w:val="ListParagraph"/>
+        <w:bidi w:val="0"/>
+        <w:jc w:val="both"/>
+        <w:rPr>
+          <w:rFonts w:ascii="Arial" w:hAnsi="Arial" w:cs="Arial"/>
+          <w:b/>
+          <w:bCs/>
+          <w:sz w:val="24"/>
+          <w:szCs w:val="24"/>
+        </w:rPr>
+      </w:pPr>
+      <w:r>
+        <w:rPr>
+          <w:rFonts w:cs="Arial" w:ascii="Arial" w:hAnsi="Arial"/>
+          <w:b/>
+          <w:bCs/>
+          <w:sz w:val="24"/>
+          <w:szCs w:val="24"/>
+        </w:rPr>
+        <w:t>man mkdir &gt; txt4</w:t>
+      </w:r>
+    </w:p>
+    <w:p>
+      <w:pPr>
+        <w:pStyle w:val="ListParagraph"/>
+        <w:bidi w:val="0"/>
+        <w:jc w:val="both"/>
+        <w:rPr>
+          <w:rFonts w:ascii="Arial" w:hAnsi="Arial" w:cs="Arial"/>
+          <w:b/>
+          <w:bCs/>
+          <w:sz w:val="24"/>
+          <w:szCs w:val="24"/>
+        </w:rPr>
+      </w:pPr>
+      <w:r>
+        <w:rPr>
+          <w:rFonts w:cs="Arial" w:ascii="Arial" w:hAnsi="Arial"/>
+          <w:b/>
+          <w:bCs/>
+          <w:sz w:val="24"/>
+          <w:szCs w:val="24"/>
+        </w:rPr>
+      </w:r>
+    </w:p>
+    <w:p>
+      <w:pPr>
+        <w:pStyle w:val="ListParagraph"/>
+        <w:bidi w:val="0"/>
+        <w:jc w:val="both"/>
+        <w:rPr>
+          <w:rFonts w:ascii="Arial" w:hAnsi="Arial" w:cs="Arial"/>
+          <w:b/>
+          <w:bCs/>
+          <w:sz w:val="24"/>
+          <w:szCs w:val="24"/>
+        </w:rPr>
+      </w:pPr>
+      <w:r>
+        <w:rPr>
+          <w:rFonts w:cs="Arial" w:ascii="Arial" w:hAnsi="Arial"/>
+          <w:b/>
+          <w:bCs/>
+          <w:sz w:val="24"/>
+          <w:szCs w:val="24"/>
+        </w:rPr>
+        <w:t># 5. Mover ASIR4 a ASIR1 como PAR</w:t>
+      </w:r>
+    </w:p>
+    <w:p>
+      <w:pPr>
+        <w:pStyle w:val="ListParagraph"/>
+        <w:bidi w:val="0"/>
+        <w:jc w:val="both"/>
+        <w:rPr>
+          <w:rFonts w:ascii="Arial" w:hAnsi="Arial" w:cs="Arial"/>
+          <w:b/>
+          <w:bCs/>
+          <w:sz w:val="24"/>
+          <w:szCs w:val="24"/>
+        </w:rPr>
+      </w:pPr>
+      <w:r>
+        <w:rPr>
+          <w:rFonts w:cs="Arial" w:ascii="Arial" w:hAnsi="Arial"/>
+          <w:b/>
+          <w:bCs/>
+          <w:sz w:val="24"/>
+          <w:szCs w:val="24"/>
+        </w:rPr>
+        <w:t>mv ~/AlumnoNombre/ASIR4 ~/AlumnoNombre/ASIR1/PAR</w:t>
+      </w:r>
+    </w:p>
+    <w:p>
+      <w:pPr>
+        <w:pStyle w:val="ListParagraph"/>
+        <w:bidi w:val="0"/>
+        <w:jc w:val="both"/>
+        <w:rPr>
+          <w:rFonts w:ascii="Arial" w:hAnsi="Arial" w:cs="Arial"/>
+          <w:b/>
+          <w:bCs/>
+          <w:sz w:val="24"/>
+          <w:szCs w:val="24"/>
+        </w:rPr>
+      </w:pPr>
+      <w:r>
+        <w:rPr>
+          <w:rFonts w:cs="Arial" w:ascii="Arial" w:hAnsi="Arial"/>
+          <w:b/>
+          <w:bCs/>
+          <w:sz w:val="24"/>
+          <w:szCs w:val="24"/>
+        </w:rPr>
+        <w:t>mv ~/txt3 ~/AlumnoNombre/ASIR1/PAR/Texto3</w:t>
+      </w:r>
+    </w:p>
+    <w:p>
+      <w:pPr>
+        <w:pStyle w:val="ListParagraph"/>
+        <w:bidi w:val="0"/>
+        <w:jc w:val="both"/>
+        <w:rPr>
+          <w:rFonts w:ascii="Arial" w:hAnsi="Arial" w:cs="Arial"/>
+          <w:b/>
+          <w:bCs/>
+          <w:sz w:val="24"/>
+          <w:szCs w:val="24"/>
+        </w:rPr>
+      </w:pPr>
+      <w:r>
+        <w:rPr>
+          <w:rFonts w:cs="Arial" w:ascii="Arial" w:hAnsi="Arial"/>
+          <w:b/>
+          <w:bCs/>
+          <w:sz w:val="24"/>
+          <w:szCs w:val="24"/>
+        </w:rPr>
+        <w:t>mv ~/txt4 ~/AlumnoNombre/ASIR1/PAR/Texto4</w:t>
+      </w:r>
+    </w:p>
+    <w:p>
+      <w:pPr>
+        <w:pStyle w:val="ListParagraph"/>
+        <w:bidi w:val="0"/>
+        <w:jc w:val="both"/>
+        <w:rPr>
+          <w:rFonts w:ascii="Arial" w:hAnsi="Arial" w:cs="Arial"/>
+          <w:b/>
+          <w:bCs/>
+          <w:sz w:val="24"/>
+          <w:szCs w:val="24"/>
+        </w:rPr>
+      </w:pPr>
+      <w:r>
+        <w:rPr>
+          <w:rFonts w:cs="Arial" w:ascii="Arial" w:hAnsi="Arial"/>
+          <w:b/>
+          <w:bCs/>
+          <w:sz w:val="24"/>
+          <w:szCs w:val="24"/>
+        </w:rPr>
+      </w:r>
+    </w:p>
+    <w:p>
+      <w:pPr>
+        <w:pStyle w:val="ListParagraph"/>
+        <w:bidi w:val="0"/>
+        <w:jc w:val="both"/>
+        <w:rPr>
+          <w:rFonts w:ascii="Arial" w:hAnsi="Arial" w:cs="Arial"/>
+          <w:b/>
+          <w:bCs/>
+          <w:sz w:val="24"/>
+          <w:szCs w:val="24"/>
+        </w:rPr>
+      </w:pPr>
+      <w:r>
+        <w:rPr>
+          <w:rFonts w:cs="Arial" w:ascii="Arial" w:hAnsi="Arial"/>
+          <w:b/>
+          <w:bCs/>
+          <w:sz w:val="24"/>
+          <w:szCs w:val="24"/>
+        </w:rPr>
+        <w:t># 6. Copiar ASIR2 a ASIR3 como CLASE</w:t>
+      </w:r>
+    </w:p>
+    <w:p>
+      <w:pPr>
+        <w:pStyle w:val="ListParagraph"/>
+        <w:bidi w:val="0"/>
+        <w:jc w:val="both"/>
+        <w:rPr>
+          <w:rFonts w:ascii="Arial" w:hAnsi="Arial" w:cs="Arial"/>
+          <w:b/>
+          <w:bCs/>
+          <w:sz w:val="24"/>
+          <w:szCs w:val="24"/>
+        </w:rPr>
+      </w:pPr>
+      <w:r>
+        <w:rPr>
+          <w:rFonts w:cs="Arial" w:ascii="Arial" w:hAnsi="Arial"/>
+          <w:b/>
+          <w:bCs/>
+          <w:sz w:val="24"/>
+          <w:szCs w:val="24"/>
+        </w:rPr>
+        <w:t>cp -r ~/AlumnoNombre/ASIR2 ~/AlumnoNombre/ASIR3/CLASE</w:t>
+      </w:r>
+    </w:p>
+    <w:p>
+      <w:pPr>
+        <w:pStyle w:val="ListParagraph"/>
+        <w:bidi w:val="0"/>
+        <w:jc w:val="both"/>
+        <w:rPr>
+          <w:rFonts w:ascii="Arial" w:hAnsi="Arial" w:cs="Arial"/>
+          <w:b/>
+          <w:bCs/>
+          <w:sz w:val="24"/>
+          <w:szCs w:val="24"/>
+        </w:rPr>
+      </w:pPr>
+      <w:r>
+        <w:rPr>
+          <w:rFonts w:cs="Arial" w:ascii="Arial" w:hAnsi="Arial"/>
+          <w:b/>
+          <w:bCs/>
+          <w:sz w:val="24"/>
+          <w:szCs w:val="24"/>
+        </w:rPr>
+        <w:t>mv ~/txt1 ~/AlumnoNombre/ASIR3/CLASE/Doc1</w:t>
+      </w:r>
+    </w:p>
+    <w:p>
+      <w:pPr>
+        <w:pStyle w:val="ListParagraph"/>
+        <w:bidi w:val="0"/>
+        <w:jc w:val="both"/>
+        <w:rPr>
+          <w:rFonts w:ascii="Arial" w:hAnsi="Arial" w:cs="Arial"/>
+          <w:b/>
+          <w:bCs/>
+          <w:sz w:val="24"/>
+          <w:szCs w:val="24"/>
+        </w:rPr>
+      </w:pPr>
+      <w:r>
+        <w:rPr>
+          <w:rFonts w:cs="Arial" w:ascii="Arial" w:hAnsi="Arial"/>
+          <w:b/>
+          <w:bCs/>
+          <w:sz w:val="24"/>
+          <w:szCs w:val="24"/>
+        </w:rPr>
+        <w:t>mv ~/txt2 ~/AlumnoNombre/ASIR3/CLASE/Doc2</w:t>
+      </w:r>
+    </w:p>
+    <w:p>
+      <w:pPr>
+        <w:pStyle w:val="ListParagraph"/>
+        <w:bidi w:val="0"/>
+        <w:jc w:val="both"/>
+        <w:rPr>
+          <w:rFonts w:ascii="Arial" w:hAnsi="Arial" w:cs="Arial"/>
+          <w:b/>
+          <w:bCs/>
+          <w:sz w:val="24"/>
+          <w:szCs w:val="24"/>
+        </w:rPr>
+      </w:pPr>
+      <w:r>
+        <w:rPr>
+          <w:rFonts w:cs="Arial" w:ascii="Arial" w:hAnsi="Arial"/>
+          <w:b/>
+          <w:bCs/>
+          <w:sz w:val="24"/>
+          <w:szCs w:val="24"/>
+        </w:rPr>
+      </w:r>
+    </w:p>
+    <w:p>
+      <w:pPr>
+        <w:pStyle w:val="ListParagraph"/>
+        <w:bidi w:val="0"/>
+        <w:jc w:val="both"/>
+        <w:rPr>
+          <w:rFonts w:ascii="Arial" w:hAnsi="Arial" w:cs="Arial"/>
+          <w:b/>
+          <w:bCs/>
+          <w:sz w:val="24"/>
+          <w:szCs w:val="24"/>
+        </w:rPr>
+      </w:pPr>
+      <w:r>
+        <w:rPr>
+          <w:rFonts w:cs="Arial" w:ascii="Arial" w:hAnsi="Arial"/>
+          <w:b/>
+          <w:bCs/>
+          <w:sz w:val="24"/>
+          <w:szCs w:val="24"/>
+        </w:rPr>
+        <w:t># 7. Eliminar archivos y directorio</w:t>
+      </w:r>
+    </w:p>
+    <w:p>
+      <w:pPr>
+        <w:pStyle w:val="ListParagraph"/>
+        <w:bidi w:val="0"/>
+        <w:jc w:val="both"/>
+        <w:rPr>
+          <w:rFonts w:ascii="Arial" w:hAnsi="Arial" w:cs="Arial"/>
+          <w:b/>
+          <w:bCs/>
+          <w:sz w:val="24"/>
+          <w:szCs w:val="24"/>
+        </w:rPr>
+      </w:pPr>
+      <w:r>
+        <w:rPr>
+          <w:rFonts w:cs="Arial" w:ascii="Arial" w:hAnsi="Arial"/>
+          <w:b/>
+          <w:bCs/>
+          <w:sz w:val="24"/>
+          <w:szCs w:val="24"/>
+        </w:rPr>
+        <w:t>rm -i ~/AlumnoNombre/ASIR3/CLASE/*</w:t>
+      </w:r>
+    </w:p>
+    <w:p>
+      <w:pPr>
+        <w:pStyle w:val="ListParagraph"/>
+        <w:bidi w:val="0"/>
+        <w:jc w:val="both"/>
+        <w:rPr>
+          <w:rFonts w:ascii="Arial" w:hAnsi="Arial" w:cs="Arial"/>
+          <w:b/>
+          <w:bCs/>
+          <w:sz w:val="24"/>
+          <w:szCs w:val="24"/>
+        </w:rPr>
+      </w:pPr>
+      <w:r>
+        <w:rPr>
+          <w:rFonts w:cs="Arial" w:ascii="Arial" w:hAnsi="Arial"/>
+          <w:b/>
+          <w:bCs/>
+          <w:sz w:val="24"/>
+          <w:szCs w:val="24"/>
+        </w:rPr>
+        <w:t>rm -rf ~/AlumnoNombre/ASIR3/</w:t>
+      </w:r>
+    </w:p>
+    <w:p>
+      <w:pPr>
+        <w:pStyle w:val="ListParagraph"/>
+        <w:bidi w:val="0"/>
+        <w:jc w:val="both"/>
+        <w:rPr>
+          <w:rFonts w:ascii="Arial" w:hAnsi="Arial" w:cs="Arial"/>
+          <w:b/>
+          <w:bCs/>
+          <w:sz w:val="24"/>
+          <w:szCs w:val="24"/>
+        </w:rPr>
+      </w:pPr>
+      <w:r>
+        <w:rPr>
+          <w:rFonts w:cs="Arial" w:ascii="Arial" w:hAnsi="Arial"/>
+          <w:b/>
+          <w:bCs/>
+          <w:sz w:val="24"/>
+          <w:szCs w:val="24"/>
+        </w:rPr>
+      </w:r>
+    </w:p>
+    <w:p>
+      <w:pPr>
+        <w:pStyle w:val="ListParagraph"/>
+        <w:bidi w:val="0"/>
+        <w:jc w:val="both"/>
+        <w:rPr>
+          <w:rFonts w:ascii="Arial" w:hAnsi="Arial" w:cs="Arial"/>
+          <w:b/>
+          <w:bCs/>
+          <w:sz w:val="24"/>
+          <w:szCs w:val="24"/>
+        </w:rPr>
+      </w:pPr>
+      <w:r>
+        <w:rPr>
+          <w:rFonts w:cs="Arial" w:ascii="Arial" w:hAnsi="Arial"/>
+          <w:b/>
+          <w:bCs/>
+          <w:sz w:val="24"/>
+          <w:szCs w:val="24"/>
+        </w:rPr>
+        <w:t># 8. Instalar tree y mostrar estructura</w:t>
+      </w:r>
+    </w:p>
+    <w:p>
+      <w:pPr>
+        <w:pStyle w:val="ListParagraph"/>
+        <w:bidi w:val="0"/>
+        <w:jc w:val="both"/>
+        <w:rPr>
+          <w:rFonts w:ascii="Arial" w:hAnsi="Arial" w:cs="Arial"/>
+          <w:b/>
+          <w:bCs/>
+          <w:sz w:val="24"/>
+          <w:szCs w:val="24"/>
+        </w:rPr>
+      </w:pPr>
+      <w:r>
+        <w:rPr>
+          <w:rFonts w:cs="Arial" w:ascii="Arial" w:hAnsi="Arial"/>
+          <w:b/>
+          <w:bCs/>
+          <w:sz w:val="24"/>
+          <w:szCs w:val="24"/>
+        </w:rPr>
+        <w:t>sudo apt update</w:t>
+      </w:r>
+    </w:p>
+    <w:p>
+      <w:pPr>
+        <w:pStyle w:val="ListParagraph"/>
+        <w:bidi w:val="0"/>
+        <w:jc w:val="both"/>
+        <w:rPr>
+          <w:rFonts w:ascii="Arial" w:hAnsi="Arial" w:cs="Arial"/>
+          <w:b/>
+          <w:bCs/>
+          <w:sz w:val="24"/>
+          <w:szCs w:val="24"/>
+        </w:rPr>
+      </w:pPr>
+      <w:r>
+        <w:rPr>
+          <w:rFonts w:cs="Arial" w:ascii="Arial" w:hAnsi="Arial"/>
+          <w:b/>
+          <w:bCs/>
+          <w:sz w:val="24"/>
+          <w:szCs w:val="24"/>
+        </w:rPr>
+        <w:t>sudo apt install tree -y</w:t>
+      </w:r>
+    </w:p>
+    <w:p>
+      <w:pPr>
+        <w:pStyle w:val="ListParagraph"/>
+        <w:bidi w:val="0"/>
+        <w:jc w:val="both"/>
+        <w:rPr>
+          <w:rFonts w:ascii="Arial" w:hAnsi="Arial" w:cs="Arial"/>
+          <w:b/>
+          <w:bCs/>
+          <w:sz w:val="24"/>
+          <w:szCs w:val="24"/>
+        </w:rPr>
+      </w:pPr>
+      <w:r>
+        <w:rPr>
+          <w:rFonts w:cs="Arial" w:ascii="Arial" w:hAnsi="Arial"/>
+          <w:b/>
+          <w:bCs/>
+          <w:sz w:val="24"/>
+          <w:szCs w:val="24"/>
+        </w:rPr>
+        <w:t>tree ~/AlumnoNombre/</w:t>
+      </w:r>
+    </w:p>
+    <w:p>
+      <w:pPr>
+        <w:pStyle w:val="ListParagraph"/>
+        <w:bidi w:val="0"/>
+        <w:jc w:val="both"/>
+        <w:rPr>
+          <w:rFonts w:ascii="Arial" w:hAnsi="Arial" w:cs="Arial"/>
+          <w:b/>
+          <w:bCs/>
+          <w:sz w:val="24"/>
+          <w:szCs w:val="24"/>
+        </w:rPr>
+      </w:pPr>
+      <w:r>
+        <w:rPr>
+          <w:rFonts w:cs="Arial" w:ascii="Arial" w:hAnsi="Arial"/>
+          <w:b/>
+          <w:bCs/>
+          <w:sz w:val="24"/>
+          <w:szCs w:val="24"/>
+        </w:rPr>
+      </w:r>
+    </w:p>
+    <w:p>
+      <w:pPr>
+        <w:pStyle w:val="ListParagraph"/>
+        <w:bidi w:val="0"/>
+        <w:jc w:val="both"/>
+        <w:rPr>
+          <w:rFonts w:ascii="Arial" w:hAnsi="Arial" w:cs="Arial"/>
+          <w:b/>
+          <w:bCs/>
+          <w:sz w:val="24"/>
+          <w:szCs w:val="24"/>
+        </w:rPr>
+      </w:pPr>
+      <w:r>
+        <w:rPr>
+          <w:rFonts w:cs="Arial" w:ascii="Arial" w:hAnsi="Arial"/>
+          <w:b/>
+          <w:bCs/>
+          <w:sz w:val="24"/>
+          <w:szCs w:val="24"/>
+        </w:rPr>
+        <w:t>=======================================================</w:t>
+      </w:r>
+    </w:p>
+    <w:p>
+      <w:pPr>
+        <w:pStyle w:val="ListParagraph"/>
+        <w:bidi w:val="0"/>
+        <w:jc w:val="both"/>
+        <w:rPr>
+          <w:rFonts w:ascii="Arial" w:hAnsi="Arial" w:cs="Arial"/>
+          <w:b/>
+          <w:bCs/>
+          <w:sz w:val="24"/>
+          <w:szCs w:val="24"/>
+        </w:rPr>
+      </w:pPr>
+      <w:r>
+        <w:rPr>
+          <w:rFonts w:cs="Arial" w:ascii="Arial" w:hAnsi="Arial"/>
+          <w:b/>
+          <w:bCs/>
+          <w:sz w:val="24"/>
+          <w:szCs w:val="24"/>
+        </w:rPr>
+        <w:t>FIN DEL HISTORIAL</w:t>
+      </w:r>
+    </w:p>
+    <w:p>
+      <w:pPr>
+        <w:pStyle w:val="ListParagraph"/>
+        <w:bidi w:val="0"/>
+        <w:jc w:val="both"/>
+        <w:rPr>
+          <w:rFonts w:ascii="Arial" w:hAnsi="Arial" w:cs="Arial"/>
+          <w:b/>
+          <w:bCs/>
+          <w:sz w:val="24"/>
+          <w:szCs w:val="24"/>
+        </w:rPr>
+      </w:pPr>
+      <w:r>
+        <w:rPr>
+          <w:rFonts w:cs="Arial" w:ascii="Arial" w:hAnsi="Arial"/>
+          <w:b/>
+          <w:bCs/>
+          <w:sz w:val="24"/>
+          <w:szCs w:val="24"/>
+        </w:rPr>
+        <w:t>=======================================================</w:t>
+      </w:r>
+    </w:p>
+    <w:p>
+      <w:pPr>
+        <w:pStyle w:val="ListParagraph"/>
+        <w:bidi w:val="0"/>
+        <w:jc w:val="both"/>
+        <w:rPr>
+          <w:rFonts w:ascii="Arial" w:hAnsi="Arial" w:cs="Arial"/>
+          <w:b/>
+          <w:bCs/>
+          <w:sz w:val="24"/>
+          <w:szCs w:val="24"/>
+        </w:rPr>
+      </w:pPr>
+      <w:r>
+        <w:rPr>
+          <w:rFonts w:cs="Arial" w:ascii="Arial" w:hAnsi="Arial"/>
+          <w:b/>
+          <w:bCs/>
+          <w:sz w:val="24"/>
+          <w:szCs w:val="24"/>
+        </w:rPr>
+        <w:t>EOF</w:t>
+      </w:r>
+    </w:p>
+    <w:p>
+      <w:pPr>
+        <w:pStyle w:val="ListParagraph"/>
+        <w:bidi w:val="0"/>
+        <w:jc w:val="both"/>
+        <w:rPr>
+          <w:rFonts w:ascii="Arial" w:hAnsi="Arial" w:cs="Arial"/>
+          <w:b/>
+          <w:bCs/>
+          <w:sz w:val="24"/>
+          <w:szCs w:val="24"/>
+        </w:rPr>
+      </w:pPr>
+      <w:r>
+        <w:rPr>
+          <w:rFonts w:cs="Arial" w:ascii="Arial" w:hAnsi="Arial"/>
+          <w:b/>
+          <w:bCs/>
+          <w:sz w:val="24"/>
+          <w:szCs w:val="24"/>
+        </w:rPr>
+      </w:r>
+    </w:p>
+    <w:p>
+      <w:pPr>
+        <w:pStyle w:val="ListParagraph"/>
+        <w:bidi w:val="0"/>
+        <w:jc w:val="both"/>
+        <w:rPr>
+          <w:rFonts w:ascii="Arial" w:hAnsi="Arial" w:cs="Arial"/>
+          <w:b/>
+          <w:bCs/>
+          <w:sz w:val="24"/>
+          <w:szCs w:val="24"/>
+        </w:rPr>
+      </w:pPr>
+      <w:r>
+        <w:rPr>
+          <w:rFonts w:cs="Arial" w:ascii="Arial" w:hAnsi="Arial"/>
+          <w:b/>
+          <w:bCs/>
+          <w:sz w:val="24"/>
+          <w:szCs w:val="24"/>
+        </w:rPr>
+        <w:t># Mostrar el contenido del archivo</w:t>
+      </w:r>
+    </w:p>
+    <w:p>
+      <w:pPr>
+        <w:pStyle w:val="ListParagraph"/>
+        <w:bidi w:val="0"/>
+        <w:jc w:val="both"/>
+        <w:rPr>
+          <w:rFonts w:ascii="Arial" w:hAnsi="Arial" w:cs="Arial"/>
+          <w:b/>
+          <w:bCs/>
+          <w:sz w:val="24"/>
+          <w:szCs w:val="24"/>
+        </w:rPr>
+      </w:pPr>
+      <w:r>
+        <w:rPr>
+          <w:rFonts w:cs="Arial" w:ascii="Arial" w:hAnsi="Arial"/>
+          <w:b/>
+          <w:bCs/>
+          <w:sz w:val="24"/>
+          <w:szCs w:val="24"/>
+        </w:rPr>
+        <w:t>cat ~/AlumnoNombre/Historial-Alumno.txt</w:t>
+      </w:r>
+    </w:p>
+    <w:p>
+      <w:pPr>
+        <w:pStyle w:val="ListParagraph"/>
+        <w:jc w:val="both"/>
+        <w:rPr>
+          <w:rFonts w:ascii="Arial" w:hAnsi="Arial" w:cs="Arial"/>
+          <w:sz w:val="24"/>
+          <w:szCs w:val="24"/>
+        </w:rPr>
+      </w:pPr>
+      <w:r>
+        <w:rPr>
+          <w:rFonts w:cs="Arial" w:ascii="Arial" w:hAnsi="Arial"/>
+          <w:sz w:val="24"/>
+          <w:szCs w:val="24"/>
+        </w:rPr>
       </w:r>
     </w:p>
     <w:p>
@@ -1521,7 +4599,7 @@
           <w:szCs w:val="24"/>
         </w:rPr>
         <w:drawing>
-          <wp:anchor distT="0" distB="0" distL="114300" distR="114300" simplePos="0" relativeHeight="7" behindDoc="0" locked="0" layoutInCell="0" allowOverlap="1">
+          <wp:anchor distT="0" distB="0" distL="114300" distR="114300" simplePos="0" relativeHeight="15" behindDoc="0" locked="0" layoutInCell="0" allowOverlap="1">
             <wp:simplePos x="0" y="0"/>
             <wp:positionH relativeFrom="column">
               <wp:posOffset>615950</wp:posOffset>
@@ -1535,8 +4613,8 @@
               <wp:wrapPolygon edited="0">
                 <wp:start x="0" y="0"/>
                 <wp:lineTo x="0" y="21450"/>
-                <wp:lineTo x="21492" y="21450"/>
-                <wp:lineTo x="21492" y="0"/>
+                <wp:lineTo x="21490" y="21450"/>
+                <wp:lineTo x="21490" y="0"/>
                 <wp:lineTo x="0" y="0"/>
               </wp:wrapPolygon>
             </wp:wrapTight>
@@ -1601,23 +4679,751 @@
         <w:pStyle w:val="ListParagraph"/>
         <w:numPr>
           <w:ilvl w:val="0"/>
-          <w:numId w:val="2"/>
+          <w:numId w:val="0"/>
         </w:numPr>
         <w:spacing w:lineRule="auto" w:line="257"/>
-        <w:jc w:val="both"/>
-        <w:rPr>
-          <w:rFonts w:ascii="Arial" w:hAnsi="Arial" w:cs="Arial"/>
-          <w:sz w:val="24"/>
-          <w:szCs w:val="24"/>
-        </w:rPr>
-      </w:pPr>
-      <w:r>
-        <w:rPr>
-          <w:rFonts w:cs="Arial" w:ascii="Arial" w:hAnsi="Arial"/>
-          <w:sz w:val="24"/>
-          <w:szCs w:val="24"/>
-        </w:rPr>
-        <w:t>Copiar los archivos del directorio /var/log que acaben en ‘.log’ al directorio con el nombre del alumno. A continuación, listar todos los archivos en detalle, y guardar la salida en un archivo llamado ‘Logs-Nombre Alumno’.</w:t>
+        <w:ind w:hanging="0" w:start="720"/>
+        <w:jc w:val="both"/>
+        <w:rPr>
+          <w:rFonts w:ascii="Arial" w:hAnsi="Arial" w:cs="Arial"/>
+          <w:sz w:val="24"/>
+          <w:szCs w:val="24"/>
+        </w:rPr>
+      </w:pPr>
+      <w:r>
+        <w:rPr>
+          <w:rFonts w:cs="Arial" w:ascii="Arial" w:hAnsi="Arial"/>
+          <w:sz w:val="24"/>
+          <w:szCs w:val="24"/>
+        </w:rPr>
+      </w:r>
+    </w:p>
+    <w:p>
+      <w:pPr>
+        <w:pStyle w:val="ListParagraph"/>
+        <w:numPr>
+          <w:ilvl w:val="0"/>
+          <w:numId w:val="0"/>
+        </w:numPr>
+        <w:spacing w:lineRule="auto" w:line="257"/>
+        <w:ind w:hanging="0" w:start="720"/>
+        <w:jc w:val="both"/>
+        <w:rPr>
+          <w:rFonts w:ascii="Arial" w:hAnsi="Arial" w:cs="Arial"/>
+          <w:sz w:val="24"/>
+          <w:szCs w:val="24"/>
+        </w:rPr>
+      </w:pPr>
+      <w:r>
+        <w:rPr>
+          <w:rFonts w:cs="Arial" w:ascii="Arial" w:hAnsi="Arial"/>
+          <w:sz w:val="24"/>
+          <w:szCs w:val="24"/>
+        </w:rPr>
+      </w:r>
+    </w:p>
+    <w:p>
+      <w:pPr>
+        <w:pStyle w:val="ListParagraph"/>
+        <w:numPr>
+          <w:ilvl w:val="0"/>
+          <w:numId w:val="0"/>
+        </w:numPr>
+        <w:spacing w:lineRule="auto" w:line="257"/>
+        <w:ind w:hanging="0" w:start="720"/>
+        <w:jc w:val="both"/>
+        <w:rPr>
+          <w:rFonts w:ascii="Arial" w:hAnsi="Arial" w:cs="Arial"/>
+          <w:sz w:val="24"/>
+          <w:szCs w:val="24"/>
+        </w:rPr>
+      </w:pPr>
+      <w:r>
+        <w:rPr>
+          <w:rFonts w:cs="Arial" w:ascii="Arial" w:hAnsi="Arial"/>
+          <w:sz w:val="24"/>
+          <w:szCs w:val="24"/>
+        </w:rPr>
+      </w:r>
+    </w:p>
+    <w:p>
+      <w:pPr>
+        <w:pStyle w:val="ListParagraph"/>
+        <w:numPr>
+          <w:ilvl w:val="0"/>
+          <w:numId w:val="0"/>
+        </w:numPr>
+        <w:spacing w:lineRule="auto" w:line="257"/>
+        <w:ind w:hanging="0" w:start="720"/>
+        <w:jc w:val="both"/>
+        <w:rPr>
+          <w:rFonts w:ascii="Arial" w:hAnsi="Arial" w:cs="Arial"/>
+          <w:sz w:val="24"/>
+          <w:szCs w:val="24"/>
+        </w:rPr>
+      </w:pPr>
+      <w:r>
+        <w:rPr>
+          <w:rFonts w:cs="Arial" w:ascii="Arial" w:hAnsi="Arial"/>
+          <w:sz w:val="24"/>
+          <w:szCs w:val="24"/>
+        </w:rPr>
+      </w:r>
+    </w:p>
+    <w:p>
+      <w:pPr>
+        <w:pStyle w:val="ListParagraph"/>
+        <w:numPr>
+          <w:ilvl w:val="0"/>
+          <w:numId w:val="0"/>
+        </w:numPr>
+        <w:spacing w:lineRule="auto" w:line="257"/>
+        <w:ind w:hanging="0" w:start="720"/>
+        <w:jc w:val="both"/>
+        <w:rPr>
+          <w:rFonts w:ascii="Arial" w:hAnsi="Arial" w:cs="Arial"/>
+          <w:sz w:val="24"/>
+          <w:szCs w:val="24"/>
+        </w:rPr>
+      </w:pPr>
+      <w:r>
+        <w:rPr>
+          <w:rFonts w:cs="Arial" w:ascii="Arial" w:hAnsi="Arial"/>
+          <w:sz w:val="24"/>
+          <w:szCs w:val="24"/>
+        </w:rPr>
+      </w:r>
+    </w:p>
+    <w:p>
+      <w:pPr>
+        <w:pStyle w:val="ListParagraph"/>
+        <w:numPr>
+          <w:ilvl w:val="0"/>
+          <w:numId w:val="0"/>
+        </w:numPr>
+        <w:spacing w:lineRule="auto" w:line="257"/>
+        <w:ind w:hanging="0" w:start="720"/>
+        <w:jc w:val="both"/>
+        <w:rPr>
+          <w:rFonts w:ascii="Arial" w:hAnsi="Arial" w:cs="Arial"/>
+          <w:sz w:val="24"/>
+          <w:szCs w:val="24"/>
+        </w:rPr>
+      </w:pPr>
+      <w:r>
+        <w:rPr>
+          <w:rFonts w:cs="Arial" w:ascii="Arial" w:hAnsi="Arial"/>
+          <w:sz w:val="24"/>
+          <w:szCs w:val="24"/>
+        </w:rPr>
+      </w:r>
+    </w:p>
+    <w:p>
+      <w:pPr>
+        <w:pStyle w:val="ListParagraph"/>
+        <w:spacing w:lineRule="auto" w:line="257"/>
+        <w:ind w:hanging="0" w:start="0"/>
+        <w:jc w:val="both"/>
+        <w:rPr>
+          <w:rFonts w:ascii="Arial" w:hAnsi="Arial" w:cs="Arial"/>
+          <w:sz w:val="24"/>
+          <w:szCs w:val="24"/>
+        </w:rPr>
+      </w:pPr>
+      <w:r>
+        <w:rPr>
+          <w:rFonts w:cs="Arial" w:ascii="Arial" w:hAnsi="Arial"/>
+          <w:sz w:val="24"/>
+          <w:szCs w:val="24"/>
+        </w:rPr>
+      </w:r>
+    </w:p>
+    <w:p>
+      <w:pPr>
+        <w:pStyle w:val="ListParagraph"/>
+        <w:numPr>
+          <w:ilvl w:val="0"/>
+          <w:numId w:val="0"/>
+        </w:numPr>
+        <w:spacing w:lineRule="auto" w:line="257"/>
+        <w:ind w:hanging="0" w:start="720"/>
+        <w:jc w:val="both"/>
+        <w:rPr>
+          <w:rFonts w:ascii="Arial" w:hAnsi="Arial" w:cs="Arial"/>
+          <w:sz w:val="24"/>
+          <w:szCs w:val="24"/>
+        </w:rPr>
+      </w:pPr>
+      <w:r>
+        <w:rPr>
+          <w:rFonts w:cs="Arial" w:ascii="Arial" w:hAnsi="Arial"/>
+          <w:sz w:val="24"/>
+          <w:szCs w:val="24"/>
+        </w:rPr>
+      </w:r>
+    </w:p>
+    <w:p>
+      <w:pPr>
+        <w:pStyle w:val="ListParagraph"/>
+        <w:bidi w:val="0"/>
+        <w:spacing w:lineRule="auto" w:line="257"/>
+        <w:jc w:val="both"/>
+        <w:rPr>
+          <w:rFonts w:ascii="Arial" w:hAnsi="Arial" w:cs="Arial"/>
+          <w:b/>
+          <w:bCs/>
+          <w:sz w:val="24"/>
+          <w:szCs w:val="24"/>
+        </w:rPr>
+      </w:pPr>
+      <w:r>
+        <w:rPr>
+          <w:rFonts w:cs="Arial" w:ascii="Arial" w:hAnsi="Arial"/>
+          <w:b/>
+          <w:bCs/>
+          <w:sz w:val="24"/>
+          <w:szCs w:val="24"/>
+        </w:rPr>
+        <w:t># Navegar al home del usuario</w:t>
+      </w:r>
+    </w:p>
+    <w:p>
+      <w:pPr>
+        <w:pStyle w:val="ListParagraph"/>
+        <w:bidi w:val="0"/>
+        <w:spacing w:lineRule="auto" w:line="257"/>
+        <w:jc w:val="both"/>
+        <w:rPr>
+          <w:rFonts w:ascii="Arial" w:hAnsi="Arial" w:cs="Arial"/>
+          <w:b/>
+          <w:bCs/>
+          <w:sz w:val="24"/>
+          <w:szCs w:val="24"/>
+        </w:rPr>
+      </w:pPr>
+      <w:r>
+        <w:rPr>
+          <w:rFonts w:cs="Arial" w:ascii="Arial" w:hAnsi="Arial"/>
+          <w:b/>
+          <w:bCs/>
+          <w:sz w:val="24"/>
+          <w:szCs w:val="24"/>
+        </w:rPr>
+        <w:t>cd ~</w:t>
+      </w:r>
+    </w:p>
+    <w:p>
+      <w:pPr>
+        <w:pStyle w:val="ListParagraph"/>
+        <w:bidi w:val="0"/>
+        <w:spacing w:lineRule="auto" w:line="257"/>
+        <w:jc w:val="both"/>
+        <w:rPr>
+          <w:rFonts w:ascii="Arial" w:hAnsi="Arial" w:cs="Arial"/>
+          <w:b/>
+          <w:bCs/>
+          <w:sz w:val="24"/>
+          <w:szCs w:val="24"/>
+        </w:rPr>
+      </w:pPr>
+      <w:r>
+        <w:rPr>
+          <w:rFonts w:cs="Arial" w:ascii="Arial" w:hAnsi="Arial"/>
+          <w:b/>
+          <w:bCs/>
+          <w:sz w:val="24"/>
+          <w:szCs w:val="24"/>
+        </w:rPr>
+      </w:r>
+    </w:p>
+    <w:p>
+      <w:pPr>
+        <w:pStyle w:val="ListParagraph"/>
+        <w:bidi w:val="0"/>
+        <w:spacing w:lineRule="auto" w:line="257"/>
+        <w:jc w:val="both"/>
+        <w:rPr>
+          <w:rFonts w:ascii="Arial" w:hAnsi="Arial" w:cs="Arial"/>
+          <w:b/>
+          <w:bCs/>
+          <w:sz w:val="24"/>
+          <w:szCs w:val="24"/>
+        </w:rPr>
+      </w:pPr>
+      <w:r>
+        <w:rPr>
+          <w:rFonts w:cs="Arial" w:ascii="Arial" w:hAnsi="Arial"/>
+          <w:b/>
+          <w:bCs/>
+          <w:sz w:val="24"/>
+          <w:szCs w:val="24"/>
+        </w:rPr>
+        <w:t># Crear la estructura completa (una línea)</w:t>
+      </w:r>
+    </w:p>
+    <w:p>
+      <w:pPr>
+        <w:pStyle w:val="ListParagraph"/>
+        <w:bidi w:val="0"/>
+        <w:spacing w:lineRule="auto" w:line="257"/>
+        <w:jc w:val="both"/>
+        <w:rPr>
+          <w:rFonts w:ascii="Arial" w:hAnsi="Arial" w:cs="Arial"/>
+          <w:b/>
+          <w:bCs/>
+          <w:sz w:val="24"/>
+          <w:szCs w:val="24"/>
+        </w:rPr>
+      </w:pPr>
+      <w:r>
+        <w:rPr>
+          <w:rFonts w:cs="Arial" w:ascii="Arial" w:hAnsi="Arial"/>
+          <w:b/>
+          <w:bCs/>
+          <w:sz w:val="24"/>
+          <w:szCs w:val="24"/>
+        </w:rPr>
+        <w:t>mkdir -p (nombre)/{Carpeta1/{Archivos,Scripts},Carpeta2/Programas,Carpeta3}</w:t>
+      </w:r>
+    </w:p>
+    <w:p>
+      <w:pPr>
+        <w:pStyle w:val="ListParagraph"/>
+        <w:bidi w:val="0"/>
+        <w:spacing w:lineRule="auto" w:line="257"/>
+        <w:jc w:val="both"/>
+        <w:rPr>
+          <w:rFonts w:ascii="Arial" w:hAnsi="Arial" w:cs="Arial"/>
+          <w:b/>
+          <w:bCs/>
+          <w:sz w:val="24"/>
+          <w:szCs w:val="24"/>
+        </w:rPr>
+      </w:pPr>
+      <w:r>
+        <w:rPr>
+          <w:rFonts w:cs="Arial" w:ascii="Arial" w:hAnsi="Arial"/>
+          <w:b/>
+          <w:bCs/>
+          <w:sz w:val="24"/>
+          <w:szCs w:val="24"/>
+        </w:rPr>
+      </w:r>
+    </w:p>
+    <w:p>
+      <w:pPr>
+        <w:pStyle w:val="ListParagraph"/>
+        <w:bidi w:val="0"/>
+        <w:spacing w:lineRule="auto" w:line="257"/>
+        <w:jc w:val="both"/>
+        <w:rPr>
+          <w:rFonts w:ascii="Arial" w:hAnsi="Arial" w:cs="Arial"/>
+          <w:b/>
+          <w:bCs/>
+          <w:sz w:val="24"/>
+          <w:szCs w:val="24"/>
+        </w:rPr>
+      </w:pPr>
+      <w:r>
+        <w:rPr>
+          <w:rFonts w:cs="Arial" w:ascii="Arial" w:hAnsi="Arial"/>
+          <w:b/>
+          <w:bCs/>
+          <w:sz w:val="24"/>
+          <w:szCs w:val="24"/>
+        </w:rPr>
+        <w:t># Crear archivos en Archivos</w:t>
+      </w:r>
+    </w:p>
+    <w:p>
+      <w:pPr>
+        <w:pStyle w:val="ListParagraph"/>
+        <w:bidi w:val="0"/>
+        <w:spacing w:lineRule="auto" w:line="257"/>
+        <w:jc w:val="both"/>
+        <w:rPr>
+          <w:rFonts w:ascii="Arial" w:hAnsi="Arial" w:cs="Arial"/>
+          <w:b/>
+          <w:bCs/>
+          <w:sz w:val="24"/>
+          <w:szCs w:val="24"/>
+        </w:rPr>
+      </w:pPr>
+      <w:r>
+        <w:rPr>
+          <w:rFonts w:cs="Arial" w:ascii="Arial" w:hAnsi="Arial"/>
+          <w:b/>
+          <w:bCs/>
+          <w:sz w:val="24"/>
+          <w:szCs w:val="24"/>
+        </w:rPr>
+        <w:t>touch (nombre)/Carpeta1/Archivos/manual_ls</w:t>
+      </w:r>
+    </w:p>
+    <w:p>
+      <w:pPr>
+        <w:pStyle w:val="ListParagraph"/>
+        <w:bidi w:val="0"/>
+        <w:spacing w:lineRule="auto" w:line="257"/>
+        <w:jc w:val="both"/>
+        <w:rPr>
+          <w:rFonts w:ascii="Arial" w:hAnsi="Arial" w:cs="Arial"/>
+          <w:b/>
+          <w:bCs/>
+          <w:sz w:val="24"/>
+          <w:szCs w:val="24"/>
+        </w:rPr>
+      </w:pPr>
+      <w:r>
+        <w:rPr>
+          <w:rFonts w:cs="Arial" w:ascii="Arial" w:hAnsi="Arial"/>
+          <w:b/>
+          <w:bCs/>
+          <w:sz w:val="24"/>
+          <w:szCs w:val="24"/>
+        </w:rPr>
+        <w:t>touch (nombre)/Carpeta1/Archivos/manual_pwd</w:t>
+      </w:r>
+    </w:p>
+    <w:p>
+      <w:pPr>
+        <w:pStyle w:val="ListParagraph"/>
+        <w:bidi w:val="0"/>
+        <w:spacing w:lineRule="auto" w:line="257"/>
+        <w:jc w:val="both"/>
+        <w:rPr>
+          <w:rFonts w:ascii="Arial" w:hAnsi="Arial" w:cs="Arial"/>
+          <w:b/>
+          <w:bCs/>
+          <w:sz w:val="24"/>
+          <w:szCs w:val="24"/>
+        </w:rPr>
+      </w:pPr>
+      <w:r>
+        <w:rPr>
+          <w:rFonts w:cs="Arial" w:ascii="Arial" w:hAnsi="Arial"/>
+          <w:b/>
+          <w:bCs/>
+          <w:sz w:val="24"/>
+          <w:szCs w:val="24"/>
+        </w:rPr>
+        <w:t>touch (nombre)/Carpeta1/Archivos/manual_who</w:t>
+      </w:r>
+    </w:p>
+    <w:p>
+      <w:pPr>
+        <w:pStyle w:val="ListParagraph"/>
+        <w:bidi w:val="0"/>
+        <w:spacing w:lineRule="auto" w:line="257"/>
+        <w:jc w:val="both"/>
+        <w:rPr>
+          <w:rFonts w:ascii="Arial" w:hAnsi="Arial" w:cs="Arial"/>
+          <w:b/>
+          <w:bCs/>
+          <w:sz w:val="24"/>
+          <w:szCs w:val="24"/>
+        </w:rPr>
+      </w:pPr>
+      <w:r>
+        <w:rPr>
+          <w:rFonts w:cs="Arial" w:ascii="Arial" w:hAnsi="Arial"/>
+          <w:b/>
+          <w:bCs/>
+          <w:sz w:val="24"/>
+          <w:szCs w:val="24"/>
+        </w:rPr>
+      </w:r>
+    </w:p>
+    <w:p>
+      <w:pPr>
+        <w:pStyle w:val="ListParagraph"/>
+        <w:bidi w:val="0"/>
+        <w:spacing w:lineRule="auto" w:line="257"/>
+        <w:jc w:val="both"/>
+        <w:rPr>
+          <w:rFonts w:ascii="Arial" w:hAnsi="Arial" w:cs="Arial"/>
+          <w:b/>
+          <w:bCs/>
+          <w:sz w:val="24"/>
+          <w:szCs w:val="24"/>
+        </w:rPr>
+      </w:pPr>
+      <w:r>
+        <w:rPr>
+          <w:rFonts w:cs="Arial" w:ascii="Arial" w:hAnsi="Arial"/>
+          <w:b/>
+          <w:bCs/>
+          <w:sz w:val="24"/>
+          <w:szCs w:val="24"/>
+        </w:rPr>
+        <w:t># Crear archivos en Programas</w:t>
+      </w:r>
+    </w:p>
+    <w:p>
+      <w:pPr>
+        <w:pStyle w:val="ListParagraph"/>
+        <w:bidi w:val="0"/>
+        <w:spacing w:lineRule="auto" w:line="257"/>
+        <w:jc w:val="both"/>
+        <w:rPr>
+          <w:rFonts w:ascii="Arial" w:hAnsi="Arial" w:cs="Arial"/>
+          <w:b/>
+          <w:bCs/>
+          <w:sz w:val="24"/>
+          <w:szCs w:val="24"/>
+        </w:rPr>
+      </w:pPr>
+      <w:r>
+        <w:rPr>
+          <w:rFonts w:cs="Arial" w:ascii="Arial" w:hAnsi="Arial"/>
+          <w:b/>
+          <w:bCs/>
+          <w:sz w:val="24"/>
+          <w:szCs w:val="24"/>
+        </w:rPr>
+        <w:t>touch (nombre)/Carpeta2/Programas/programa1</w:t>
+      </w:r>
+    </w:p>
+    <w:p>
+      <w:pPr>
+        <w:pStyle w:val="ListParagraph"/>
+        <w:bidi w:val="0"/>
+        <w:spacing w:lineRule="auto" w:line="257"/>
+        <w:jc w:val="both"/>
+        <w:rPr>
+          <w:rFonts w:ascii="Arial" w:hAnsi="Arial" w:cs="Arial"/>
+          <w:b/>
+          <w:bCs/>
+          <w:sz w:val="24"/>
+          <w:szCs w:val="24"/>
+        </w:rPr>
+      </w:pPr>
+      <w:r>
+        <w:rPr>
+          <w:rFonts w:cs="Arial" w:ascii="Arial" w:hAnsi="Arial"/>
+          <w:b/>
+          <w:bCs/>
+          <w:sz w:val="24"/>
+          <w:szCs w:val="24"/>
+        </w:rPr>
+        <w:t>touch (nombre)/Carpeta2/Programas/programa2</w:t>
+      </w:r>
+    </w:p>
+    <w:p>
+      <w:pPr>
+        <w:pStyle w:val="ListParagraph"/>
+        <w:bidi w:val="0"/>
+        <w:spacing w:lineRule="auto" w:line="257"/>
+        <w:jc w:val="both"/>
+        <w:rPr>
+          <w:rFonts w:ascii="Arial" w:hAnsi="Arial" w:cs="Arial"/>
+          <w:b/>
+          <w:bCs/>
+          <w:sz w:val="24"/>
+          <w:szCs w:val="24"/>
+        </w:rPr>
+      </w:pPr>
+      <w:r>
+        <w:rPr>
+          <w:rFonts w:cs="Arial" w:ascii="Arial" w:hAnsi="Arial"/>
+          <w:b/>
+          <w:bCs/>
+          <w:sz w:val="24"/>
+          <w:szCs w:val="24"/>
+        </w:rPr>
+        <w:t>touch (nombre)/Carpeta2/Programas/programa3</w:t>
+      </w:r>
+    </w:p>
+    <w:p>
+      <w:pPr>
+        <w:pStyle w:val="ListParagraph"/>
+        <w:bidi w:val="0"/>
+        <w:spacing w:lineRule="auto" w:line="257"/>
+        <w:jc w:val="both"/>
+        <w:rPr>
+          <w:rFonts w:ascii="Arial" w:hAnsi="Arial" w:cs="Arial"/>
+          <w:b/>
+          <w:bCs/>
+          <w:sz w:val="24"/>
+          <w:szCs w:val="24"/>
+        </w:rPr>
+      </w:pPr>
+      <w:r>
+        <w:rPr>
+          <w:rFonts w:cs="Arial" w:ascii="Arial" w:hAnsi="Arial"/>
+          <w:b/>
+          <w:bCs/>
+          <w:sz w:val="24"/>
+          <w:szCs w:val="24"/>
+        </w:rPr>
+      </w:r>
+    </w:p>
+    <w:p>
+      <w:pPr>
+        <w:pStyle w:val="ListParagraph"/>
+        <w:bidi w:val="0"/>
+        <w:spacing w:lineRule="auto" w:line="257"/>
+        <w:jc w:val="both"/>
+        <w:rPr>
+          <w:rFonts w:ascii="Arial" w:hAnsi="Arial" w:cs="Arial"/>
+          <w:b/>
+          <w:bCs/>
+          <w:sz w:val="24"/>
+          <w:szCs w:val="24"/>
+        </w:rPr>
+      </w:pPr>
+      <w:r>
+        <w:rPr>
+          <w:rFonts w:cs="Arial" w:ascii="Arial" w:hAnsi="Arial"/>
+          <w:b/>
+          <w:bCs/>
+          <w:sz w:val="24"/>
+          <w:szCs w:val="24"/>
+        </w:rPr>
+        <w:t># Crear archivos en Carpeta3</w:t>
+      </w:r>
+    </w:p>
+    <w:p>
+      <w:pPr>
+        <w:pStyle w:val="ListParagraph"/>
+        <w:bidi w:val="0"/>
+        <w:spacing w:lineRule="auto" w:line="257"/>
+        <w:jc w:val="both"/>
+        <w:rPr>
+          <w:rFonts w:ascii="Arial" w:hAnsi="Arial" w:cs="Arial"/>
+          <w:b/>
+          <w:bCs/>
+          <w:sz w:val="24"/>
+          <w:szCs w:val="24"/>
+        </w:rPr>
+      </w:pPr>
+      <w:r>
+        <w:rPr>
+          <w:rFonts w:cs="Arial" w:ascii="Arial" w:hAnsi="Arial"/>
+          <w:b/>
+          <w:bCs/>
+          <w:sz w:val="24"/>
+          <w:szCs w:val="24"/>
+        </w:rPr>
+        <w:t>touch (nombre)/Carpeta3/archivo1</w:t>
+      </w:r>
+    </w:p>
+    <w:p>
+      <w:pPr>
+        <w:pStyle w:val="ListParagraph"/>
+        <w:bidi w:val="0"/>
+        <w:spacing w:lineRule="auto" w:line="257"/>
+        <w:jc w:val="both"/>
+        <w:rPr>
+          <w:rFonts w:ascii="Arial" w:hAnsi="Arial" w:cs="Arial"/>
+          <w:b/>
+          <w:bCs/>
+          <w:sz w:val="24"/>
+          <w:szCs w:val="24"/>
+        </w:rPr>
+      </w:pPr>
+      <w:r>
+        <w:rPr>
+          <w:rFonts w:cs="Arial" w:ascii="Arial" w:hAnsi="Arial"/>
+          <w:b/>
+          <w:bCs/>
+          <w:sz w:val="24"/>
+          <w:szCs w:val="24"/>
+        </w:rPr>
+        <w:t>touch (nombre)/Carpeta3/archivo2</w:t>
+      </w:r>
+    </w:p>
+    <w:p>
+      <w:pPr>
+        <w:pStyle w:val="ListParagraph"/>
+        <w:bidi w:val="0"/>
+        <w:spacing w:lineRule="auto" w:line="257"/>
+        <w:jc w:val="both"/>
+        <w:rPr>
+          <w:rFonts w:ascii="Arial" w:hAnsi="Arial" w:cs="Arial"/>
+          <w:b/>
+          <w:bCs/>
+          <w:sz w:val="24"/>
+          <w:szCs w:val="24"/>
+        </w:rPr>
+      </w:pPr>
+      <w:r>
+        <w:rPr>
+          <w:rFonts w:cs="Arial" w:ascii="Arial" w:hAnsi="Arial"/>
+          <w:b/>
+          <w:bCs/>
+          <w:sz w:val="24"/>
+          <w:szCs w:val="24"/>
+        </w:rPr>
+      </w:r>
+    </w:p>
+    <w:p>
+      <w:pPr>
+        <w:pStyle w:val="ListParagraph"/>
+        <w:bidi w:val="0"/>
+        <w:spacing w:lineRule="auto" w:line="257"/>
+        <w:jc w:val="both"/>
+        <w:rPr>
+          <w:rFonts w:ascii="Arial" w:hAnsi="Arial" w:cs="Arial"/>
+          <w:b/>
+          <w:bCs/>
+          <w:sz w:val="24"/>
+          <w:szCs w:val="24"/>
+        </w:rPr>
+      </w:pPr>
+      <w:r>
+        <w:rPr>
+          <w:rFonts w:cs="Arial" w:ascii="Arial" w:hAnsi="Arial"/>
+          <w:b/>
+          <w:bCs/>
+          <w:sz w:val="24"/>
+          <w:szCs w:val="24"/>
+        </w:rPr>
+        <w:t># Verificar la estructura creada</w:t>
+      </w:r>
+    </w:p>
+    <w:p>
+      <w:pPr>
+        <w:pStyle w:val="ListParagraph"/>
+        <w:bidi w:val="0"/>
+        <w:spacing w:lineRule="auto" w:line="257"/>
+        <w:jc w:val="both"/>
+        <w:rPr>
+          <w:rFonts w:ascii="Arial" w:hAnsi="Arial" w:cs="Arial"/>
+          <w:b/>
+          <w:bCs/>
+          <w:sz w:val="24"/>
+          <w:szCs w:val="24"/>
+        </w:rPr>
+      </w:pPr>
+      <w:r>
+        <w:rPr>
+          <w:rFonts w:cs="Arial" w:ascii="Arial" w:hAnsi="Arial"/>
+          <w:b/>
+          <w:bCs/>
+          <w:sz w:val="24"/>
+          <w:szCs w:val="24"/>
+        </w:rPr>
+        <w:t>tree ~/(nombre)/</w:t>
+      </w:r>
+    </w:p>
+    <w:p>
+      <w:pPr>
+        <w:pStyle w:val="ListParagraph"/>
+        <w:spacing w:lineRule="auto" w:line="257"/>
+        <w:jc w:val="both"/>
+        <w:rPr>
+          <w:rFonts w:ascii="Arial" w:hAnsi="Arial" w:cs="Arial"/>
+          <w:sz w:val="24"/>
+          <w:szCs w:val="24"/>
+        </w:rPr>
+      </w:pPr>
+      <w:r>
+        <w:rPr>
+          <w:rFonts w:cs="Arial" w:ascii="Arial" w:hAnsi="Arial"/>
+          <w:sz w:val="24"/>
+          <w:szCs w:val="24"/>
+        </w:rPr>
       </w:r>
     </w:p>
     <w:p>
@@ -1627,20 +5433,257 @@
           <w:ilvl w:val="0"/>
           <w:numId w:val="2"/>
         </w:numPr>
-        <w:jc w:val="both"/>
-        <w:rPr>
-          <w:rFonts w:ascii="Arial" w:hAnsi="Arial" w:cs="Arial"/>
-          <w:sz w:val="24"/>
-          <w:szCs w:val="24"/>
-        </w:rPr>
-      </w:pPr>
-      <w:r>
-        <w:rPr>
-          <w:rFonts w:cs="Arial" w:ascii="Arial" w:hAnsi="Arial"/>
-          <w:sz w:val="24"/>
-          <w:szCs w:val="24"/>
-        </w:rPr>
-        <w:t>Muestra las últimas X líneas (puesto del alumno) de un archivo de logs copiado del apartado anterior y las primeras X líneas del manual de un comando. Anexar las salidas al mismo documento creado anteriormente.</w:t>
+        <w:spacing w:lineRule="auto" w:line="257"/>
+        <w:jc w:val="both"/>
+        <w:rPr>
+          <w:rFonts w:ascii="Arial" w:hAnsi="Arial" w:cs="Arial"/>
+          <w:sz w:val="24"/>
+          <w:szCs w:val="24"/>
+        </w:rPr>
+      </w:pPr>
+      <w:r>
+        <w:rPr>
+          <w:rFonts w:cs="Arial" w:ascii="Arial" w:hAnsi="Arial"/>
+          <w:sz w:val="24"/>
+          <w:szCs w:val="24"/>
+        </w:rPr>
+        <w:t>Copiar los archivos del directorio /var/log que acaben en ‘.log’ al directorio con el nombre del alumno. A continuación, listar todos los archivos en detalle, y guardar la salida en un archivo llamado ‘Logs-Nombre Alumno’.</w:t>
+      </w:r>
+    </w:p>
+    <w:p>
+      <w:pPr>
+        <w:pStyle w:val="ListParagraph"/>
+        <w:bidi w:val="0"/>
+        <w:spacing w:lineRule="auto" w:line="257"/>
+        <w:jc w:val="both"/>
+        <w:rPr>
+          <w:rFonts w:ascii="Arial" w:hAnsi="Arial" w:cs="Arial"/>
+          <w:b/>
+          <w:bCs/>
+          <w:sz w:val="24"/>
+          <w:szCs w:val="24"/>
+        </w:rPr>
+      </w:pPr>
+      <w:r>
+        <w:rPr>
+          <w:rFonts w:cs="Arial" w:ascii="Arial" w:hAnsi="Arial"/>
+          <w:b/>
+          <w:bCs/>
+          <w:sz w:val="24"/>
+          <w:szCs w:val="24"/>
+        </w:rPr>
+        <w:t># Copiar todos los archivos .log de /var/log al directorio del alumno</w:t>
+      </w:r>
+    </w:p>
+    <w:p>
+      <w:pPr>
+        <w:pStyle w:val="ListParagraph"/>
+        <w:bidi w:val="0"/>
+        <w:spacing w:lineRule="auto" w:line="257"/>
+        <w:jc w:val="both"/>
+        <w:rPr>
+          <w:rFonts w:ascii="Arial" w:hAnsi="Arial" w:cs="Arial"/>
+          <w:b/>
+          <w:bCs/>
+          <w:sz w:val="24"/>
+          <w:szCs w:val="24"/>
+        </w:rPr>
+      </w:pPr>
+      <w:r>
+        <w:rPr>
+          <w:rFonts w:cs="Arial" w:ascii="Arial" w:hAnsi="Arial"/>
+          <w:b/>
+          <w:bCs/>
+          <w:sz w:val="24"/>
+          <w:szCs w:val="24"/>
+        </w:rPr>
+        <w:t>cp /var/log/*.log ~/(nombre)/ 2&gt;/dev/null</w:t>
+      </w:r>
+    </w:p>
+    <w:p>
+      <w:pPr>
+        <w:pStyle w:val="ListParagraph"/>
+        <w:bidi w:val="0"/>
+        <w:spacing w:lineRule="auto" w:line="257"/>
+        <w:jc w:val="both"/>
+        <w:rPr>
+          <w:rFonts w:ascii="Arial" w:hAnsi="Arial" w:cs="Arial"/>
+          <w:b/>
+          <w:bCs/>
+          <w:sz w:val="24"/>
+          <w:szCs w:val="24"/>
+        </w:rPr>
+      </w:pPr>
+      <w:r>
+        <w:rPr>
+          <w:rFonts w:cs="Arial" w:ascii="Arial" w:hAnsi="Arial"/>
+          <w:b/>
+          <w:bCs/>
+          <w:sz w:val="24"/>
+          <w:szCs w:val="24"/>
+        </w:rPr>
+      </w:r>
+    </w:p>
+    <w:p>
+      <w:pPr>
+        <w:pStyle w:val="ListParagraph"/>
+        <w:bidi w:val="0"/>
+        <w:spacing w:lineRule="auto" w:line="257"/>
+        <w:jc w:val="both"/>
+        <w:rPr>
+          <w:rFonts w:ascii="Arial" w:hAnsi="Arial" w:cs="Arial"/>
+          <w:b/>
+          <w:bCs/>
+          <w:sz w:val="24"/>
+          <w:szCs w:val="24"/>
+        </w:rPr>
+      </w:pPr>
+      <w:r>
+        <w:rPr>
+          <w:rFonts w:cs="Arial" w:ascii="Arial" w:hAnsi="Arial"/>
+          <w:b/>
+          <w:bCs/>
+          <w:sz w:val="24"/>
+          <w:szCs w:val="24"/>
+        </w:rPr>
+        <w:t># Listar todos los archivos en detalle y guardar en 'Logs-Nombre Alumno'</w:t>
+      </w:r>
+    </w:p>
+    <w:p>
+      <w:pPr>
+        <w:pStyle w:val="ListParagraph"/>
+        <w:bidi w:val="0"/>
+        <w:spacing w:lineRule="auto" w:line="257"/>
+        <w:jc w:val="both"/>
+        <w:rPr>
+          <w:rFonts w:ascii="Arial" w:hAnsi="Arial" w:cs="Arial"/>
+          <w:b/>
+          <w:bCs/>
+          <w:sz w:val="24"/>
+          <w:szCs w:val="24"/>
+        </w:rPr>
+      </w:pPr>
+      <w:r>
+        <w:rPr>
+          <w:rFonts w:cs="Arial" w:ascii="Arial" w:hAnsi="Arial"/>
+          <w:b/>
+          <w:bCs/>
+          <w:sz w:val="24"/>
+          <w:szCs w:val="24"/>
+        </w:rPr>
+        <w:t>ls -la ~/(nombre)/*.log &gt; ~/(nombre)/Logs-NombreAlumno.txt</w:t>
+      </w:r>
+    </w:p>
+    <w:p>
+      <w:pPr>
+        <w:pStyle w:val="ListParagraph"/>
+        <w:bidi w:val="0"/>
+        <w:spacing w:lineRule="auto" w:line="257"/>
+        <w:jc w:val="both"/>
+        <w:rPr>
+          <w:rFonts w:ascii="Arial" w:hAnsi="Arial" w:cs="Arial"/>
+          <w:b/>
+          <w:bCs/>
+          <w:sz w:val="24"/>
+          <w:szCs w:val="24"/>
+        </w:rPr>
+      </w:pPr>
+      <w:r>
+        <w:rPr>
+          <w:rFonts w:cs="Arial" w:ascii="Arial" w:hAnsi="Arial"/>
+          <w:b/>
+          <w:bCs/>
+          <w:sz w:val="24"/>
+          <w:szCs w:val="24"/>
+        </w:rPr>
+      </w:r>
+    </w:p>
+    <w:p>
+      <w:pPr>
+        <w:pStyle w:val="ListParagraph"/>
+        <w:bidi w:val="0"/>
+        <w:spacing w:lineRule="auto" w:line="257"/>
+        <w:jc w:val="both"/>
+        <w:rPr>
+          <w:rFonts w:ascii="Arial" w:hAnsi="Arial" w:cs="Arial"/>
+          <w:b/>
+          <w:bCs/>
+          <w:sz w:val="24"/>
+          <w:szCs w:val="24"/>
+        </w:rPr>
+      </w:pPr>
+      <w:r>
+        <w:rPr>
+          <w:rFonts w:cs="Arial" w:ascii="Arial" w:hAnsi="Arial"/>
+          <w:b/>
+          <w:bCs/>
+          <w:sz w:val="24"/>
+          <w:szCs w:val="24"/>
+        </w:rPr>
+        <w:t># Verificar el archivo creado</w:t>
+      </w:r>
+    </w:p>
+    <w:p>
+      <w:pPr>
+        <w:pStyle w:val="ListParagraph"/>
+        <w:bidi w:val="0"/>
+        <w:spacing w:lineRule="auto" w:line="257"/>
+        <w:jc w:val="both"/>
+        <w:rPr>
+          <w:rFonts w:ascii="Arial" w:hAnsi="Arial" w:cs="Arial"/>
+          <w:b/>
+          <w:bCs/>
+          <w:sz w:val="24"/>
+          <w:szCs w:val="24"/>
+        </w:rPr>
+      </w:pPr>
+      <w:r>
+        <w:rPr>
+          <w:rFonts w:cs="Arial" w:ascii="Arial" w:hAnsi="Arial"/>
+          <w:b/>
+          <w:bCs/>
+          <w:sz w:val="24"/>
+          <w:szCs w:val="24"/>
+        </w:rPr>
+        <w:t>cat ~/(nombre)/Logs-Nombre\ Alumno.txt</w:t>
+      </w:r>
+    </w:p>
+    <w:p>
+      <w:pPr>
+        <w:pStyle w:val="ListParagraph"/>
+        <w:spacing w:lineRule="auto" w:line="257"/>
+        <w:jc w:val="both"/>
+        <w:rPr>
+          <w:rFonts w:ascii="Arial" w:hAnsi="Arial" w:cs="Arial"/>
+          <w:sz w:val="24"/>
+          <w:szCs w:val="24"/>
+        </w:rPr>
+      </w:pPr>
+      <w:r>
+        <w:rPr>
+          <w:rFonts w:cs="Arial" w:ascii="Arial" w:hAnsi="Arial"/>
+          <w:sz w:val="24"/>
+          <w:szCs w:val="24"/>
+        </w:rPr>
+      </w:r>
+    </w:p>
+    <w:p>
+      <w:pPr>
+        <w:pStyle w:val="ListParagraph"/>
+        <w:spacing w:lineRule="auto" w:line="257"/>
+        <w:jc w:val="both"/>
+        <w:rPr>
+          <w:rFonts w:ascii="Arial" w:hAnsi="Arial" w:cs="Arial"/>
+          <w:sz w:val="24"/>
+          <w:szCs w:val="24"/>
+        </w:rPr>
+      </w:pPr>
+      <w:r>
+        <w:rPr>
+          <w:rFonts w:cs="Arial" w:ascii="Arial" w:hAnsi="Arial"/>
+          <w:sz w:val="24"/>
+          <w:szCs w:val="24"/>
+        </w:rPr>
       </w:r>
     </w:p>
     <w:p>
@@ -1650,21 +5693,408 @@
           <w:ilvl w:val="0"/>
           <w:numId w:val="2"/>
         </w:numPr>
-        <w:spacing w:lineRule="auto" w:line="257"/>
-        <w:jc w:val="both"/>
-        <w:rPr>
-          <w:rFonts w:ascii="Arial" w:hAnsi="Arial" w:cs="Arial"/>
-          <w:sz w:val="24"/>
-          <w:szCs w:val="24"/>
-        </w:rPr>
-      </w:pPr>
-      <w:r>
-        <w:rPr>
-          <w:rFonts w:cs="Arial" w:ascii="Arial" w:hAnsi="Arial"/>
-          <w:sz w:val="24"/>
-          <w:szCs w:val="24"/>
-        </w:rPr>
-        <w:t>Añadir los manuales de los comandos correspondientes a los archivos incluidos en la carpeta ‘Archivos’ y crear un paquete comprimido con los tres archivos llamado ‘Manuales.tar.gz’ en el directorio con tu nombre.</w:t>
+        <w:jc w:val="both"/>
+        <w:rPr>
+          <w:rFonts w:ascii="Arial" w:hAnsi="Arial" w:cs="Arial"/>
+          <w:sz w:val="24"/>
+          <w:szCs w:val="24"/>
+        </w:rPr>
+      </w:pPr>
+      <w:r>
+        <w:rPr>
+          <w:rFonts w:cs="Arial" w:ascii="Arial" w:hAnsi="Arial"/>
+          <w:sz w:val="24"/>
+          <w:szCs w:val="24"/>
+        </w:rPr>
+        <w:t>Muestra las últimas X líneas (puesto del alumno) de un archivo de logs copiado del apartado anterior y las primeras X líneas del manual de un comando. Anexar las salidas al mismo documento creado anteriormente.</w:t>
+      </w:r>
+    </w:p>
+    <w:p>
+      <w:pPr>
+        <w:pStyle w:val="ListParagraph"/>
+        <w:bidi w:val="0"/>
+        <w:jc w:val="both"/>
+        <w:rPr>
+          <w:rFonts w:ascii="Arial" w:hAnsi="Arial" w:cs="Arial"/>
+          <w:b/>
+          <w:bCs/>
+          <w:sz w:val="24"/>
+          <w:szCs w:val="24"/>
+        </w:rPr>
+      </w:pPr>
+      <w:r>
+        <w:rPr>
+          <w:rFonts w:cs="Arial" w:ascii="Arial" w:hAnsi="Arial"/>
+          <w:b/>
+          <w:bCs/>
+          <w:sz w:val="24"/>
+          <w:szCs w:val="24"/>
+        </w:rPr>
+        <w:t># Mostrar las últimas X líneas (puesto del alumno, ejemplo: 10) de un archivo log</w:t>
+      </w:r>
+    </w:p>
+    <w:p>
+      <w:pPr>
+        <w:pStyle w:val="ListParagraph"/>
+        <w:bidi w:val="0"/>
+        <w:jc w:val="both"/>
+        <w:rPr>
+          <w:rFonts w:ascii="Arial" w:hAnsi="Arial" w:cs="Arial"/>
+          <w:b/>
+          <w:bCs/>
+          <w:sz w:val="24"/>
+          <w:szCs w:val="24"/>
+        </w:rPr>
+      </w:pPr>
+      <w:r>
+        <w:rPr>
+          <w:rFonts w:cs="Arial" w:ascii="Arial" w:hAnsi="Arial"/>
+          <w:b/>
+          <w:bCs/>
+          <w:sz w:val="24"/>
+          <w:szCs w:val="24"/>
+        </w:rPr>
+        <w:t># Anexar al archivo anterior</w:t>
+      </w:r>
+    </w:p>
+    <w:p>
+      <w:pPr>
+        <w:pStyle w:val="ListParagraph"/>
+        <w:bidi w:val="0"/>
+        <w:jc w:val="both"/>
+        <w:rPr>
+          <w:rFonts w:ascii="Arial" w:hAnsi="Arial" w:cs="Arial"/>
+          <w:b/>
+          <w:bCs/>
+          <w:sz w:val="24"/>
+          <w:szCs w:val="24"/>
+        </w:rPr>
+      </w:pPr>
+      <w:r>
+        <w:rPr>
+          <w:rFonts w:cs="Arial" w:ascii="Arial" w:hAnsi="Arial"/>
+          <w:b/>
+          <w:bCs/>
+          <w:sz w:val="24"/>
+          <w:szCs w:val="24"/>
+        </w:rPr>
+        <w:t>echo "=== ÚLTIMAS 10 LÍNEAS DEL ARCHIVO auth.log ===" &gt;&gt; ~/(nombre)/Logs-NombreAlumno.txt</w:t>
+      </w:r>
+    </w:p>
+    <w:p>
+      <w:pPr>
+        <w:pStyle w:val="ListParagraph"/>
+        <w:bidi w:val="0"/>
+        <w:jc w:val="both"/>
+        <w:rPr>
+          <w:rFonts w:ascii="Arial" w:hAnsi="Arial" w:cs="Arial"/>
+          <w:b/>
+          <w:bCs/>
+          <w:sz w:val="24"/>
+          <w:szCs w:val="24"/>
+        </w:rPr>
+      </w:pPr>
+      <w:r>
+        <w:rPr>
+          <w:rFonts w:cs="Arial" w:ascii="Arial" w:hAnsi="Arial"/>
+          <w:b/>
+          <w:bCs/>
+          <w:sz w:val="24"/>
+          <w:szCs w:val="24"/>
+        </w:rPr>
+        <w:t>tail -</w:t>
+      </w:r>
+      <w:r>
+        <w:rPr>
+          <w:rFonts w:cs="Arial" w:ascii="Arial" w:hAnsi="Arial"/>
+          <w:b/>
+          <w:bCs/>
+          <w:sz w:val="24"/>
+          <w:szCs w:val="24"/>
+        </w:rPr>
+        <w:t xml:space="preserve">n </w:t>
+      </w:r>
+      <w:r>
+        <w:rPr>
+          <w:rFonts w:cs="Arial" w:ascii="Arial" w:hAnsi="Arial"/>
+          <w:b/>
+          <w:bCs/>
+          <w:sz w:val="24"/>
+          <w:szCs w:val="24"/>
+        </w:rPr>
+        <w:t>10 ~/(nombre)/auth.log &gt;&gt; ~/(nombre)/Logs-NombreAlumno.txt</w:t>
+      </w:r>
+    </w:p>
+    <w:p>
+      <w:pPr>
+        <w:pStyle w:val="ListParagraph"/>
+        <w:bidi w:val="0"/>
+        <w:jc w:val="both"/>
+        <w:rPr>
+          <w:rFonts w:ascii="Arial" w:hAnsi="Arial" w:cs="Arial"/>
+          <w:b/>
+          <w:bCs/>
+          <w:sz w:val="24"/>
+          <w:szCs w:val="24"/>
+        </w:rPr>
+      </w:pPr>
+      <w:r>
+        <w:rPr>
+          <w:rFonts w:cs="Arial" w:ascii="Arial" w:hAnsi="Arial"/>
+          <w:b/>
+          <w:bCs/>
+          <w:sz w:val="24"/>
+          <w:szCs w:val="24"/>
+        </w:rPr>
+        <w:t>tail -10 ??</w:t>
+      </w:r>
+    </w:p>
+    <w:p>
+      <w:pPr>
+        <w:pStyle w:val="ListParagraph"/>
+        <w:bidi w:val="0"/>
+        <w:jc w:val="both"/>
+        <w:rPr>
+          <w:rFonts w:ascii="Arial" w:hAnsi="Arial" w:cs="Arial"/>
+          <w:b/>
+          <w:bCs/>
+          <w:sz w:val="24"/>
+          <w:szCs w:val="24"/>
+        </w:rPr>
+      </w:pPr>
+      <w:r>
+        <w:rPr>
+          <w:rFonts w:cs="Arial" w:ascii="Arial" w:hAnsi="Arial"/>
+          <w:b/>
+          <w:bCs/>
+          <w:sz w:val="24"/>
+          <w:szCs w:val="24"/>
+        </w:rPr>
+      </w:r>
+    </w:p>
+    <w:p>
+      <w:pPr>
+        <w:pStyle w:val="ListParagraph"/>
+        <w:bidi w:val="0"/>
+        <w:jc w:val="both"/>
+        <w:rPr>
+          <w:rFonts w:ascii="Arial" w:hAnsi="Arial" w:cs="Arial"/>
+          <w:b/>
+          <w:bCs/>
+          <w:sz w:val="24"/>
+          <w:szCs w:val="24"/>
+        </w:rPr>
+      </w:pPr>
+      <w:r>
+        <w:rPr>
+          <w:rFonts w:cs="Arial" w:ascii="Arial" w:hAnsi="Arial"/>
+          <w:b/>
+          <w:bCs/>
+          <w:sz w:val="24"/>
+          <w:szCs w:val="24"/>
+        </w:rPr>
+        <w:t># Mostrar las primeras X líneas del manual de un comando</w:t>
+      </w:r>
+    </w:p>
+    <w:p>
+      <w:pPr>
+        <w:pStyle w:val="ListParagraph"/>
+        <w:bidi w:val="0"/>
+        <w:jc w:val="both"/>
+        <w:rPr>
+          <w:rFonts w:ascii="Arial" w:hAnsi="Arial" w:cs="Arial"/>
+          <w:b/>
+          <w:bCs/>
+          <w:sz w:val="24"/>
+          <w:szCs w:val="24"/>
+        </w:rPr>
+      </w:pPr>
+      <w:r>
+        <w:rPr>
+          <w:rFonts w:cs="Arial" w:ascii="Arial" w:hAnsi="Arial"/>
+          <w:b/>
+          <w:bCs/>
+          <w:sz w:val="24"/>
+          <w:szCs w:val="24"/>
+        </w:rPr>
+        <w:t># Anexar al archivo anterior</w:t>
+      </w:r>
+    </w:p>
+    <w:p>
+      <w:pPr>
+        <w:pStyle w:val="ListParagraph"/>
+        <w:bidi w:val="0"/>
+        <w:jc w:val="both"/>
+        <w:rPr>
+          <w:rFonts w:ascii="Arial" w:hAnsi="Arial" w:cs="Arial"/>
+          <w:b/>
+          <w:bCs/>
+          <w:sz w:val="24"/>
+          <w:szCs w:val="24"/>
+        </w:rPr>
+      </w:pPr>
+      <w:r>
+        <w:rPr>
+          <w:rFonts w:cs="Arial" w:ascii="Arial" w:hAnsi="Arial"/>
+          <w:b/>
+          <w:bCs/>
+          <w:sz w:val="24"/>
+          <w:szCs w:val="24"/>
+        </w:rPr>
+        <w:t>echo "=== PRIMERAS 10 LÍNEAS DEL MANUAL DE 'ls' ===" &gt;&gt; ~/(nombre)/Logs-NombreAlumno.txt</w:t>
+      </w:r>
+    </w:p>
+    <w:p>
+      <w:pPr>
+        <w:pStyle w:val="ListParagraph"/>
+        <w:bidi w:val="0"/>
+        <w:jc w:val="both"/>
+        <w:rPr>
+          <w:rFonts w:ascii="Arial" w:hAnsi="Arial" w:cs="Arial"/>
+          <w:b/>
+          <w:bCs/>
+          <w:sz w:val="24"/>
+          <w:szCs w:val="24"/>
+        </w:rPr>
+      </w:pPr>
+      <w:r>
+        <w:rPr>
+          <w:rFonts w:cs="Arial" w:ascii="Arial" w:hAnsi="Arial"/>
+          <w:b/>
+          <w:bCs/>
+          <w:sz w:val="24"/>
+          <w:szCs w:val="24"/>
+        </w:rPr>
+        <w:t xml:space="preserve">man ls | </w:t>
+      </w:r>
+      <w:r>
+        <w:rPr>
+          <w:rFonts w:cs="Arial" w:ascii="Arial" w:hAnsi="Arial"/>
+          <w:b/>
+          <w:bCs/>
+          <w:sz w:val="24"/>
+          <w:szCs w:val="24"/>
+        </w:rPr>
+        <w:t>col -b |</w:t>
+      </w:r>
+      <w:r>
+        <w:rPr>
+          <w:rFonts w:cs="Arial" w:ascii="Arial" w:hAnsi="Arial"/>
+          <w:b/>
+          <w:bCs/>
+          <w:sz w:val="24"/>
+          <w:szCs w:val="24"/>
+        </w:rPr>
+        <w:t xml:space="preserve"> head -</w:t>
+      </w:r>
+      <w:r>
+        <w:rPr>
+          <w:rFonts w:cs="Arial" w:ascii="Arial" w:hAnsi="Arial"/>
+          <w:b/>
+          <w:bCs/>
+          <w:sz w:val="24"/>
+          <w:szCs w:val="24"/>
+        </w:rPr>
+        <w:t xml:space="preserve">n </w:t>
+      </w:r>
+      <w:r>
+        <w:rPr>
+          <w:rFonts w:cs="Arial" w:ascii="Arial" w:hAnsi="Arial"/>
+          <w:b/>
+          <w:bCs/>
+          <w:sz w:val="24"/>
+          <w:szCs w:val="24"/>
+        </w:rPr>
+        <w:t>10 &gt;&gt; ~/(nombre)/Logs-NombreAlumno.txt</w:t>
+      </w:r>
+    </w:p>
+    <w:p>
+      <w:pPr>
+        <w:pStyle w:val="ListParagraph"/>
+        <w:bidi w:val="0"/>
+        <w:jc w:val="both"/>
+        <w:rPr>
+          <w:rFonts w:ascii="Arial" w:hAnsi="Arial" w:cs="Arial"/>
+          <w:b/>
+          <w:bCs/>
+          <w:sz w:val="24"/>
+          <w:szCs w:val="24"/>
+        </w:rPr>
+      </w:pPr>
+      <w:r>
+        <w:rPr>
+          <w:rFonts w:cs="Arial" w:ascii="Arial" w:hAnsi="Arial"/>
+          <w:b/>
+          <w:bCs/>
+          <w:sz w:val="24"/>
+          <w:szCs w:val="24"/>
+        </w:rPr>
+      </w:r>
+    </w:p>
+    <w:p>
+      <w:pPr>
+        <w:pStyle w:val="ListParagraph"/>
+        <w:bidi w:val="0"/>
+        <w:jc w:val="both"/>
+        <w:rPr>
+          <w:rFonts w:ascii="Arial" w:hAnsi="Arial" w:cs="Arial"/>
+          <w:b/>
+          <w:bCs/>
+          <w:sz w:val="24"/>
+          <w:szCs w:val="24"/>
+        </w:rPr>
+      </w:pPr>
+      <w:r>
+        <w:rPr>
+          <w:rFonts w:cs="Arial" w:ascii="Arial" w:hAnsi="Arial"/>
+          <w:b/>
+          <w:bCs/>
+          <w:sz w:val="24"/>
+          <w:szCs w:val="24"/>
+        </w:rPr>
+        <w:t># Verificar el contenido actualizado</w:t>
+      </w:r>
+    </w:p>
+    <w:p>
+      <w:pPr>
+        <w:pStyle w:val="ListParagraph"/>
+        <w:bidi w:val="0"/>
+        <w:jc w:val="both"/>
+        <w:rPr>
+          <w:rFonts w:ascii="Arial" w:hAnsi="Arial" w:cs="Arial"/>
+          <w:b/>
+          <w:bCs/>
+          <w:sz w:val="24"/>
+          <w:szCs w:val="24"/>
+        </w:rPr>
+      </w:pPr>
+      <w:r>
+        <w:rPr>
+          <w:rFonts w:cs="Arial" w:ascii="Arial" w:hAnsi="Arial"/>
+          <w:b/>
+          <w:bCs/>
+          <w:sz w:val="24"/>
+          <w:szCs w:val="24"/>
+        </w:rPr>
+        <w:t>cat ~/(nombre)/Logs-NombreAlumno.txt</w:t>
+      </w:r>
+    </w:p>
+    <w:p>
+      <w:pPr>
+        <w:pStyle w:val="ListParagraph"/>
+        <w:jc w:val="both"/>
+        <w:rPr>
+          <w:rFonts w:ascii="Arial" w:hAnsi="Arial" w:cs="Arial"/>
+          <w:sz w:val="24"/>
+          <w:szCs w:val="24"/>
+        </w:rPr>
+      </w:pPr>
+      <w:r>
+        <w:rPr>
+          <w:rFonts w:cs="Arial" w:ascii="Arial" w:hAnsi="Arial"/>
+          <w:sz w:val="24"/>
+          <w:szCs w:val="24"/>
+        </w:rPr>
       </w:r>
     </w:p>
     <w:p>
@@ -1688,7 +6118,373 @@
           <w:sz w:val="24"/>
           <w:szCs w:val="24"/>
         </w:rPr>
-        <w:t>En los archivos dentro de ‘Carpeta3’, redireccionar el contenido de uno de los ficheros del directorio /proc en ‘archivo1’ y la ayuda de un comando en ‘archivo2’. Comprimir un archivo con ‘gzip’ y otro con ‘bzip2’ con verbose.</w:t>
+        <w:t>Añadir los manuales de los comandos correspondientes a los archivos incluidos en la carpeta ‘Archivos’ y crear un paquete comprimido con los tres archivos llamado ‘Manuales.tar.gz’ en el directorio con tu nombre.</w:t>
+      </w:r>
+    </w:p>
+    <w:p>
+      <w:pPr>
+        <w:pStyle w:val="ListParagraph"/>
+        <w:bidi w:val="0"/>
+        <w:spacing w:lineRule="auto" w:line="257"/>
+        <w:jc w:val="both"/>
+        <w:rPr>
+          <w:rFonts w:ascii="Arial" w:hAnsi="Arial" w:cs="Arial"/>
+          <w:b/>
+          <w:bCs/>
+          <w:sz w:val="24"/>
+          <w:szCs w:val="24"/>
+        </w:rPr>
+      </w:pPr>
+      <w:r>
+        <w:rPr>
+          <w:rFonts w:cs="Arial" w:ascii="Arial" w:hAnsi="Arial"/>
+          <w:b/>
+          <w:bCs/>
+          <w:sz w:val="24"/>
+          <w:szCs w:val="24"/>
+        </w:rPr>
+        <w:t># Guardar los manuales de los comandos en los archivos correspondientes</w:t>
+      </w:r>
+    </w:p>
+    <w:p>
+      <w:pPr>
+        <w:pStyle w:val="ListParagraph"/>
+        <w:bidi w:val="0"/>
+        <w:spacing w:lineRule="auto" w:line="257"/>
+        <w:jc w:val="both"/>
+        <w:rPr>
+          <w:rFonts w:ascii="Arial" w:hAnsi="Arial" w:cs="Arial"/>
+          <w:b/>
+          <w:bCs/>
+          <w:sz w:val="24"/>
+          <w:szCs w:val="24"/>
+        </w:rPr>
+      </w:pPr>
+      <w:r>
+        <w:rPr>
+          <w:rFonts w:cs="Arial" w:ascii="Arial" w:hAnsi="Arial"/>
+          <w:b/>
+          <w:bCs/>
+          <w:sz w:val="24"/>
+          <w:szCs w:val="24"/>
+        </w:rPr>
+        <w:t>man ls &gt; ~/(nombre)/Carpeta1/Archivos/manual_ls</w:t>
+      </w:r>
+    </w:p>
+    <w:p>
+      <w:pPr>
+        <w:pStyle w:val="ListParagraph"/>
+        <w:bidi w:val="0"/>
+        <w:spacing w:lineRule="auto" w:line="257"/>
+        <w:jc w:val="both"/>
+        <w:rPr>
+          <w:rFonts w:ascii="Arial" w:hAnsi="Arial" w:cs="Arial"/>
+          <w:b/>
+          <w:bCs/>
+          <w:sz w:val="24"/>
+          <w:szCs w:val="24"/>
+        </w:rPr>
+      </w:pPr>
+      <w:r>
+        <w:rPr>
+          <w:rFonts w:cs="Arial" w:ascii="Arial" w:hAnsi="Arial"/>
+          <w:b/>
+          <w:bCs/>
+          <w:sz w:val="24"/>
+          <w:szCs w:val="24"/>
+        </w:rPr>
+        <w:t>man pwd &gt; ~/(nombre)/Carpeta1/Archivos/manual_pwd</w:t>
+      </w:r>
+    </w:p>
+    <w:p>
+      <w:pPr>
+        <w:pStyle w:val="ListParagraph"/>
+        <w:bidi w:val="0"/>
+        <w:spacing w:lineRule="auto" w:line="257"/>
+        <w:jc w:val="both"/>
+        <w:rPr>
+          <w:rFonts w:ascii="Arial" w:hAnsi="Arial" w:cs="Arial"/>
+          <w:b/>
+          <w:bCs/>
+          <w:sz w:val="24"/>
+          <w:szCs w:val="24"/>
+        </w:rPr>
+      </w:pPr>
+      <w:r>
+        <w:rPr>
+          <w:rFonts w:cs="Arial" w:ascii="Arial" w:hAnsi="Arial"/>
+          <w:b/>
+          <w:bCs/>
+          <w:sz w:val="24"/>
+          <w:szCs w:val="24"/>
+        </w:rPr>
+        <w:t>man who &gt; ~/(nombre)/Carpeta1/Archivos/manual_who</w:t>
+      </w:r>
+    </w:p>
+    <w:p>
+      <w:pPr>
+        <w:pStyle w:val="ListParagraph"/>
+        <w:bidi w:val="0"/>
+        <w:spacing w:lineRule="auto" w:line="257"/>
+        <w:jc w:val="both"/>
+        <w:rPr>
+          <w:rFonts w:ascii="Arial" w:hAnsi="Arial" w:cs="Arial"/>
+          <w:b/>
+          <w:bCs/>
+          <w:sz w:val="24"/>
+          <w:szCs w:val="24"/>
+        </w:rPr>
+      </w:pPr>
+      <w:r>
+        <w:rPr>
+          <w:rFonts w:cs="Arial" w:ascii="Arial" w:hAnsi="Arial"/>
+          <w:b/>
+          <w:bCs/>
+          <w:sz w:val="24"/>
+          <w:szCs w:val="24"/>
+        </w:rPr>
+      </w:r>
+    </w:p>
+    <w:p>
+      <w:pPr>
+        <w:pStyle w:val="ListParagraph"/>
+        <w:bidi w:val="0"/>
+        <w:spacing w:lineRule="auto" w:line="257"/>
+        <w:jc w:val="both"/>
+        <w:rPr>
+          <w:rFonts w:ascii="Arial" w:hAnsi="Arial" w:cs="Arial"/>
+          <w:b/>
+          <w:bCs/>
+          <w:sz w:val="24"/>
+          <w:szCs w:val="24"/>
+        </w:rPr>
+      </w:pPr>
+      <w:r>
+        <w:rPr>
+          <w:rFonts w:cs="Arial" w:ascii="Arial" w:hAnsi="Arial"/>
+          <w:b/>
+          <w:bCs/>
+          <w:sz w:val="24"/>
+          <w:szCs w:val="24"/>
+        </w:rPr>
+        <w:t># Crear un paquete comprimido con los tres archivos</w:t>
+      </w:r>
+    </w:p>
+    <w:p>
+      <w:pPr>
+        <w:pStyle w:val="ListParagraph"/>
+        <w:bidi w:val="0"/>
+        <w:spacing w:lineRule="auto" w:line="257"/>
+        <w:jc w:val="both"/>
+        <w:rPr>
+          <w:rFonts w:ascii="Arial" w:hAnsi="Arial" w:cs="Arial"/>
+          <w:b/>
+          <w:bCs/>
+          <w:sz w:val="24"/>
+          <w:szCs w:val="24"/>
+        </w:rPr>
+      </w:pPr>
+      <w:r>
+        <w:rPr>
+          <w:rFonts w:cs="Arial" w:ascii="Arial" w:hAnsi="Arial"/>
+          <w:b/>
+          <w:bCs/>
+          <w:sz w:val="24"/>
+          <w:szCs w:val="24"/>
+        </w:rPr>
+        <w:t>cd ~/(nombre)/Carpeta1/Archivos/</w:t>
+      </w:r>
+    </w:p>
+    <w:p>
+      <w:pPr>
+        <w:pStyle w:val="ListParagraph"/>
+        <w:bidi w:val="0"/>
+        <w:spacing w:lineRule="auto" w:line="257"/>
+        <w:jc w:val="both"/>
+        <w:rPr>
+          <w:rFonts w:ascii="Arial" w:hAnsi="Arial" w:cs="Arial"/>
+          <w:b/>
+          <w:bCs/>
+          <w:sz w:val="24"/>
+          <w:szCs w:val="24"/>
+        </w:rPr>
+      </w:pPr>
+      <w:r>
+        <w:rPr>
+          <w:rFonts w:cs="Arial" w:ascii="Arial" w:hAnsi="Arial"/>
+          <w:b/>
+          <w:bCs/>
+          <w:sz w:val="24"/>
+          <w:szCs w:val="24"/>
+        </w:rPr>
+        <w:t>tar -czf ~/(nombre)/Manuales.tar.gz manual_ls manual_pwd manual_who</w:t>
+      </w:r>
+    </w:p>
+    <w:p>
+      <w:pPr>
+        <w:pStyle w:val="ListParagraph"/>
+        <w:bidi w:val="0"/>
+        <w:spacing w:lineRule="auto" w:line="257"/>
+        <w:jc w:val="both"/>
+        <w:rPr>
+          <w:rFonts w:ascii="Arial" w:hAnsi="Arial" w:cs="Arial"/>
+          <w:b/>
+          <w:bCs/>
+          <w:sz w:val="24"/>
+          <w:szCs w:val="24"/>
+        </w:rPr>
+      </w:pPr>
+      <w:r>
+        <w:rPr>
+          <w:rFonts w:cs="Arial" w:ascii="Arial" w:hAnsi="Arial"/>
+          <w:b/>
+          <w:bCs/>
+          <w:sz w:val="24"/>
+          <w:szCs w:val="24"/>
+        </w:rPr>
+      </w:r>
+    </w:p>
+    <w:p>
+      <w:pPr>
+        <w:pStyle w:val="ListParagraph"/>
+        <w:bidi w:val="0"/>
+        <w:spacing w:lineRule="auto" w:line="257"/>
+        <w:jc w:val="both"/>
+        <w:rPr>
+          <w:rFonts w:ascii="Arial" w:hAnsi="Arial" w:cs="Arial"/>
+          <w:b/>
+          <w:bCs/>
+          <w:sz w:val="24"/>
+          <w:szCs w:val="24"/>
+        </w:rPr>
+      </w:pPr>
+      <w:r>
+        <w:rPr>
+          <w:rFonts w:cs="Arial" w:ascii="Arial" w:hAnsi="Arial"/>
+          <w:b/>
+          <w:bCs/>
+          <w:sz w:val="24"/>
+          <w:szCs w:val="24"/>
+        </w:rPr>
+        <w:t># Verificar el paquete creado</w:t>
+      </w:r>
+    </w:p>
+    <w:p>
+      <w:pPr>
+        <w:pStyle w:val="ListParagraph"/>
+        <w:bidi w:val="0"/>
+        <w:spacing w:lineRule="auto" w:line="257"/>
+        <w:jc w:val="both"/>
+        <w:rPr>
+          <w:rFonts w:ascii="Arial" w:hAnsi="Arial" w:cs="Arial"/>
+          <w:b/>
+          <w:bCs/>
+          <w:sz w:val="24"/>
+          <w:szCs w:val="24"/>
+        </w:rPr>
+      </w:pPr>
+      <w:r>
+        <w:rPr>
+          <w:rFonts w:cs="Arial" w:ascii="Arial" w:hAnsi="Arial"/>
+          <w:b/>
+          <w:bCs/>
+          <w:sz w:val="24"/>
+          <w:szCs w:val="24"/>
+        </w:rPr>
+        <w:t>ls -lh ~/(nombre)/Manuales.tar.gz</w:t>
+      </w:r>
+    </w:p>
+    <w:p>
+      <w:pPr>
+        <w:pStyle w:val="ListParagraph"/>
+        <w:bidi w:val="0"/>
+        <w:spacing w:lineRule="auto" w:line="257"/>
+        <w:jc w:val="both"/>
+        <w:rPr>
+          <w:rFonts w:ascii="Arial" w:hAnsi="Arial" w:cs="Arial"/>
+          <w:b/>
+          <w:bCs/>
+          <w:sz w:val="24"/>
+          <w:szCs w:val="24"/>
+        </w:rPr>
+      </w:pPr>
+      <w:r>
+        <w:rPr>
+          <w:rFonts w:cs="Arial" w:ascii="Arial" w:hAnsi="Arial"/>
+          <w:b/>
+          <w:bCs/>
+          <w:sz w:val="24"/>
+          <w:szCs w:val="24"/>
+        </w:rPr>
+      </w:r>
+    </w:p>
+    <w:p>
+      <w:pPr>
+        <w:pStyle w:val="ListParagraph"/>
+        <w:bidi w:val="0"/>
+        <w:spacing w:lineRule="auto" w:line="257"/>
+        <w:jc w:val="both"/>
+        <w:rPr>
+          <w:rFonts w:ascii="Arial" w:hAnsi="Arial" w:cs="Arial"/>
+          <w:b/>
+          <w:bCs/>
+          <w:sz w:val="24"/>
+          <w:szCs w:val="24"/>
+        </w:rPr>
+      </w:pPr>
+      <w:r>
+        <w:rPr>
+          <w:rFonts w:cs="Arial" w:ascii="Arial" w:hAnsi="Arial"/>
+          <w:b/>
+          <w:bCs/>
+          <w:sz w:val="24"/>
+          <w:szCs w:val="24"/>
+        </w:rPr>
+        <w:t># Verificar el contenido del tar</w:t>
+      </w:r>
+    </w:p>
+    <w:p>
+      <w:pPr>
+        <w:pStyle w:val="ListParagraph"/>
+        <w:bidi w:val="0"/>
+        <w:spacing w:lineRule="auto" w:line="257"/>
+        <w:jc w:val="both"/>
+        <w:rPr>
+          <w:rFonts w:ascii="Arial" w:hAnsi="Arial" w:cs="Arial"/>
+          <w:b/>
+          <w:bCs/>
+          <w:sz w:val="24"/>
+          <w:szCs w:val="24"/>
+        </w:rPr>
+      </w:pPr>
+      <w:r>
+        <w:rPr>
+          <w:rFonts w:cs="Arial" w:ascii="Arial" w:hAnsi="Arial"/>
+          <w:b/>
+          <w:bCs/>
+          <w:sz w:val="24"/>
+          <w:szCs w:val="24"/>
+        </w:rPr>
+        <w:t>tar -tzf ~/(nombre)/Manuales.tar.gz</w:t>
+      </w:r>
+    </w:p>
+    <w:p>
+      <w:pPr>
+        <w:pStyle w:val="ListParagraph"/>
+        <w:spacing w:lineRule="auto" w:line="257"/>
+        <w:jc w:val="both"/>
+        <w:rPr>
+          <w:rFonts w:ascii="Arial" w:hAnsi="Arial" w:cs="Arial"/>
+          <w:sz w:val="24"/>
+          <w:szCs w:val="24"/>
+        </w:rPr>
+      </w:pPr>
+      <w:r>
+        <w:rPr>
+          <w:rFonts w:cs="Arial" w:ascii="Arial" w:hAnsi="Arial"/>
+          <w:sz w:val="24"/>
+          <w:szCs w:val="24"/>
+        </w:rPr>
       </w:r>
     </w:p>
     <w:p>
@@ -1698,20 +6494,386 @@
           <w:ilvl w:val="0"/>
           <w:numId w:val="2"/>
         </w:numPr>
-        <w:jc w:val="both"/>
-        <w:rPr>
-          <w:rFonts w:ascii="Arial" w:hAnsi="Arial" w:cs="Arial"/>
-          <w:sz w:val="24"/>
-          <w:szCs w:val="24"/>
-        </w:rPr>
-      </w:pPr>
-      <w:r>
-        <w:rPr>
-          <w:rFonts w:cs="Arial" w:ascii="Arial" w:hAnsi="Arial"/>
-          <w:sz w:val="24"/>
-          <w:szCs w:val="24"/>
-        </w:rPr>
-        <w:t>Lista en detalle y ordenados por fecha todos los archivos del directorio /bin que comiencen por ‘bz’ y tengan un total de 5 caracteres. Redirige la salida a un archivo ‘Nuevo.txt’ en el directorio con el nombre del alumno.</w:t>
+        <w:spacing w:lineRule="auto" w:line="257"/>
+        <w:jc w:val="both"/>
+        <w:rPr>
+          <w:rFonts w:ascii="Arial" w:hAnsi="Arial" w:cs="Arial"/>
+          <w:sz w:val="24"/>
+          <w:szCs w:val="24"/>
+        </w:rPr>
+      </w:pPr>
+      <w:r>
+        <w:rPr>
+          <w:rFonts w:cs="Arial" w:ascii="Arial" w:hAnsi="Arial"/>
+          <w:sz w:val="24"/>
+          <w:szCs w:val="24"/>
+        </w:rPr>
+        <w:t>En los archivos dentro de ‘Carpeta3’, redireccionar el contenido de uno de los ficheros del directorio /proc en ‘archivo1’ y la ayuda de un comando en ‘archivo2’. Comprimir un archivo con ‘gzip’ y otro con ‘bzip2’ con verbose.</w:t>
+      </w:r>
+    </w:p>
+    <w:p>
+      <w:pPr>
+        <w:pStyle w:val="ListParagraph"/>
+        <w:bidi w:val="0"/>
+        <w:spacing w:lineRule="auto" w:line="257"/>
+        <w:jc w:val="both"/>
+        <w:rPr>
+          <w:rFonts w:ascii="Arial" w:hAnsi="Arial" w:cs="Arial"/>
+          <w:b/>
+          <w:bCs/>
+          <w:sz w:val="24"/>
+          <w:szCs w:val="24"/>
+        </w:rPr>
+      </w:pPr>
+      <w:r>
+        <w:rPr>
+          <w:rFonts w:cs="Arial" w:ascii="Arial" w:hAnsi="Arial"/>
+          <w:b/>
+          <w:bCs/>
+          <w:sz w:val="24"/>
+          <w:szCs w:val="24"/>
+        </w:rPr>
+        <w:t># Redireccionar contenido de un archivo de /proc en archivo1</w:t>
+      </w:r>
+    </w:p>
+    <w:p>
+      <w:pPr>
+        <w:pStyle w:val="ListParagraph"/>
+        <w:bidi w:val="0"/>
+        <w:spacing w:lineRule="auto" w:line="257"/>
+        <w:jc w:val="both"/>
+        <w:rPr>
+          <w:rFonts w:ascii="Arial" w:hAnsi="Arial" w:cs="Arial"/>
+          <w:b/>
+          <w:bCs/>
+          <w:sz w:val="24"/>
+          <w:szCs w:val="24"/>
+        </w:rPr>
+      </w:pPr>
+      <w:r>
+        <w:rPr>
+          <w:rFonts w:cs="Arial" w:ascii="Arial" w:hAnsi="Arial"/>
+          <w:b/>
+          <w:bCs/>
+          <w:sz w:val="24"/>
+          <w:szCs w:val="24"/>
+        </w:rPr>
+        <w:t>cat /proc/cpuinfo &gt; ~/(nombre)/Carpeta3/archivo1</w:t>
+      </w:r>
+    </w:p>
+    <w:p>
+      <w:pPr>
+        <w:pStyle w:val="ListParagraph"/>
+        <w:bidi w:val="0"/>
+        <w:spacing w:lineRule="auto" w:line="257"/>
+        <w:jc w:val="both"/>
+        <w:rPr>
+          <w:rFonts w:ascii="Arial" w:hAnsi="Arial" w:cs="Arial"/>
+          <w:b/>
+          <w:bCs/>
+          <w:sz w:val="24"/>
+          <w:szCs w:val="24"/>
+        </w:rPr>
+      </w:pPr>
+      <w:r>
+        <w:rPr>
+          <w:rFonts w:cs="Arial" w:ascii="Arial" w:hAnsi="Arial"/>
+          <w:b/>
+          <w:bCs/>
+          <w:sz w:val="24"/>
+          <w:szCs w:val="24"/>
+        </w:rPr>
+      </w:r>
+    </w:p>
+    <w:p>
+      <w:pPr>
+        <w:pStyle w:val="ListParagraph"/>
+        <w:bidi w:val="0"/>
+        <w:spacing w:lineRule="auto" w:line="257"/>
+        <w:jc w:val="both"/>
+        <w:rPr>
+          <w:rFonts w:ascii="Arial" w:hAnsi="Arial" w:cs="Arial"/>
+          <w:b/>
+          <w:bCs/>
+          <w:sz w:val="24"/>
+          <w:szCs w:val="24"/>
+        </w:rPr>
+      </w:pPr>
+      <w:r>
+        <w:rPr>
+          <w:rFonts w:cs="Arial" w:ascii="Arial" w:hAnsi="Arial"/>
+          <w:b/>
+          <w:bCs/>
+          <w:sz w:val="24"/>
+          <w:szCs w:val="24"/>
+        </w:rPr>
+        <w:t># Redireccionar la ayuda de un comando en archivo2</w:t>
+      </w:r>
+    </w:p>
+    <w:p>
+      <w:pPr>
+        <w:pStyle w:val="ListParagraph"/>
+        <w:bidi w:val="0"/>
+        <w:spacing w:lineRule="auto" w:line="257"/>
+        <w:jc w:val="both"/>
+        <w:rPr>
+          <w:rFonts w:ascii="Arial" w:hAnsi="Arial" w:cs="Arial"/>
+          <w:b/>
+          <w:bCs/>
+          <w:sz w:val="24"/>
+          <w:szCs w:val="24"/>
+        </w:rPr>
+      </w:pPr>
+      <w:r>
+        <w:rPr>
+          <w:rFonts w:cs="Arial" w:ascii="Arial" w:hAnsi="Arial"/>
+          <w:b/>
+          <w:bCs/>
+          <w:sz w:val="24"/>
+          <w:szCs w:val="24"/>
+        </w:rPr>
+        <w:t>ls --help &gt; ~/(nombre)/Carpeta3/archivo2</w:t>
+      </w:r>
+    </w:p>
+    <w:p>
+      <w:pPr>
+        <w:pStyle w:val="ListParagraph"/>
+        <w:bidi w:val="0"/>
+        <w:spacing w:lineRule="auto" w:line="257"/>
+        <w:jc w:val="both"/>
+        <w:rPr>
+          <w:rFonts w:ascii="Arial" w:hAnsi="Arial" w:cs="Arial"/>
+          <w:b/>
+          <w:bCs/>
+          <w:sz w:val="24"/>
+          <w:szCs w:val="24"/>
+        </w:rPr>
+      </w:pPr>
+      <w:r>
+        <w:rPr>
+          <w:rFonts w:cs="Arial" w:ascii="Arial" w:hAnsi="Arial"/>
+          <w:b/>
+          <w:bCs/>
+          <w:sz w:val="24"/>
+          <w:szCs w:val="24"/>
+        </w:rPr>
+      </w:r>
+    </w:p>
+    <w:p>
+      <w:pPr>
+        <w:pStyle w:val="ListParagraph"/>
+        <w:bidi w:val="0"/>
+        <w:spacing w:lineRule="auto" w:line="257"/>
+        <w:jc w:val="both"/>
+        <w:rPr>
+          <w:rFonts w:ascii="Arial" w:hAnsi="Arial" w:cs="Arial"/>
+          <w:b/>
+          <w:bCs/>
+          <w:sz w:val="24"/>
+          <w:szCs w:val="24"/>
+        </w:rPr>
+      </w:pPr>
+      <w:r>
+        <w:rPr>
+          <w:rFonts w:cs="Arial" w:ascii="Arial" w:hAnsi="Arial"/>
+          <w:b/>
+          <w:bCs/>
+          <w:sz w:val="24"/>
+          <w:szCs w:val="24"/>
+        </w:rPr>
+        <w:t># Comprimir archivo1 con gzip (verbose)</w:t>
+      </w:r>
+    </w:p>
+    <w:p>
+      <w:pPr>
+        <w:pStyle w:val="ListParagraph"/>
+        <w:bidi w:val="0"/>
+        <w:spacing w:lineRule="auto" w:line="257"/>
+        <w:jc w:val="both"/>
+        <w:rPr>
+          <w:rFonts w:ascii="Arial" w:hAnsi="Arial" w:cs="Arial"/>
+          <w:b/>
+          <w:bCs/>
+          <w:sz w:val="24"/>
+          <w:szCs w:val="24"/>
+        </w:rPr>
+      </w:pPr>
+      <w:r>
+        <w:rPr>
+          <w:rFonts w:cs="Arial" w:ascii="Arial" w:hAnsi="Arial"/>
+          <w:b/>
+          <w:bCs/>
+          <w:sz w:val="24"/>
+          <w:szCs w:val="24"/>
+        </w:rPr>
+        <w:t>gzip -v ~/(nombre)/Carpeta3/archivo1</w:t>
+      </w:r>
+    </w:p>
+    <w:p>
+      <w:pPr>
+        <w:pStyle w:val="ListParagraph"/>
+        <w:bidi w:val="0"/>
+        <w:spacing w:lineRule="auto" w:line="257"/>
+        <w:jc w:val="both"/>
+        <w:rPr>
+          <w:rFonts w:ascii="Arial" w:hAnsi="Arial" w:cs="Arial"/>
+          <w:b/>
+          <w:bCs/>
+          <w:sz w:val="24"/>
+          <w:szCs w:val="24"/>
+        </w:rPr>
+      </w:pPr>
+      <w:r>
+        <w:rPr>
+          <w:rFonts w:cs="Arial" w:ascii="Arial" w:hAnsi="Arial"/>
+          <w:b/>
+          <w:bCs/>
+          <w:sz w:val="24"/>
+          <w:szCs w:val="24"/>
+        </w:rPr>
+      </w:r>
+    </w:p>
+    <w:p>
+      <w:pPr>
+        <w:pStyle w:val="ListParagraph"/>
+        <w:bidi w:val="0"/>
+        <w:spacing w:lineRule="auto" w:line="257"/>
+        <w:jc w:val="both"/>
+        <w:rPr>
+          <w:rFonts w:ascii="Arial" w:hAnsi="Arial" w:cs="Arial"/>
+          <w:b/>
+          <w:bCs/>
+          <w:sz w:val="24"/>
+          <w:szCs w:val="24"/>
+        </w:rPr>
+      </w:pPr>
+      <w:r>
+        <w:rPr>
+          <w:rFonts w:cs="Arial" w:ascii="Arial" w:hAnsi="Arial"/>
+          <w:b/>
+          <w:bCs/>
+          <w:sz w:val="24"/>
+          <w:szCs w:val="24"/>
+        </w:rPr>
+        <w:t># Comprimir archivo2 con bzip2 (verbose)</w:t>
+      </w:r>
+    </w:p>
+    <w:p>
+      <w:pPr>
+        <w:pStyle w:val="ListParagraph"/>
+        <w:bidi w:val="0"/>
+        <w:spacing w:lineRule="auto" w:line="257"/>
+        <w:jc w:val="both"/>
+        <w:rPr>
+          <w:rFonts w:ascii="Arial" w:hAnsi="Arial" w:cs="Arial"/>
+          <w:b/>
+          <w:bCs/>
+          <w:sz w:val="24"/>
+          <w:szCs w:val="24"/>
+        </w:rPr>
+      </w:pPr>
+      <w:r>
+        <w:rPr>
+          <w:rFonts w:cs="Arial" w:ascii="Arial" w:hAnsi="Arial"/>
+          <w:b/>
+          <w:bCs/>
+          <w:sz w:val="24"/>
+          <w:szCs w:val="24"/>
+        </w:rPr>
+        <w:t>bzip2 -v ~/(nombre)/Carpeta3/archivo2</w:t>
+      </w:r>
+    </w:p>
+    <w:p>
+      <w:pPr>
+        <w:pStyle w:val="ListParagraph"/>
+        <w:bidi w:val="0"/>
+        <w:spacing w:lineRule="auto" w:line="257"/>
+        <w:jc w:val="both"/>
+        <w:rPr>
+          <w:rFonts w:ascii="Arial" w:hAnsi="Arial" w:cs="Arial"/>
+          <w:b/>
+          <w:bCs/>
+          <w:sz w:val="24"/>
+          <w:szCs w:val="24"/>
+        </w:rPr>
+      </w:pPr>
+      <w:r>
+        <w:rPr>
+          <w:rFonts w:cs="Arial" w:ascii="Arial" w:hAnsi="Arial"/>
+          <w:b/>
+          <w:bCs/>
+          <w:sz w:val="24"/>
+          <w:szCs w:val="24"/>
+        </w:rPr>
+      </w:r>
+    </w:p>
+    <w:p>
+      <w:pPr>
+        <w:pStyle w:val="ListParagraph"/>
+        <w:bidi w:val="0"/>
+        <w:spacing w:lineRule="auto" w:line="257"/>
+        <w:jc w:val="both"/>
+        <w:rPr>
+          <w:rFonts w:ascii="Arial" w:hAnsi="Arial" w:cs="Arial"/>
+          <w:b/>
+          <w:bCs/>
+          <w:sz w:val="24"/>
+          <w:szCs w:val="24"/>
+        </w:rPr>
+      </w:pPr>
+      <w:r>
+        <w:rPr>
+          <w:rFonts w:cs="Arial" w:ascii="Arial" w:hAnsi="Arial"/>
+          <w:b/>
+          <w:bCs/>
+          <w:sz w:val="24"/>
+          <w:szCs w:val="24"/>
+        </w:rPr>
+        <w:t># Verificar los archivos comprimidos</w:t>
+      </w:r>
+    </w:p>
+    <w:p>
+      <w:pPr>
+        <w:pStyle w:val="ListParagraph"/>
+        <w:bidi w:val="0"/>
+        <w:spacing w:lineRule="auto" w:line="257"/>
+        <w:jc w:val="both"/>
+        <w:rPr>
+          <w:rFonts w:ascii="Arial" w:hAnsi="Arial" w:cs="Arial"/>
+          <w:b/>
+          <w:bCs/>
+          <w:sz w:val="24"/>
+          <w:szCs w:val="24"/>
+        </w:rPr>
+      </w:pPr>
+      <w:r>
+        <w:rPr>
+          <w:rFonts w:cs="Arial" w:ascii="Arial" w:hAnsi="Arial"/>
+          <w:b/>
+          <w:bCs/>
+          <w:sz w:val="24"/>
+          <w:szCs w:val="24"/>
+        </w:rPr>
+        <w:t>ls -lh ~/(nombre)/Carpeta3/</w:t>
+      </w:r>
+    </w:p>
+    <w:p>
+      <w:pPr>
+        <w:pStyle w:val="ListParagraph"/>
+        <w:spacing w:lineRule="auto" w:line="257"/>
+        <w:jc w:val="both"/>
+        <w:rPr>
+          <w:rFonts w:ascii="Arial" w:hAnsi="Arial" w:cs="Arial"/>
+          <w:sz w:val="24"/>
+          <w:szCs w:val="24"/>
+        </w:rPr>
+      </w:pPr>
+      <w:r>
+        <w:rPr>
+          <w:rFonts w:cs="Arial" w:ascii="Arial" w:hAnsi="Arial"/>
+          <w:sz w:val="24"/>
+          <w:szCs w:val="24"/>
+        </w:rPr>
       </w:r>
     </w:p>
     <w:p>
@@ -1734,7 +6896,168 @@
           <w:sz w:val="24"/>
           <w:szCs w:val="24"/>
         </w:rPr>
-        <w:t>Lista en detalle todos los archivos del directorio /dev que empiecen por las letras ‘tty’, tengan cinco letras y acaben entre 6 y 9. Añade la salida de este comando al mismo archivo ‘Nuevo.txt’ creado en el apartado anterior.</w:t>
+        <w:t>Lista en detalle y ordenados por fecha todos los archivos del directorio /bin que comiencen por ‘bz’ y tengan un total de 5 caracteres. Redirige la salida a un archivo ‘Nuevo.txt’ en el directorio con el nombre del alumno.</w:t>
+      </w:r>
+    </w:p>
+    <w:p>
+      <w:pPr>
+        <w:pStyle w:val="ListParagraph"/>
+        <w:bidi w:val="0"/>
+        <w:jc w:val="both"/>
+        <w:rPr>
+          <w:rFonts w:ascii="Arial" w:hAnsi="Arial" w:cs="Arial"/>
+          <w:b/>
+          <w:bCs/>
+          <w:sz w:val="24"/>
+          <w:szCs w:val="24"/>
+        </w:rPr>
+      </w:pPr>
+      <w:r>
+        <w:rPr>
+          <w:rFonts w:cs="Arial" w:ascii="Arial" w:hAnsi="Arial"/>
+          <w:b/>
+          <w:bCs/>
+          <w:sz w:val="24"/>
+          <w:szCs w:val="24"/>
+        </w:rPr>
+        <w:t># Buscar archivos en /bin que comiencen por 'bz' y tengan exactamente 5 caracteres</w:t>
+      </w:r>
+    </w:p>
+    <w:p>
+      <w:pPr>
+        <w:pStyle w:val="ListParagraph"/>
+        <w:bidi w:val="0"/>
+        <w:jc w:val="both"/>
+        <w:rPr>
+          <w:rFonts w:ascii="Arial" w:hAnsi="Arial" w:cs="Arial"/>
+          <w:b/>
+          <w:bCs/>
+          <w:sz w:val="24"/>
+          <w:szCs w:val="24"/>
+        </w:rPr>
+      </w:pPr>
+      <w:r>
+        <w:rPr>
+          <w:rFonts w:cs="Arial" w:ascii="Arial" w:hAnsi="Arial"/>
+          <w:b/>
+          <w:bCs/>
+          <w:sz w:val="24"/>
+          <w:szCs w:val="24"/>
+        </w:rPr>
+        <w:t># Redirigir a 'Nuevo.txt', ordenados por fecha</w:t>
+      </w:r>
+    </w:p>
+    <w:p>
+      <w:pPr>
+        <w:pStyle w:val="ListParagraph"/>
+        <w:bidi w:val="0"/>
+        <w:jc w:val="both"/>
+        <w:rPr>
+          <w:rFonts w:ascii="Arial" w:hAnsi="Arial" w:cs="Arial"/>
+          <w:b/>
+          <w:bCs/>
+          <w:sz w:val="24"/>
+          <w:szCs w:val="24"/>
+        </w:rPr>
+      </w:pPr>
+      <w:r>
+        <w:rPr>
+          <w:rFonts w:cs="Arial" w:ascii="Arial" w:hAnsi="Arial"/>
+          <w:b/>
+          <w:bCs/>
+          <w:sz w:val="24"/>
+          <w:szCs w:val="24"/>
+        </w:rPr>
+        <w:t>ls -lh /bin/bz??? 2&gt;/dev/null | sort -k 6,8 &gt; ~/(nombre)/Nuevo.txt</w:t>
+      </w:r>
+    </w:p>
+    <w:p>
+      <w:pPr>
+        <w:pStyle w:val="ListParagraph"/>
+        <w:bidi w:val="0"/>
+        <w:jc w:val="both"/>
+        <w:rPr>
+          <w:rFonts w:ascii="Arial" w:hAnsi="Arial" w:cs="Arial"/>
+          <w:b/>
+          <w:bCs/>
+          <w:sz w:val="24"/>
+          <w:szCs w:val="24"/>
+        </w:rPr>
+      </w:pPr>
+      <w:r>
+        <w:rPr>
+          <w:rFonts w:cs="Arial" w:ascii="Arial" w:hAnsi="Arial"/>
+          <w:b/>
+          <w:bCs/>
+          <w:sz w:val="24"/>
+          <w:szCs w:val="24"/>
+        </w:rPr>
+      </w:r>
+    </w:p>
+    <w:p>
+      <w:pPr>
+        <w:pStyle w:val="ListParagraph"/>
+        <w:bidi w:val="0"/>
+        <w:jc w:val="both"/>
+        <w:rPr>
+          <w:rFonts w:ascii="Arial" w:hAnsi="Arial" w:cs="Arial"/>
+          <w:b/>
+          <w:bCs/>
+          <w:sz w:val="24"/>
+          <w:szCs w:val="24"/>
+        </w:rPr>
+      </w:pPr>
+      <w:r>
+        <w:rPr>
+          <w:rFonts w:cs="Arial" w:ascii="Arial" w:hAnsi="Arial"/>
+          <w:b/>
+          <w:bCs/>
+          <w:sz w:val="24"/>
+          <w:szCs w:val="24"/>
+        </w:rPr>
+        <w:t># Verificar el contenido</w:t>
+      </w:r>
+    </w:p>
+    <w:p>
+      <w:pPr>
+        <w:pStyle w:val="ListParagraph"/>
+        <w:bidi w:val="0"/>
+        <w:jc w:val="both"/>
+        <w:rPr>
+          <w:rFonts w:ascii="Arial" w:hAnsi="Arial" w:cs="Arial"/>
+          <w:b/>
+          <w:bCs/>
+          <w:sz w:val="24"/>
+          <w:szCs w:val="24"/>
+        </w:rPr>
+      </w:pPr>
+      <w:r>
+        <w:rPr>
+          <w:rFonts w:cs="Arial" w:ascii="Arial" w:hAnsi="Arial"/>
+          <w:b/>
+          <w:bCs/>
+          <w:sz w:val="24"/>
+          <w:szCs w:val="24"/>
+        </w:rPr>
+        <w:t>cat ~/(nombre)/Nuevo.txt</w:t>
+      </w:r>
+    </w:p>
+    <w:p>
+      <w:pPr>
+        <w:pStyle w:val="ListParagraph"/>
+        <w:jc w:val="both"/>
+        <w:rPr>
+          <w:rFonts w:ascii="Arial" w:hAnsi="Arial" w:cs="Arial"/>
+          <w:sz w:val="24"/>
+          <w:szCs w:val="24"/>
+        </w:rPr>
+      </w:pPr>
+      <w:r>
+        <w:rPr>
+          <w:rFonts w:cs="Arial" w:ascii="Arial" w:hAnsi="Arial"/>
+          <w:sz w:val="24"/>
+          <w:szCs w:val="24"/>
+        </w:rPr>
       </w:r>
     </w:p>
     <w:p>
@@ -1744,21 +7067,229 @@
           <w:ilvl w:val="0"/>
           <w:numId w:val="2"/>
         </w:numPr>
-        <w:spacing w:lineRule="auto" w:line="257"/>
-        <w:jc w:val="both"/>
-        <w:rPr>
-          <w:rFonts w:ascii="Arial" w:hAnsi="Arial" w:cs="Arial"/>
-          <w:sz w:val="24"/>
-          <w:szCs w:val="24"/>
-        </w:rPr>
-      </w:pPr>
-      <w:r>
-        <w:rPr>
-          <w:rFonts w:cs="Arial" w:ascii="Arial" w:hAnsi="Arial"/>
-          <w:sz w:val="24"/>
-          <w:szCs w:val="24"/>
-        </w:rPr>
-        <w:t>Lista en detalle todos los archivos del directorio /etc que empiecen por ‘f’ y, a continuación, todos los archivos del directorio /usr de forma recursiva. Anexar la salida al mismo documento ‘Nuevo.txt’ creado anteriormente.</w:t>
+        <w:bidi w:val="0"/>
+        <w:jc w:val="both"/>
+        <w:rPr>
+          <w:rFonts w:ascii="Arial" w:hAnsi="Arial" w:cs="Arial"/>
+          <w:sz w:val="24"/>
+          <w:szCs w:val="24"/>
+        </w:rPr>
+      </w:pPr>
+      <w:r>
+        <w:rPr>
+          <w:rFonts w:cs="Arial" w:ascii="Arial" w:hAnsi="Arial"/>
+          <w:sz w:val="24"/>
+          <w:szCs w:val="24"/>
+        </w:rPr>
+        <w:t>Lista en detalle todos los archivos del directorio /dev que empiecen por las letras ‘tty’, tengan cinco letras y acaben entre 6 y 9. Añade la salida de este comando al mismo archivo ‘Nuevo.txt’ creado en el apartado anterior.</w:t>
+        <w:br/>
+      </w:r>
+      <w:r>
+        <w:rPr>
+          <w:rFonts w:cs="Arial" w:ascii="Arial" w:hAnsi="Arial"/>
+          <w:b/>
+          <w:bCs/>
+          <w:sz w:val="24"/>
+          <w:szCs w:val="24"/>
+        </w:rPr>
+        <w:t># Buscar archivos en /dev que empiecen por 'tty', tengan 5 letras y acaben entre 6-9</w:t>
+      </w:r>
+    </w:p>
+    <w:p>
+      <w:pPr>
+        <w:pStyle w:val="ListParagraph"/>
+        <w:numPr>
+          <w:ilvl w:val="0"/>
+          <w:numId w:val="0"/>
+        </w:numPr>
+        <w:bidi w:val="0"/>
+        <w:ind w:hanging="0" w:start="720"/>
+        <w:jc w:val="both"/>
+        <w:rPr>
+          <w:rFonts w:ascii="Arial" w:hAnsi="Arial" w:cs="Arial"/>
+          <w:b/>
+          <w:bCs/>
+          <w:sz w:val="24"/>
+          <w:szCs w:val="24"/>
+        </w:rPr>
+      </w:pPr>
+      <w:r>
+        <w:rPr>
+          <w:rFonts w:cs="Arial" w:ascii="Arial" w:hAnsi="Arial"/>
+          <w:b/>
+          <w:bCs/>
+          <w:sz w:val="24"/>
+          <w:szCs w:val="24"/>
+        </w:rPr>
+        <w:t># Anexar al archivo anterior</w:t>
+      </w:r>
+    </w:p>
+    <w:p>
+      <w:pPr>
+        <w:pStyle w:val="ListParagraph"/>
+        <w:numPr>
+          <w:ilvl w:val="0"/>
+          <w:numId w:val="0"/>
+        </w:numPr>
+        <w:bidi w:val="0"/>
+        <w:ind w:hanging="0" w:start="720"/>
+        <w:jc w:val="both"/>
+        <w:rPr>
+          <w:rFonts w:ascii="Arial" w:hAnsi="Arial" w:cs="Arial"/>
+          <w:b/>
+          <w:bCs/>
+          <w:sz w:val="24"/>
+          <w:szCs w:val="24"/>
+        </w:rPr>
+      </w:pPr>
+      <w:r>
+        <w:rPr>
+          <w:rFonts w:cs="Arial" w:ascii="Arial" w:hAnsi="Arial"/>
+          <w:b/>
+          <w:bCs/>
+          <w:sz w:val="24"/>
+          <w:szCs w:val="24"/>
+        </w:rPr>
+        <w:t>echo "=== ARCHIVOS /dev QUE EMPIEZAN POR 'tty' ===" &gt;&gt; ~/(nombre)/Nuevo.txt</w:t>
+      </w:r>
+    </w:p>
+    <w:p>
+      <w:pPr>
+        <w:pStyle w:val="ListParagraph"/>
+        <w:numPr>
+          <w:ilvl w:val="0"/>
+          <w:numId w:val="0"/>
+        </w:numPr>
+        <w:bidi w:val="0"/>
+        <w:ind w:hanging="0" w:start="720"/>
+        <w:jc w:val="both"/>
+        <w:rPr>
+          <w:rFonts w:ascii="Arial" w:hAnsi="Arial" w:cs="Arial"/>
+          <w:b/>
+          <w:bCs/>
+          <w:sz w:val="24"/>
+          <w:szCs w:val="24"/>
+        </w:rPr>
+      </w:pPr>
+      <w:r>
+        <w:rPr>
+          <w:rFonts w:cs="Arial" w:ascii="Arial" w:hAnsi="Arial"/>
+          <w:b/>
+          <w:bCs/>
+          <w:sz w:val="24"/>
+          <w:szCs w:val="24"/>
+        </w:rPr>
+        <w:t>ls -lh /dev/tty[6-9] 2&gt;/dev/null &gt;&gt; ~/(nombre)/Nuevo.txt</w:t>
+      </w:r>
+    </w:p>
+    <w:p>
+      <w:pPr>
+        <w:pStyle w:val="ListParagraph"/>
+        <w:numPr>
+          <w:ilvl w:val="0"/>
+          <w:numId w:val="0"/>
+        </w:numPr>
+        <w:bidi w:val="0"/>
+        <w:ind w:hanging="0" w:start="720"/>
+        <w:jc w:val="both"/>
+        <w:rPr>
+          <w:rFonts w:ascii="Arial" w:hAnsi="Arial" w:cs="Arial"/>
+          <w:b/>
+          <w:bCs/>
+          <w:sz w:val="24"/>
+          <w:szCs w:val="24"/>
+        </w:rPr>
+      </w:pPr>
+      <w:r>
+        <w:rPr>
+          <w:rFonts w:cs="Arial" w:ascii="Arial" w:hAnsi="Arial"/>
+          <w:b/>
+          <w:bCs/>
+          <w:sz w:val="24"/>
+          <w:szCs w:val="24"/>
+        </w:rPr>
+      </w:r>
+    </w:p>
+    <w:p>
+      <w:pPr>
+        <w:pStyle w:val="ListParagraph"/>
+        <w:numPr>
+          <w:ilvl w:val="0"/>
+          <w:numId w:val="0"/>
+        </w:numPr>
+        <w:bidi w:val="0"/>
+        <w:ind w:hanging="0" w:start="720"/>
+        <w:jc w:val="both"/>
+        <w:rPr>
+          <w:rFonts w:ascii="Arial" w:hAnsi="Arial" w:cs="Arial"/>
+          <w:b/>
+          <w:bCs/>
+          <w:sz w:val="24"/>
+          <w:szCs w:val="24"/>
+        </w:rPr>
+      </w:pPr>
+      <w:r>
+        <w:rPr>
+          <w:rFonts w:cs="Arial" w:ascii="Arial" w:hAnsi="Arial"/>
+          <w:b/>
+          <w:bCs/>
+          <w:sz w:val="24"/>
+          <w:szCs w:val="24"/>
+        </w:rPr>
+        <w:t># Verificar el contenido</w:t>
+      </w:r>
+    </w:p>
+    <w:p>
+      <w:pPr>
+        <w:pStyle w:val="ListParagraph"/>
+        <w:numPr>
+          <w:ilvl w:val="0"/>
+          <w:numId w:val="0"/>
+        </w:numPr>
+        <w:bidi w:val="0"/>
+        <w:ind w:hanging="0" w:start="720"/>
+        <w:jc w:val="both"/>
+        <w:rPr>
+          <w:rFonts w:ascii="Arial" w:hAnsi="Arial" w:cs="Arial"/>
+          <w:b/>
+          <w:bCs/>
+          <w:sz w:val="24"/>
+          <w:szCs w:val="24"/>
+        </w:rPr>
+      </w:pPr>
+      <w:r>
+        <w:rPr>
+          <w:rFonts w:cs="Arial" w:ascii="Arial" w:hAnsi="Arial"/>
+          <w:b/>
+          <w:bCs/>
+          <w:sz w:val="24"/>
+          <w:szCs w:val="24"/>
+        </w:rPr>
+        <w:t>cat ~/(nombre)/Nuevo.txt</w:t>
+      </w:r>
+    </w:p>
+    <w:p>
+      <w:pPr>
+        <w:pStyle w:val="ListParagraph"/>
+        <w:numPr>
+          <w:ilvl w:val="0"/>
+          <w:numId w:val="0"/>
+        </w:numPr>
+        <w:ind w:hanging="0" w:start="720"/>
+        <w:jc w:val="both"/>
+        <w:rPr>
+          <w:rFonts w:ascii="Arial" w:hAnsi="Arial" w:cs="Arial"/>
+          <w:sz w:val="24"/>
+          <w:szCs w:val="24"/>
+        </w:rPr>
+      </w:pPr>
+      <w:r>
+        <w:rPr>
+          <w:rFonts w:cs="Arial" w:ascii="Arial" w:hAnsi="Arial"/>
+          <w:sz w:val="24"/>
+          <w:szCs w:val="24"/>
+        </w:rPr>
+        <w:br/>
       </w:r>
     </w:p>
     <w:p>
@@ -1768,21 +7299,291 @@
           <w:ilvl w:val="0"/>
           <w:numId w:val="2"/>
         </w:numPr>
-        <w:spacing w:lineRule="auto" w:line="257"/>
-        <w:jc w:val="both"/>
-        <w:rPr>
-          <w:rFonts w:ascii="Arial" w:hAnsi="Arial" w:cs="Arial"/>
-          <w:sz w:val="24"/>
-          <w:szCs w:val="24"/>
-        </w:rPr>
-      </w:pPr>
-      <w:r>
-        <w:rPr>
-          <w:rFonts w:cs="Arial" w:ascii="Arial" w:hAnsi="Arial"/>
-          <w:sz w:val="24"/>
-          <w:szCs w:val="24"/>
-        </w:rPr>
-        <w:t>Con la aplicación ‘tree’, realiza una vista de todos los directorios y archivos desde el directorio con tu nombre y redirigirla a un archivo con el nombre ‘Arbol.txt’. Anexar a este archivo los procesos y servicios en ejecución.</w:t>
+        <w:bidi w:val="0"/>
+        <w:spacing w:lineRule="auto" w:line="257"/>
+        <w:jc w:val="both"/>
+        <w:rPr>
+          <w:rFonts w:ascii="Arial" w:hAnsi="Arial" w:cs="Arial"/>
+          <w:sz w:val="24"/>
+          <w:szCs w:val="24"/>
+        </w:rPr>
+      </w:pPr>
+      <w:r>
+        <w:rPr>
+          <w:rFonts w:cs="Arial" w:ascii="Arial" w:hAnsi="Arial"/>
+          <w:sz w:val="24"/>
+          <w:szCs w:val="24"/>
+        </w:rPr>
+        <w:t>Lista en detalle todos los archivos del directorio /etc que empiecen por ‘f’ y, a continuación, todos los archivos del directorio /usr de forma recursiva. Anexar la salida al mismo documento ‘Nuevo.txt’ creado anteriormente.</w:t>
+        <w:br/>
+      </w:r>
+      <w:r>
+        <w:rPr>
+          <w:rFonts w:cs="Arial" w:ascii="Arial" w:hAnsi="Arial"/>
+          <w:b/>
+          <w:bCs/>
+          <w:sz w:val="24"/>
+          <w:szCs w:val="24"/>
+        </w:rPr>
+        <w:t># Listar en detalle todos los archivos de /etc que empiecen por 'f'</w:t>
+      </w:r>
+    </w:p>
+    <w:p>
+      <w:pPr>
+        <w:pStyle w:val="ListParagraph"/>
+        <w:numPr>
+          <w:ilvl w:val="0"/>
+          <w:numId w:val="0"/>
+        </w:numPr>
+        <w:bidi w:val="0"/>
+        <w:spacing w:lineRule="auto" w:line="257"/>
+        <w:ind w:hanging="0" w:start="720"/>
+        <w:jc w:val="both"/>
+        <w:rPr>
+          <w:rFonts w:ascii="Arial" w:hAnsi="Arial" w:cs="Arial"/>
+          <w:sz w:val="24"/>
+          <w:szCs w:val="24"/>
+        </w:rPr>
+      </w:pPr>
+      <w:r>
+        <w:rPr>
+          <w:rFonts w:cs="Arial" w:ascii="Arial" w:hAnsi="Arial"/>
+          <w:b/>
+          <w:bCs/>
+          <w:sz w:val="24"/>
+          <w:szCs w:val="24"/>
+        </w:rPr>
+        <w:t>echo "=== ARCHIVOS /etc QUE EMPIEZAN POR 'f' ===" &gt;&gt; ~/(nombre)/Nuevo.txt</w:t>
+      </w:r>
+    </w:p>
+    <w:p>
+      <w:pPr>
+        <w:pStyle w:val="ListParagraph"/>
+        <w:numPr>
+          <w:ilvl w:val="0"/>
+          <w:numId w:val="0"/>
+        </w:numPr>
+        <w:bidi w:val="0"/>
+        <w:spacing w:lineRule="auto" w:line="257"/>
+        <w:ind w:hanging="0" w:start="720"/>
+        <w:jc w:val="both"/>
+        <w:rPr>
+          <w:rFonts w:ascii="Arial" w:hAnsi="Arial" w:cs="Arial"/>
+          <w:sz w:val="24"/>
+          <w:szCs w:val="24"/>
+        </w:rPr>
+      </w:pPr>
+      <w:r>
+        <w:rPr>
+          <w:rFonts w:cs="Arial" w:ascii="Arial" w:hAnsi="Arial"/>
+          <w:b/>
+          <w:bCs/>
+          <w:sz w:val="24"/>
+          <w:szCs w:val="24"/>
+        </w:rPr>
+        <w:t>ls -lh /etc/f* 2&gt;/dev/null &gt;&gt; ~/(nombre)/Nuevo.txt</w:t>
+      </w:r>
+    </w:p>
+    <w:p>
+      <w:pPr>
+        <w:pStyle w:val="ListParagraph"/>
+        <w:numPr>
+          <w:ilvl w:val="0"/>
+          <w:numId w:val="0"/>
+        </w:numPr>
+        <w:bidi w:val="0"/>
+        <w:spacing w:lineRule="auto" w:line="257"/>
+        <w:ind w:hanging="0" w:start="720"/>
+        <w:jc w:val="both"/>
+        <w:rPr>
+          <w:rFonts w:ascii="Arial" w:hAnsi="Arial" w:cs="Arial"/>
+          <w:sz w:val="24"/>
+          <w:szCs w:val="24"/>
+        </w:rPr>
+      </w:pPr>
+      <w:r>
+        <w:rPr>
+          <w:rFonts w:cs="Arial" w:ascii="Arial" w:hAnsi="Arial"/>
+          <w:b/>
+          <w:bCs/>
+          <w:sz w:val="24"/>
+          <w:szCs w:val="24"/>
+        </w:rPr>
+      </w:r>
+    </w:p>
+    <w:p>
+      <w:pPr>
+        <w:pStyle w:val="ListParagraph"/>
+        <w:numPr>
+          <w:ilvl w:val="0"/>
+          <w:numId w:val="0"/>
+        </w:numPr>
+        <w:bidi w:val="0"/>
+        <w:spacing w:lineRule="auto" w:line="257"/>
+        <w:ind w:hanging="0" w:start="720"/>
+        <w:jc w:val="both"/>
+        <w:rPr>
+          <w:rFonts w:ascii="Arial" w:hAnsi="Arial" w:cs="Arial"/>
+          <w:sz w:val="24"/>
+          <w:szCs w:val="24"/>
+        </w:rPr>
+      </w:pPr>
+      <w:r>
+        <w:rPr>
+          <w:rFonts w:cs="Arial" w:ascii="Arial" w:hAnsi="Arial"/>
+          <w:b/>
+          <w:bCs/>
+          <w:sz w:val="24"/>
+          <w:szCs w:val="24"/>
+        </w:rPr>
+        <w:t># Listar en detalle todos los archivos de /usr de forma recursiva</w:t>
+      </w:r>
+    </w:p>
+    <w:p>
+      <w:pPr>
+        <w:pStyle w:val="ListParagraph"/>
+        <w:numPr>
+          <w:ilvl w:val="0"/>
+          <w:numId w:val="0"/>
+        </w:numPr>
+        <w:bidi w:val="0"/>
+        <w:spacing w:lineRule="auto" w:line="257"/>
+        <w:ind w:hanging="0" w:start="720"/>
+        <w:jc w:val="both"/>
+        <w:rPr>
+          <w:rFonts w:ascii="Arial" w:hAnsi="Arial" w:cs="Arial"/>
+          <w:sz w:val="24"/>
+          <w:szCs w:val="24"/>
+        </w:rPr>
+      </w:pPr>
+      <w:r>
+        <w:rPr>
+          <w:rFonts w:cs="Arial" w:ascii="Arial" w:hAnsi="Arial"/>
+          <w:b/>
+          <w:bCs/>
+          <w:sz w:val="24"/>
+          <w:szCs w:val="24"/>
+        </w:rPr>
+        <w:t>echo "=== ARCHIVOS /usr (RECURSIVO) ===" &gt;&gt; ~/(nombre)/Nuevo.txt</w:t>
+      </w:r>
+    </w:p>
+    <w:p>
+      <w:pPr>
+        <w:pStyle w:val="ListParagraph"/>
+        <w:numPr>
+          <w:ilvl w:val="0"/>
+          <w:numId w:val="0"/>
+        </w:numPr>
+        <w:bidi w:val="0"/>
+        <w:spacing w:lineRule="auto" w:line="257"/>
+        <w:ind w:hanging="0" w:start="720"/>
+        <w:jc w:val="both"/>
+        <w:rPr>
+          <w:rFonts w:ascii="Arial" w:hAnsi="Arial" w:cs="Arial"/>
+          <w:sz w:val="24"/>
+          <w:szCs w:val="24"/>
+        </w:rPr>
+      </w:pPr>
+      <w:r>
+        <w:rPr>
+          <w:rFonts w:cs="Arial" w:ascii="Arial" w:hAnsi="Arial"/>
+          <w:b/>
+          <w:bCs/>
+          <w:sz w:val="24"/>
+          <w:szCs w:val="24"/>
+        </w:rPr>
+        <w:t>ls -lhR /usr 2&gt;/dev/null &gt;&gt; ~/(nombre)/Nuevo.txt</w:t>
+      </w:r>
+    </w:p>
+    <w:p>
+      <w:pPr>
+        <w:pStyle w:val="ListParagraph"/>
+        <w:numPr>
+          <w:ilvl w:val="0"/>
+          <w:numId w:val="0"/>
+        </w:numPr>
+        <w:bidi w:val="0"/>
+        <w:spacing w:lineRule="auto" w:line="257"/>
+        <w:ind w:hanging="0" w:start="720"/>
+        <w:jc w:val="both"/>
+        <w:rPr>
+          <w:rFonts w:ascii="Arial" w:hAnsi="Arial" w:cs="Arial"/>
+          <w:sz w:val="24"/>
+          <w:szCs w:val="24"/>
+        </w:rPr>
+      </w:pPr>
+      <w:r>
+        <w:rPr>
+          <w:rFonts w:cs="Arial" w:ascii="Arial" w:hAnsi="Arial"/>
+          <w:b/>
+          <w:bCs/>
+          <w:sz w:val="24"/>
+          <w:szCs w:val="24"/>
+        </w:rPr>
+      </w:r>
+    </w:p>
+    <w:p>
+      <w:pPr>
+        <w:pStyle w:val="ListParagraph"/>
+        <w:numPr>
+          <w:ilvl w:val="0"/>
+          <w:numId w:val="0"/>
+        </w:numPr>
+        <w:bidi w:val="0"/>
+        <w:spacing w:lineRule="auto" w:line="257"/>
+        <w:ind w:hanging="0" w:start="720"/>
+        <w:jc w:val="both"/>
+        <w:rPr>
+          <w:rFonts w:ascii="Arial" w:hAnsi="Arial" w:cs="Arial"/>
+          <w:sz w:val="24"/>
+          <w:szCs w:val="24"/>
+        </w:rPr>
+      </w:pPr>
+      <w:r>
+        <w:rPr>
+          <w:rFonts w:cs="Arial" w:ascii="Arial" w:hAnsi="Arial"/>
+          <w:b/>
+          <w:bCs/>
+          <w:sz w:val="24"/>
+          <w:szCs w:val="24"/>
+        </w:rPr>
+        <w:t># Verificar el contenido final</w:t>
+      </w:r>
+    </w:p>
+    <w:p>
+      <w:pPr>
+        <w:pStyle w:val="ListParagraph"/>
+        <w:numPr>
+          <w:ilvl w:val="0"/>
+          <w:numId w:val="0"/>
+        </w:numPr>
+        <w:bidi w:val="0"/>
+        <w:spacing w:lineRule="auto" w:line="257"/>
+        <w:ind w:hanging="0" w:start="720"/>
+        <w:jc w:val="both"/>
+        <w:rPr>
+          <w:rFonts w:ascii="Arial" w:hAnsi="Arial" w:cs="Arial"/>
+          <w:sz w:val="24"/>
+          <w:szCs w:val="24"/>
+        </w:rPr>
+      </w:pPr>
+      <w:r>
+        <w:rPr>
+          <w:rFonts w:cs="Arial" w:ascii="Arial" w:hAnsi="Arial"/>
+          <w:b/>
+          <w:bCs/>
+          <w:sz w:val="24"/>
+          <w:szCs w:val="24"/>
+        </w:rPr>
+        <w:t>cat ~/(nombre)/Nuevo.txt</w:t>
+      </w:r>
+      <w:r>
+        <w:rPr>
+          <w:rFonts w:cs="Arial" w:ascii="Arial" w:hAnsi="Arial"/>
+          <w:sz w:val="24"/>
+          <w:szCs w:val="24"/>
+        </w:rPr>
+        <w:br/>
       </w:r>
     </w:p>
     <w:p>
@@ -1806,6 +7607,470 @@
           <w:sz w:val="24"/>
           <w:szCs w:val="24"/>
         </w:rPr>
+        <w:t>Con la aplicación ‘tree’, realiza una vista de todos los directorios y archivos desde el directorio con tu nombre y redirigirla a un archivo con el nombre ‘Arbol.txt’. Anexar a este archivo los procesos y servicios en ejecución.</w:t>
+      </w:r>
+    </w:p>
+    <w:p>
+      <w:pPr>
+        <w:pStyle w:val="ListParagraph"/>
+        <w:bidi w:val="0"/>
+        <w:spacing w:lineRule="auto" w:line="257"/>
+        <w:jc w:val="both"/>
+        <w:rPr>
+          <w:rFonts w:ascii="Arial" w:hAnsi="Arial" w:cs="Arial"/>
+          <w:b/>
+          <w:bCs/>
+          <w:sz w:val="24"/>
+          <w:szCs w:val="24"/>
+        </w:rPr>
+      </w:pPr>
+      <w:r>
+        <w:rPr>
+          <w:rFonts w:cs="Arial" w:ascii="Arial" w:hAnsi="Arial"/>
+          <w:b/>
+          <w:bCs/>
+          <w:sz w:val="24"/>
+          <w:szCs w:val="24"/>
+        </w:rPr>
+        <w:t># Instalar tree si no está instalado</w:t>
+      </w:r>
+    </w:p>
+    <w:p>
+      <w:pPr>
+        <w:pStyle w:val="ListParagraph"/>
+        <w:bidi w:val="0"/>
+        <w:spacing w:lineRule="auto" w:line="257"/>
+        <w:jc w:val="both"/>
+        <w:rPr>
+          <w:rFonts w:ascii="Arial" w:hAnsi="Arial" w:cs="Arial"/>
+          <w:b/>
+          <w:bCs/>
+          <w:sz w:val="24"/>
+          <w:szCs w:val="24"/>
+        </w:rPr>
+      </w:pPr>
+      <w:r>
+        <w:rPr>
+          <w:rFonts w:cs="Arial" w:ascii="Arial" w:hAnsi="Arial"/>
+          <w:b/>
+          <w:bCs/>
+          <w:sz w:val="24"/>
+          <w:szCs w:val="24"/>
+        </w:rPr>
+        <w:t>sudo apt update</w:t>
+      </w:r>
+    </w:p>
+    <w:p>
+      <w:pPr>
+        <w:pStyle w:val="ListParagraph"/>
+        <w:bidi w:val="0"/>
+        <w:spacing w:lineRule="auto" w:line="257"/>
+        <w:jc w:val="both"/>
+        <w:rPr>
+          <w:rFonts w:ascii="Arial" w:hAnsi="Arial" w:cs="Arial"/>
+          <w:b/>
+          <w:bCs/>
+          <w:sz w:val="24"/>
+          <w:szCs w:val="24"/>
+        </w:rPr>
+      </w:pPr>
+      <w:r>
+        <w:rPr>
+          <w:rFonts w:cs="Arial" w:ascii="Arial" w:hAnsi="Arial"/>
+          <w:b/>
+          <w:bCs/>
+          <w:sz w:val="24"/>
+          <w:szCs w:val="24"/>
+        </w:rPr>
+        <w:t>sudo apt install tree -y</w:t>
+      </w:r>
+    </w:p>
+    <w:p>
+      <w:pPr>
+        <w:pStyle w:val="ListParagraph"/>
+        <w:bidi w:val="0"/>
+        <w:spacing w:lineRule="auto" w:line="257"/>
+        <w:jc w:val="both"/>
+        <w:rPr>
+          <w:rFonts w:ascii="Arial" w:hAnsi="Arial" w:cs="Arial"/>
+          <w:b/>
+          <w:bCs/>
+          <w:sz w:val="24"/>
+          <w:szCs w:val="24"/>
+        </w:rPr>
+      </w:pPr>
+      <w:r>
+        <w:rPr>
+          <w:rFonts w:cs="Arial" w:ascii="Arial" w:hAnsi="Arial"/>
+          <w:b/>
+          <w:bCs/>
+          <w:sz w:val="24"/>
+          <w:szCs w:val="24"/>
+        </w:rPr>
+      </w:r>
+    </w:p>
+    <w:p>
+      <w:pPr>
+        <w:pStyle w:val="ListParagraph"/>
+        <w:bidi w:val="0"/>
+        <w:spacing w:lineRule="auto" w:line="257"/>
+        <w:jc w:val="both"/>
+        <w:rPr>
+          <w:rFonts w:ascii="Arial" w:hAnsi="Arial" w:cs="Arial"/>
+          <w:b/>
+          <w:bCs/>
+          <w:sz w:val="24"/>
+          <w:szCs w:val="24"/>
+        </w:rPr>
+      </w:pPr>
+      <w:r>
+        <w:rPr>
+          <w:rFonts w:cs="Arial" w:ascii="Arial" w:hAnsi="Arial"/>
+          <w:b/>
+          <w:bCs/>
+          <w:sz w:val="24"/>
+          <w:szCs w:val="24"/>
+        </w:rPr>
+        <w:t># Realizar vista de árbol desde el directorio del alumno</w:t>
+      </w:r>
+    </w:p>
+    <w:p>
+      <w:pPr>
+        <w:pStyle w:val="ListParagraph"/>
+        <w:bidi w:val="0"/>
+        <w:spacing w:lineRule="auto" w:line="257"/>
+        <w:jc w:val="both"/>
+        <w:rPr>
+          <w:rFonts w:ascii="Arial" w:hAnsi="Arial" w:cs="Arial"/>
+          <w:b/>
+          <w:bCs/>
+          <w:sz w:val="24"/>
+          <w:szCs w:val="24"/>
+        </w:rPr>
+      </w:pPr>
+      <w:r>
+        <w:rPr>
+          <w:rFonts w:cs="Arial" w:ascii="Arial" w:hAnsi="Arial"/>
+          <w:b/>
+          <w:bCs/>
+          <w:sz w:val="24"/>
+          <w:szCs w:val="24"/>
+        </w:rPr>
+        <w:t>tree ~/(nombre)/ &gt; ~/(nombre)/Arbol.txt</w:t>
+      </w:r>
+    </w:p>
+    <w:p>
+      <w:pPr>
+        <w:pStyle w:val="ListParagraph"/>
+        <w:bidi w:val="0"/>
+        <w:spacing w:lineRule="auto" w:line="257"/>
+        <w:jc w:val="both"/>
+        <w:rPr>
+          <w:rFonts w:ascii="Arial" w:hAnsi="Arial" w:cs="Arial"/>
+          <w:b/>
+          <w:bCs/>
+          <w:sz w:val="24"/>
+          <w:szCs w:val="24"/>
+        </w:rPr>
+      </w:pPr>
+      <w:r>
+        <w:rPr>
+          <w:rFonts w:cs="Arial" w:ascii="Arial" w:hAnsi="Arial"/>
+          <w:b/>
+          <w:bCs/>
+          <w:sz w:val="24"/>
+          <w:szCs w:val="24"/>
+        </w:rPr>
+      </w:r>
+    </w:p>
+    <w:p>
+      <w:pPr>
+        <w:pStyle w:val="ListParagraph"/>
+        <w:bidi w:val="0"/>
+        <w:spacing w:lineRule="auto" w:line="257"/>
+        <w:jc w:val="both"/>
+        <w:rPr>
+          <w:rFonts w:ascii="Arial" w:hAnsi="Arial" w:cs="Arial"/>
+          <w:b/>
+          <w:bCs/>
+          <w:sz w:val="24"/>
+          <w:szCs w:val="24"/>
+        </w:rPr>
+      </w:pPr>
+      <w:r>
+        <w:rPr>
+          <w:rFonts w:cs="Arial" w:ascii="Arial" w:hAnsi="Arial"/>
+          <w:b/>
+          <w:bCs/>
+          <w:sz w:val="24"/>
+          <w:szCs w:val="24"/>
+        </w:rPr>
+        <w:t># Anexar los procesos y servicios en ejecución</w:t>
+      </w:r>
+    </w:p>
+    <w:p>
+      <w:pPr>
+        <w:pStyle w:val="ListParagraph"/>
+        <w:bidi w:val="0"/>
+        <w:spacing w:lineRule="auto" w:line="257"/>
+        <w:jc w:val="both"/>
+        <w:rPr>
+          <w:rFonts w:ascii="Arial" w:hAnsi="Arial" w:cs="Arial"/>
+          <w:b/>
+          <w:bCs/>
+          <w:sz w:val="24"/>
+          <w:szCs w:val="24"/>
+        </w:rPr>
+      </w:pPr>
+      <w:r>
+        <w:rPr>
+          <w:rFonts w:cs="Arial" w:ascii="Arial" w:hAnsi="Arial"/>
+          <w:b/>
+          <w:bCs/>
+          <w:sz w:val="24"/>
+          <w:szCs w:val="24"/>
+        </w:rPr>
+        <w:t>echo "=== PROCESOS EN EJECUCIÓN ===" &gt;&gt; ~/(nombre)/Arbol.txt</w:t>
+      </w:r>
+    </w:p>
+    <w:p>
+      <w:pPr>
+        <w:pStyle w:val="ListParagraph"/>
+        <w:bidi w:val="0"/>
+        <w:spacing w:lineRule="auto" w:line="257"/>
+        <w:jc w:val="both"/>
+        <w:rPr>
+          <w:rFonts w:ascii="Arial" w:hAnsi="Arial" w:cs="Arial"/>
+          <w:b/>
+          <w:bCs/>
+          <w:sz w:val="24"/>
+          <w:szCs w:val="24"/>
+        </w:rPr>
+      </w:pPr>
+      <w:r>
+        <w:rPr>
+          <w:rFonts w:cs="Arial" w:ascii="Arial" w:hAnsi="Arial"/>
+          <w:b/>
+          <w:bCs/>
+          <w:sz w:val="24"/>
+          <w:szCs w:val="24"/>
+        </w:rPr>
+        <w:t>ps aux &gt;&gt; ~/(nombre)/Arbol.txt</w:t>
+      </w:r>
+    </w:p>
+    <w:p>
+      <w:pPr>
+        <w:pStyle w:val="ListParagraph"/>
+        <w:bidi w:val="0"/>
+        <w:spacing w:lineRule="auto" w:line="257"/>
+        <w:jc w:val="both"/>
+        <w:rPr>
+          <w:rFonts w:ascii="Arial" w:hAnsi="Arial" w:cs="Arial"/>
+          <w:b/>
+          <w:bCs/>
+          <w:sz w:val="24"/>
+          <w:szCs w:val="24"/>
+        </w:rPr>
+      </w:pPr>
+      <w:r>
+        <w:rPr>
+          <w:rFonts w:cs="Arial" w:ascii="Arial" w:hAnsi="Arial"/>
+          <w:b/>
+          <w:bCs/>
+          <w:sz w:val="24"/>
+          <w:szCs w:val="24"/>
+        </w:rPr>
+      </w:r>
+    </w:p>
+    <w:p>
+      <w:pPr>
+        <w:pStyle w:val="ListParagraph"/>
+        <w:bidi w:val="0"/>
+        <w:spacing w:lineRule="auto" w:line="257"/>
+        <w:jc w:val="both"/>
+        <w:rPr>
+          <w:rFonts w:ascii="Arial" w:hAnsi="Arial" w:cs="Arial"/>
+          <w:b/>
+          <w:bCs/>
+          <w:sz w:val="24"/>
+          <w:szCs w:val="24"/>
+        </w:rPr>
+      </w:pPr>
+      <w:r>
+        <w:rPr>
+          <w:rFonts w:cs="Arial" w:ascii="Arial" w:hAnsi="Arial"/>
+          <w:b/>
+          <w:bCs/>
+          <w:sz w:val="24"/>
+          <w:szCs w:val="24"/>
+        </w:rPr>
+        <w:t># Anexar servicios</w:t>
+      </w:r>
+    </w:p>
+    <w:p>
+      <w:pPr>
+        <w:pStyle w:val="ListParagraph"/>
+        <w:bidi w:val="0"/>
+        <w:spacing w:lineRule="auto" w:line="257"/>
+        <w:jc w:val="both"/>
+        <w:rPr>
+          <w:rFonts w:ascii="Arial" w:hAnsi="Arial" w:cs="Arial"/>
+          <w:b/>
+          <w:bCs/>
+          <w:sz w:val="24"/>
+          <w:szCs w:val="24"/>
+        </w:rPr>
+      </w:pPr>
+      <w:r>
+        <w:rPr>
+          <w:rFonts w:cs="Arial" w:ascii="Arial" w:hAnsi="Arial"/>
+          <w:b/>
+          <w:bCs/>
+          <w:sz w:val="24"/>
+          <w:szCs w:val="24"/>
+        </w:rPr>
+        <w:t>echo "=== SERVICIOS EN EJECUCIÓN ===" &gt;&gt; ~/(nombre)/Arbol.txt</w:t>
+      </w:r>
+    </w:p>
+    <w:p>
+      <w:pPr>
+        <w:pStyle w:val="ListParagraph"/>
+        <w:bidi w:val="0"/>
+        <w:spacing w:lineRule="auto" w:line="257"/>
+        <w:jc w:val="both"/>
+        <w:rPr>
+          <w:rFonts w:ascii="Arial" w:hAnsi="Arial" w:cs="Arial"/>
+          <w:b/>
+          <w:bCs/>
+          <w:sz w:val="24"/>
+          <w:szCs w:val="24"/>
+        </w:rPr>
+      </w:pPr>
+      <w:r>
+        <w:rPr>
+          <w:rFonts w:cs="Arial" w:ascii="Arial" w:hAnsi="Arial"/>
+          <w:b/>
+          <w:bCs/>
+          <w:sz w:val="24"/>
+          <w:szCs w:val="24"/>
+        </w:rPr>
+        <w:t>systemctl list-units --type=service --state=running &gt;&gt; ~/(nombre)/Arbol.txt</w:t>
+      </w:r>
+    </w:p>
+    <w:p>
+      <w:pPr>
+        <w:pStyle w:val="ListParagraph"/>
+        <w:bidi w:val="0"/>
+        <w:spacing w:lineRule="auto" w:line="257"/>
+        <w:jc w:val="both"/>
+        <w:rPr>
+          <w:rFonts w:ascii="Arial" w:hAnsi="Arial" w:cs="Arial"/>
+          <w:b/>
+          <w:bCs/>
+          <w:sz w:val="24"/>
+          <w:szCs w:val="24"/>
+        </w:rPr>
+      </w:pPr>
+      <w:r>
+        <w:rPr>
+          <w:rFonts w:cs="Arial" w:ascii="Arial" w:hAnsi="Arial"/>
+          <w:b/>
+          <w:bCs/>
+          <w:sz w:val="24"/>
+          <w:szCs w:val="24"/>
+        </w:rPr>
+      </w:r>
+    </w:p>
+    <w:p>
+      <w:pPr>
+        <w:pStyle w:val="ListParagraph"/>
+        <w:bidi w:val="0"/>
+        <w:spacing w:lineRule="auto" w:line="257"/>
+        <w:jc w:val="both"/>
+        <w:rPr>
+          <w:rFonts w:ascii="Arial" w:hAnsi="Arial" w:cs="Arial"/>
+          <w:b/>
+          <w:bCs/>
+          <w:sz w:val="24"/>
+          <w:szCs w:val="24"/>
+        </w:rPr>
+      </w:pPr>
+      <w:r>
+        <w:rPr>
+          <w:rFonts w:cs="Arial" w:ascii="Arial" w:hAnsi="Arial"/>
+          <w:b/>
+          <w:bCs/>
+          <w:sz w:val="24"/>
+          <w:szCs w:val="24"/>
+        </w:rPr>
+        <w:t># Verificar el contenido</w:t>
+      </w:r>
+    </w:p>
+    <w:p>
+      <w:pPr>
+        <w:pStyle w:val="ListParagraph"/>
+        <w:bidi w:val="0"/>
+        <w:spacing w:lineRule="auto" w:line="257"/>
+        <w:jc w:val="both"/>
+        <w:rPr>
+          <w:rFonts w:ascii="Arial" w:hAnsi="Arial" w:cs="Arial"/>
+          <w:b/>
+          <w:bCs/>
+          <w:sz w:val="24"/>
+          <w:szCs w:val="24"/>
+        </w:rPr>
+      </w:pPr>
+      <w:r>
+        <w:rPr>
+          <w:rFonts w:cs="Arial" w:ascii="Arial" w:hAnsi="Arial"/>
+          <w:b/>
+          <w:bCs/>
+          <w:sz w:val="24"/>
+          <w:szCs w:val="24"/>
+        </w:rPr>
+        <w:t>cat ~/(nombre)/Arbol.txt</w:t>
+      </w:r>
+    </w:p>
+    <w:p>
+      <w:pPr>
+        <w:pStyle w:val="ListParagraph"/>
+        <w:spacing w:lineRule="auto" w:line="257"/>
+        <w:jc w:val="both"/>
+        <w:rPr>
+          <w:rFonts w:ascii="Arial" w:hAnsi="Arial" w:cs="Arial"/>
+          <w:sz w:val="24"/>
+          <w:szCs w:val="24"/>
+        </w:rPr>
+      </w:pPr>
+      <w:r>
+        <w:rPr>
+          <w:rFonts w:cs="Arial" w:ascii="Arial" w:hAnsi="Arial"/>
+          <w:sz w:val="24"/>
+          <w:szCs w:val="24"/>
+        </w:rPr>
+      </w:r>
+    </w:p>
+    <w:p>
+      <w:pPr>
+        <w:pStyle w:val="ListParagraph"/>
+        <w:numPr>
+          <w:ilvl w:val="0"/>
+          <w:numId w:val="2"/>
+        </w:numPr>
+        <w:spacing w:lineRule="auto" w:line="257"/>
+        <w:jc w:val="both"/>
+        <w:rPr>
+          <w:rFonts w:ascii="Arial" w:hAnsi="Arial" w:cs="Arial"/>
+          <w:sz w:val="24"/>
+          <w:szCs w:val="24"/>
+        </w:rPr>
+      </w:pPr>
+      <w:r>
+        <w:rPr>
+          <w:rFonts w:cs="Arial" w:ascii="Arial" w:hAnsi="Arial"/>
+          <w:sz w:val="24"/>
+          <w:szCs w:val="24"/>
+        </w:rPr>
         <w:t xml:space="preserve">Añadir todas las tareas anteriores </w:t>
       </w:r>
       <w:r>
@@ -1816,6 +8081,2712 @@
           <w:szCs w:val="24"/>
         </w:rPr>
         <w:t>al archivo ‘ScriptTarea.sh’ para que se ejecuten como script de la Shell de bash. Cada tarea tendrá un mensaje al usuario con un echo y habrá una pausa de 2 segundos entre tareas.</w:t>
+      </w:r>
+    </w:p>
+    <w:p>
+      <w:pPr>
+        <w:pStyle w:val="ListParagraph"/>
+        <w:bidi w:val="0"/>
+        <w:spacing w:lineRule="auto" w:line="257"/>
+        <w:jc w:val="both"/>
+        <w:rPr>
+          <w:rFonts w:ascii="Arial" w:hAnsi="Arial" w:cs="Arial"/>
+          <w:b/>
+          <w:bCs/>
+          <w:sz w:val="24"/>
+          <w:szCs w:val="24"/>
+        </w:rPr>
+      </w:pPr>
+      <w:r>
+        <w:rPr>
+          <w:rFonts w:cs="Arial" w:ascii="Arial" w:hAnsi="Arial"/>
+          <w:b/>
+          <w:bCs/>
+          <w:sz w:val="24"/>
+          <w:szCs w:val="24"/>
+        </w:rPr>
+        <w:t># Crear el script en el directorio Scripts</w:t>
+      </w:r>
+    </w:p>
+    <w:p>
+      <w:pPr>
+        <w:pStyle w:val="ListParagraph"/>
+        <w:bidi w:val="0"/>
+        <w:spacing w:lineRule="auto" w:line="257"/>
+        <w:jc w:val="both"/>
+        <w:rPr>
+          <w:rFonts w:ascii="Arial" w:hAnsi="Arial" w:cs="Arial"/>
+          <w:b/>
+          <w:bCs/>
+          <w:sz w:val="24"/>
+          <w:szCs w:val="24"/>
+        </w:rPr>
+      </w:pPr>
+      <w:r>
+        <w:rPr>
+          <w:rFonts w:cs="Arial" w:ascii="Arial" w:hAnsi="Arial"/>
+          <w:b/>
+          <w:bCs/>
+          <w:sz w:val="24"/>
+          <w:szCs w:val="24"/>
+        </w:rPr>
+        <w:t>cat &gt; ~/(nombre)/Carpeta1/Scripts/ScriptTarea.sh &lt;&lt; 'EOF'</w:t>
+      </w:r>
+    </w:p>
+    <w:p>
+      <w:pPr>
+        <w:pStyle w:val="ListParagraph"/>
+        <w:bidi w:val="0"/>
+        <w:spacing w:lineRule="auto" w:line="257"/>
+        <w:jc w:val="both"/>
+        <w:rPr>
+          <w:rFonts w:ascii="Arial" w:hAnsi="Arial" w:cs="Arial"/>
+          <w:b/>
+          <w:bCs/>
+          <w:sz w:val="24"/>
+          <w:szCs w:val="24"/>
+        </w:rPr>
+      </w:pPr>
+      <w:r>
+        <w:rPr>
+          <w:rFonts w:cs="Arial" w:ascii="Arial" w:hAnsi="Arial"/>
+          <w:b/>
+          <w:bCs/>
+          <w:sz w:val="24"/>
+          <w:szCs w:val="24"/>
+        </w:rPr>
+        <w:t>#!/bin/bash</w:t>
+      </w:r>
+    </w:p>
+    <w:p>
+      <w:pPr>
+        <w:pStyle w:val="ListParagraph"/>
+        <w:bidi w:val="0"/>
+        <w:spacing w:lineRule="auto" w:line="257"/>
+        <w:jc w:val="both"/>
+        <w:rPr>
+          <w:rFonts w:ascii="Arial" w:hAnsi="Arial" w:cs="Arial"/>
+          <w:b/>
+          <w:bCs/>
+          <w:sz w:val="24"/>
+          <w:szCs w:val="24"/>
+        </w:rPr>
+      </w:pPr>
+      <w:r>
+        <w:rPr>
+          <w:rFonts w:cs="Arial" w:ascii="Arial" w:hAnsi="Arial"/>
+          <w:b/>
+          <w:bCs/>
+          <w:sz w:val="24"/>
+          <w:szCs w:val="24"/>
+        </w:rPr>
+      </w:r>
+    </w:p>
+    <w:p>
+      <w:pPr>
+        <w:pStyle w:val="ListParagraph"/>
+        <w:bidi w:val="0"/>
+        <w:spacing w:lineRule="auto" w:line="257"/>
+        <w:jc w:val="both"/>
+        <w:rPr>
+          <w:rFonts w:ascii="Arial" w:hAnsi="Arial" w:cs="Arial"/>
+          <w:b/>
+          <w:bCs/>
+          <w:sz w:val="24"/>
+          <w:szCs w:val="24"/>
+        </w:rPr>
+      </w:pPr>
+      <w:r>
+        <w:rPr>
+          <w:rFonts w:cs="Arial" w:ascii="Arial" w:hAnsi="Arial"/>
+          <w:b/>
+          <w:bCs/>
+          <w:sz w:val="24"/>
+          <w:szCs w:val="24"/>
+        </w:rPr>
+        <w:t># Script de tareas de configuración GNU/Linux en Ubuntu</w:t>
+      </w:r>
+    </w:p>
+    <w:p>
+      <w:pPr>
+        <w:pStyle w:val="ListParagraph"/>
+        <w:bidi w:val="0"/>
+        <w:spacing w:lineRule="auto" w:line="257"/>
+        <w:jc w:val="both"/>
+        <w:rPr>
+          <w:rFonts w:ascii="Arial" w:hAnsi="Arial" w:cs="Arial"/>
+          <w:b/>
+          <w:bCs/>
+          <w:sz w:val="24"/>
+          <w:szCs w:val="24"/>
+        </w:rPr>
+      </w:pPr>
+      <w:r>
+        <w:rPr>
+          <w:rFonts w:cs="Arial" w:ascii="Arial" w:hAnsi="Arial"/>
+          <w:b/>
+          <w:bCs/>
+          <w:sz w:val="24"/>
+          <w:szCs w:val="24"/>
+        </w:rPr>
+        <w:t># Alumno: (nombre)</w:t>
+      </w:r>
+    </w:p>
+    <w:p>
+      <w:pPr>
+        <w:pStyle w:val="ListParagraph"/>
+        <w:bidi w:val="0"/>
+        <w:spacing w:lineRule="auto" w:line="257"/>
+        <w:jc w:val="both"/>
+        <w:rPr>
+          <w:rFonts w:ascii="Arial" w:hAnsi="Arial" w:cs="Arial"/>
+          <w:b/>
+          <w:bCs/>
+          <w:sz w:val="24"/>
+          <w:szCs w:val="24"/>
+        </w:rPr>
+      </w:pPr>
+      <w:r>
+        <w:rPr>
+          <w:rFonts w:cs="Arial" w:ascii="Arial" w:hAnsi="Arial"/>
+          <w:b/>
+          <w:bCs/>
+          <w:sz w:val="24"/>
+          <w:szCs w:val="24"/>
+        </w:rPr>
+        <w:t># Fecha: $(date '+%d/%m/%Y %H:%M:%S')</w:t>
+      </w:r>
+    </w:p>
+    <w:p>
+      <w:pPr>
+        <w:pStyle w:val="ListParagraph"/>
+        <w:bidi w:val="0"/>
+        <w:spacing w:lineRule="auto" w:line="257"/>
+        <w:jc w:val="both"/>
+        <w:rPr>
+          <w:rFonts w:ascii="Arial" w:hAnsi="Arial" w:cs="Arial"/>
+          <w:b/>
+          <w:bCs/>
+          <w:sz w:val="24"/>
+          <w:szCs w:val="24"/>
+        </w:rPr>
+      </w:pPr>
+      <w:r>
+        <w:rPr>
+          <w:rFonts w:cs="Arial" w:ascii="Arial" w:hAnsi="Arial"/>
+          <w:b/>
+          <w:bCs/>
+          <w:sz w:val="24"/>
+          <w:szCs w:val="24"/>
+        </w:rPr>
+      </w:r>
+    </w:p>
+    <w:p>
+      <w:pPr>
+        <w:pStyle w:val="ListParagraph"/>
+        <w:bidi w:val="0"/>
+        <w:spacing w:lineRule="auto" w:line="257"/>
+        <w:jc w:val="both"/>
+        <w:rPr>
+          <w:rFonts w:ascii="Arial" w:hAnsi="Arial" w:cs="Arial"/>
+          <w:b/>
+          <w:bCs/>
+          <w:sz w:val="24"/>
+          <w:szCs w:val="24"/>
+        </w:rPr>
+      </w:pPr>
+      <w:r>
+        <w:rPr>
+          <w:rFonts w:cs="Arial" w:ascii="Arial" w:hAnsi="Arial"/>
+          <w:b/>
+          <w:bCs/>
+          <w:sz w:val="24"/>
+          <w:szCs w:val="24"/>
+        </w:rPr>
+        <w:t>ALUMNO="(nombre)"</w:t>
+      </w:r>
+    </w:p>
+    <w:p>
+      <w:pPr>
+        <w:pStyle w:val="ListParagraph"/>
+        <w:bidi w:val="0"/>
+        <w:spacing w:lineRule="auto" w:line="257"/>
+        <w:jc w:val="both"/>
+        <w:rPr>
+          <w:rFonts w:ascii="Arial" w:hAnsi="Arial" w:cs="Arial"/>
+          <w:b/>
+          <w:bCs/>
+          <w:sz w:val="24"/>
+          <w:szCs w:val="24"/>
+        </w:rPr>
+      </w:pPr>
+      <w:r>
+        <w:rPr>
+          <w:rFonts w:cs="Arial" w:ascii="Arial" w:hAnsi="Arial"/>
+          <w:b/>
+          <w:bCs/>
+          <w:sz w:val="24"/>
+          <w:szCs w:val="24"/>
+        </w:rPr>
+        <w:t>HOME_ALUMNO="$HOME/$ALUMNO"</w:t>
+      </w:r>
+    </w:p>
+    <w:p>
+      <w:pPr>
+        <w:pStyle w:val="ListParagraph"/>
+        <w:bidi w:val="0"/>
+        <w:spacing w:lineRule="auto" w:line="257"/>
+        <w:jc w:val="both"/>
+        <w:rPr>
+          <w:rFonts w:ascii="Arial" w:hAnsi="Arial" w:cs="Arial"/>
+          <w:b/>
+          <w:bCs/>
+          <w:sz w:val="24"/>
+          <w:szCs w:val="24"/>
+        </w:rPr>
+      </w:pPr>
+      <w:r>
+        <w:rPr>
+          <w:rFonts w:cs="Arial" w:ascii="Arial" w:hAnsi="Arial"/>
+          <w:b/>
+          <w:bCs/>
+          <w:sz w:val="24"/>
+          <w:szCs w:val="24"/>
+        </w:rPr>
+      </w:r>
+    </w:p>
+    <w:p>
+      <w:pPr>
+        <w:pStyle w:val="ListParagraph"/>
+        <w:bidi w:val="0"/>
+        <w:spacing w:lineRule="auto" w:line="257"/>
+        <w:jc w:val="both"/>
+        <w:rPr>
+          <w:rFonts w:ascii="Arial" w:hAnsi="Arial" w:cs="Arial"/>
+          <w:b/>
+          <w:bCs/>
+          <w:sz w:val="24"/>
+          <w:szCs w:val="24"/>
+        </w:rPr>
+      </w:pPr>
+      <w:r>
+        <w:rPr>
+          <w:rFonts w:cs="Arial" w:ascii="Arial" w:hAnsi="Arial"/>
+          <w:b/>
+          <w:bCs/>
+          <w:sz w:val="24"/>
+          <w:szCs w:val="24"/>
+        </w:rPr>
+        <w:t>echo "========================================"</w:t>
+      </w:r>
+    </w:p>
+    <w:p>
+      <w:pPr>
+        <w:pStyle w:val="ListParagraph"/>
+        <w:bidi w:val="0"/>
+        <w:spacing w:lineRule="auto" w:line="257"/>
+        <w:jc w:val="both"/>
+        <w:rPr>
+          <w:rFonts w:ascii="Arial" w:hAnsi="Arial" w:cs="Arial"/>
+          <w:b/>
+          <w:bCs/>
+          <w:sz w:val="24"/>
+          <w:szCs w:val="24"/>
+        </w:rPr>
+      </w:pPr>
+      <w:r>
+        <w:rPr>
+          <w:rFonts w:cs="Arial" w:ascii="Arial" w:hAnsi="Arial"/>
+          <w:b/>
+          <w:bCs/>
+          <w:sz w:val="24"/>
+          <w:szCs w:val="24"/>
+        </w:rPr>
+        <w:t>echo "INICIANDO TAREAS DE CONFIGURACIÓN"</w:t>
+      </w:r>
+    </w:p>
+    <w:p>
+      <w:pPr>
+        <w:pStyle w:val="ListParagraph"/>
+        <w:bidi w:val="0"/>
+        <w:spacing w:lineRule="auto" w:line="257"/>
+        <w:jc w:val="both"/>
+        <w:rPr>
+          <w:rFonts w:ascii="Arial" w:hAnsi="Arial" w:cs="Arial"/>
+          <w:b/>
+          <w:bCs/>
+          <w:sz w:val="24"/>
+          <w:szCs w:val="24"/>
+        </w:rPr>
+      </w:pPr>
+      <w:r>
+        <w:rPr>
+          <w:rFonts w:cs="Arial" w:ascii="Arial" w:hAnsi="Arial"/>
+          <w:b/>
+          <w:bCs/>
+          <w:sz w:val="24"/>
+          <w:szCs w:val="24"/>
+        </w:rPr>
+        <w:t>echo "Alumno: $ALUMNO"</w:t>
+      </w:r>
+    </w:p>
+    <w:p>
+      <w:pPr>
+        <w:pStyle w:val="ListParagraph"/>
+        <w:bidi w:val="0"/>
+        <w:spacing w:lineRule="auto" w:line="257"/>
+        <w:jc w:val="both"/>
+        <w:rPr>
+          <w:rFonts w:ascii="Arial" w:hAnsi="Arial" w:cs="Arial"/>
+          <w:b/>
+          <w:bCs/>
+          <w:sz w:val="24"/>
+          <w:szCs w:val="24"/>
+        </w:rPr>
+      </w:pPr>
+      <w:r>
+        <w:rPr>
+          <w:rFonts w:cs="Arial" w:ascii="Arial" w:hAnsi="Arial"/>
+          <w:b/>
+          <w:bCs/>
+          <w:sz w:val="24"/>
+          <w:szCs w:val="24"/>
+        </w:rPr>
+        <w:t>echo "========================================"</w:t>
+      </w:r>
+    </w:p>
+    <w:p>
+      <w:pPr>
+        <w:pStyle w:val="ListParagraph"/>
+        <w:bidi w:val="0"/>
+        <w:spacing w:lineRule="auto" w:line="257"/>
+        <w:jc w:val="both"/>
+        <w:rPr>
+          <w:rFonts w:ascii="Arial" w:hAnsi="Arial" w:cs="Arial"/>
+          <w:b/>
+          <w:bCs/>
+          <w:sz w:val="24"/>
+          <w:szCs w:val="24"/>
+        </w:rPr>
+      </w:pPr>
+      <w:r>
+        <w:rPr>
+          <w:rFonts w:cs="Arial" w:ascii="Arial" w:hAnsi="Arial"/>
+          <w:b/>
+          <w:bCs/>
+          <w:sz w:val="24"/>
+          <w:szCs w:val="24"/>
+        </w:rPr>
+        <w:t>sleep 2</w:t>
+      </w:r>
+    </w:p>
+    <w:p>
+      <w:pPr>
+        <w:pStyle w:val="ListParagraph"/>
+        <w:bidi w:val="0"/>
+        <w:spacing w:lineRule="auto" w:line="257"/>
+        <w:jc w:val="both"/>
+        <w:rPr>
+          <w:rFonts w:ascii="Arial" w:hAnsi="Arial" w:cs="Arial"/>
+          <w:b/>
+          <w:bCs/>
+          <w:sz w:val="24"/>
+          <w:szCs w:val="24"/>
+        </w:rPr>
+      </w:pPr>
+      <w:r>
+        <w:rPr>
+          <w:rFonts w:cs="Arial" w:ascii="Arial" w:hAnsi="Arial"/>
+          <w:b/>
+          <w:bCs/>
+          <w:sz w:val="24"/>
+          <w:szCs w:val="24"/>
+        </w:rPr>
+      </w:r>
+    </w:p>
+    <w:p>
+      <w:pPr>
+        <w:pStyle w:val="ListParagraph"/>
+        <w:bidi w:val="0"/>
+        <w:spacing w:lineRule="auto" w:line="257"/>
+        <w:jc w:val="both"/>
+        <w:rPr>
+          <w:rFonts w:ascii="Arial" w:hAnsi="Arial" w:cs="Arial"/>
+          <w:b/>
+          <w:bCs/>
+          <w:sz w:val="24"/>
+          <w:szCs w:val="24"/>
+        </w:rPr>
+      </w:pPr>
+      <w:r>
+        <w:rPr>
+          <w:rFonts w:cs="Arial" w:ascii="Arial" w:hAnsi="Arial"/>
+          <w:b/>
+          <w:bCs/>
+          <w:sz w:val="24"/>
+          <w:szCs w:val="24"/>
+        </w:rPr>
+        <w:t># TAREA 1: Copiar archivos .log</w:t>
+      </w:r>
+    </w:p>
+    <w:p>
+      <w:pPr>
+        <w:pStyle w:val="ListParagraph"/>
+        <w:bidi w:val="0"/>
+        <w:spacing w:lineRule="auto" w:line="257"/>
+        <w:jc w:val="both"/>
+        <w:rPr>
+          <w:rFonts w:ascii="Arial" w:hAnsi="Arial" w:cs="Arial"/>
+          <w:b/>
+          <w:bCs/>
+          <w:sz w:val="24"/>
+          <w:szCs w:val="24"/>
+        </w:rPr>
+      </w:pPr>
+      <w:r>
+        <w:rPr>
+          <w:rFonts w:cs="Arial" w:ascii="Arial" w:hAnsi="Arial"/>
+          <w:b/>
+          <w:bCs/>
+          <w:sz w:val="24"/>
+          <w:szCs w:val="24"/>
+        </w:rPr>
+        <w:t>echo ""</w:t>
+      </w:r>
+    </w:p>
+    <w:p>
+      <w:pPr>
+        <w:pStyle w:val="ListParagraph"/>
+        <w:bidi w:val="0"/>
+        <w:spacing w:lineRule="auto" w:line="257"/>
+        <w:jc w:val="both"/>
+        <w:rPr>
+          <w:rFonts w:ascii="Arial" w:hAnsi="Arial" w:cs="Arial"/>
+          <w:b/>
+          <w:bCs/>
+          <w:sz w:val="24"/>
+          <w:szCs w:val="24"/>
+        </w:rPr>
+      </w:pPr>
+      <w:r>
+        <w:rPr>
+          <w:rFonts w:cs="Arial" w:ascii="Arial" w:hAnsi="Arial"/>
+          <w:b/>
+          <w:bCs/>
+          <w:sz w:val="24"/>
+          <w:szCs w:val="24"/>
+        </w:rPr>
+        <w:t>echo "TAREA 1: Copiando archivos .log de /var/log..."</w:t>
+      </w:r>
+    </w:p>
+    <w:p>
+      <w:pPr>
+        <w:pStyle w:val="ListParagraph"/>
+        <w:bidi w:val="0"/>
+        <w:spacing w:lineRule="auto" w:line="257"/>
+        <w:jc w:val="both"/>
+        <w:rPr>
+          <w:rFonts w:ascii="Arial" w:hAnsi="Arial" w:cs="Arial"/>
+          <w:b/>
+          <w:bCs/>
+          <w:sz w:val="24"/>
+          <w:szCs w:val="24"/>
+        </w:rPr>
+      </w:pPr>
+      <w:r>
+        <w:rPr>
+          <w:rFonts w:cs="Arial" w:ascii="Arial" w:hAnsi="Arial"/>
+          <w:b/>
+          <w:bCs/>
+          <w:sz w:val="24"/>
+          <w:szCs w:val="24"/>
+        </w:rPr>
+        <w:t>cp /var/log/*.log "$HOME_ALUMNO/" 2&gt;/dev/null</w:t>
+      </w:r>
+    </w:p>
+    <w:p>
+      <w:pPr>
+        <w:pStyle w:val="ListParagraph"/>
+        <w:bidi w:val="0"/>
+        <w:spacing w:lineRule="auto" w:line="257"/>
+        <w:jc w:val="both"/>
+        <w:rPr>
+          <w:rFonts w:ascii="Arial" w:hAnsi="Arial" w:cs="Arial"/>
+          <w:b/>
+          <w:bCs/>
+          <w:sz w:val="24"/>
+          <w:szCs w:val="24"/>
+        </w:rPr>
+      </w:pPr>
+      <w:r>
+        <w:rPr>
+          <w:rFonts w:cs="Arial" w:ascii="Arial" w:hAnsi="Arial"/>
+          <w:b/>
+          <w:bCs/>
+          <w:sz w:val="24"/>
+          <w:szCs w:val="24"/>
+        </w:rPr>
+        <w:t>ls -la "$HOME_ALUMNO"/*.log &gt; "$HOME_ALUMNO/Logs-Nombre Alumno.txt"</w:t>
+      </w:r>
+    </w:p>
+    <w:p>
+      <w:pPr>
+        <w:pStyle w:val="ListParagraph"/>
+        <w:bidi w:val="0"/>
+        <w:spacing w:lineRule="auto" w:line="257"/>
+        <w:jc w:val="both"/>
+        <w:rPr>
+          <w:rFonts w:ascii="Arial" w:hAnsi="Arial" w:cs="Arial"/>
+          <w:b/>
+          <w:bCs/>
+          <w:sz w:val="24"/>
+          <w:szCs w:val="24"/>
+        </w:rPr>
+      </w:pPr>
+      <w:r>
+        <w:rPr>
+          <w:rFonts w:cs="Arial" w:ascii="Arial" w:hAnsi="Arial"/>
+          <w:b/>
+          <w:bCs/>
+          <w:sz w:val="24"/>
+          <w:szCs w:val="24"/>
+        </w:rPr>
+        <w:t>echo "✓ Archivos .log copiados y listados"</w:t>
+      </w:r>
+    </w:p>
+    <w:p>
+      <w:pPr>
+        <w:pStyle w:val="ListParagraph"/>
+        <w:bidi w:val="0"/>
+        <w:spacing w:lineRule="auto" w:line="257"/>
+        <w:jc w:val="both"/>
+        <w:rPr>
+          <w:rFonts w:ascii="Arial" w:hAnsi="Arial" w:cs="Arial"/>
+          <w:b/>
+          <w:bCs/>
+          <w:sz w:val="24"/>
+          <w:szCs w:val="24"/>
+        </w:rPr>
+      </w:pPr>
+      <w:r>
+        <w:rPr>
+          <w:rFonts w:cs="Arial" w:ascii="Arial" w:hAnsi="Arial"/>
+          <w:b/>
+          <w:bCs/>
+          <w:sz w:val="24"/>
+          <w:szCs w:val="24"/>
+        </w:rPr>
+        <w:t>sleep 2</w:t>
+      </w:r>
+    </w:p>
+    <w:p>
+      <w:pPr>
+        <w:pStyle w:val="ListParagraph"/>
+        <w:bidi w:val="0"/>
+        <w:spacing w:lineRule="auto" w:line="257"/>
+        <w:jc w:val="both"/>
+        <w:rPr>
+          <w:rFonts w:ascii="Arial" w:hAnsi="Arial" w:cs="Arial"/>
+          <w:b/>
+          <w:bCs/>
+          <w:sz w:val="24"/>
+          <w:szCs w:val="24"/>
+        </w:rPr>
+      </w:pPr>
+      <w:r>
+        <w:rPr>
+          <w:rFonts w:cs="Arial" w:ascii="Arial" w:hAnsi="Arial"/>
+          <w:b/>
+          <w:bCs/>
+          <w:sz w:val="24"/>
+          <w:szCs w:val="24"/>
+        </w:rPr>
+      </w:r>
+    </w:p>
+    <w:p>
+      <w:pPr>
+        <w:pStyle w:val="ListParagraph"/>
+        <w:bidi w:val="0"/>
+        <w:spacing w:lineRule="auto" w:line="257"/>
+        <w:jc w:val="both"/>
+        <w:rPr>
+          <w:rFonts w:ascii="Arial" w:hAnsi="Arial" w:cs="Arial"/>
+          <w:b/>
+          <w:bCs/>
+          <w:sz w:val="24"/>
+          <w:szCs w:val="24"/>
+        </w:rPr>
+      </w:pPr>
+      <w:r>
+        <w:rPr>
+          <w:rFonts w:cs="Arial" w:ascii="Arial" w:hAnsi="Arial"/>
+          <w:b/>
+          <w:bCs/>
+          <w:sz w:val="24"/>
+          <w:szCs w:val="24"/>
+        </w:rPr>
+        <w:t># TAREA 2: Mostrar últimas y primeras líneas</w:t>
+      </w:r>
+    </w:p>
+    <w:p>
+      <w:pPr>
+        <w:pStyle w:val="ListParagraph"/>
+        <w:bidi w:val="0"/>
+        <w:spacing w:lineRule="auto" w:line="257"/>
+        <w:jc w:val="both"/>
+        <w:rPr>
+          <w:rFonts w:ascii="Arial" w:hAnsi="Arial" w:cs="Arial"/>
+          <w:b/>
+          <w:bCs/>
+          <w:sz w:val="24"/>
+          <w:szCs w:val="24"/>
+        </w:rPr>
+      </w:pPr>
+      <w:r>
+        <w:rPr>
+          <w:rFonts w:cs="Arial" w:ascii="Arial" w:hAnsi="Arial"/>
+          <w:b/>
+          <w:bCs/>
+          <w:sz w:val="24"/>
+          <w:szCs w:val="24"/>
+        </w:rPr>
+        <w:t>echo ""</w:t>
+      </w:r>
+    </w:p>
+    <w:p>
+      <w:pPr>
+        <w:pStyle w:val="ListParagraph"/>
+        <w:bidi w:val="0"/>
+        <w:spacing w:lineRule="auto" w:line="257"/>
+        <w:jc w:val="both"/>
+        <w:rPr>
+          <w:rFonts w:ascii="Arial" w:hAnsi="Arial" w:cs="Arial"/>
+          <w:b/>
+          <w:bCs/>
+          <w:sz w:val="24"/>
+          <w:szCs w:val="24"/>
+        </w:rPr>
+      </w:pPr>
+      <w:r>
+        <w:rPr>
+          <w:rFonts w:cs="Arial" w:ascii="Arial" w:hAnsi="Arial"/>
+          <w:b/>
+          <w:bCs/>
+          <w:sz w:val="24"/>
+          <w:szCs w:val="24"/>
+        </w:rPr>
+        <w:t>echo "TAREA 2: Mostrando últimas y primeras líneas de logs y manuales..."</w:t>
+      </w:r>
+    </w:p>
+    <w:p>
+      <w:pPr>
+        <w:pStyle w:val="ListParagraph"/>
+        <w:bidi w:val="0"/>
+        <w:spacing w:lineRule="auto" w:line="257"/>
+        <w:jc w:val="both"/>
+        <w:rPr>
+          <w:rFonts w:ascii="Arial" w:hAnsi="Arial" w:cs="Arial"/>
+          <w:b/>
+          <w:bCs/>
+          <w:sz w:val="24"/>
+          <w:szCs w:val="24"/>
+        </w:rPr>
+      </w:pPr>
+      <w:r>
+        <w:rPr>
+          <w:rFonts w:cs="Arial" w:ascii="Arial" w:hAnsi="Arial"/>
+          <w:b/>
+          <w:bCs/>
+          <w:sz w:val="24"/>
+          <w:szCs w:val="24"/>
+        </w:rPr>
+        <w:t>echo "=== ÚLTIMAS 10 LÍNEAS DEL ARCHIVO auth.log ===" &gt;&gt; "$HOME_ALUMNO/Logs-Nombre Alumno.txt"</w:t>
+      </w:r>
+    </w:p>
+    <w:p>
+      <w:pPr>
+        <w:pStyle w:val="ListParagraph"/>
+        <w:bidi w:val="0"/>
+        <w:spacing w:lineRule="auto" w:line="257"/>
+        <w:jc w:val="both"/>
+        <w:rPr>
+          <w:rFonts w:ascii="Arial" w:hAnsi="Arial" w:cs="Arial"/>
+          <w:b/>
+          <w:bCs/>
+          <w:sz w:val="24"/>
+          <w:szCs w:val="24"/>
+        </w:rPr>
+      </w:pPr>
+      <w:r>
+        <w:rPr>
+          <w:rFonts w:cs="Arial" w:ascii="Arial" w:hAnsi="Arial"/>
+          <w:b/>
+          <w:bCs/>
+          <w:sz w:val="24"/>
+          <w:szCs w:val="24"/>
+        </w:rPr>
+        <w:t>tail -10 "$HOME_ALUMNO/auth.log" &gt;&gt; "$HOME_ALUMNO/Logs-Nombre Alumno.txt" 2&gt;/dev/null</w:t>
+      </w:r>
+    </w:p>
+    <w:p>
+      <w:pPr>
+        <w:pStyle w:val="ListParagraph"/>
+        <w:bidi w:val="0"/>
+        <w:spacing w:lineRule="auto" w:line="257"/>
+        <w:jc w:val="both"/>
+        <w:rPr>
+          <w:rFonts w:ascii="Arial" w:hAnsi="Arial" w:cs="Arial"/>
+          <w:b/>
+          <w:bCs/>
+          <w:sz w:val="24"/>
+          <w:szCs w:val="24"/>
+        </w:rPr>
+      </w:pPr>
+      <w:r>
+        <w:rPr>
+          <w:rFonts w:cs="Arial" w:ascii="Arial" w:hAnsi="Arial"/>
+          <w:b/>
+          <w:bCs/>
+          <w:sz w:val="24"/>
+          <w:szCs w:val="24"/>
+        </w:rPr>
+        <w:t>echo "=== PRIMERAS 10 LÍNEAS DEL MANUAL DE 'ls' ===" &gt;&gt; "$HOME_ALUMNO/Logs-Nombre Alumno.txt"</w:t>
+      </w:r>
+    </w:p>
+    <w:p>
+      <w:pPr>
+        <w:pStyle w:val="ListParagraph"/>
+        <w:bidi w:val="0"/>
+        <w:spacing w:lineRule="auto" w:line="257"/>
+        <w:jc w:val="both"/>
+        <w:rPr>
+          <w:rFonts w:ascii="Arial" w:hAnsi="Arial" w:cs="Arial"/>
+          <w:b/>
+          <w:bCs/>
+          <w:sz w:val="24"/>
+          <w:szCs w:val="24"/>
+        </w:rPr>
+      </w:pPr>
+      <w:r>
+        <w:rPr>
+          <w:rFonts w:cs="Arial" w:ascii="Arial" w:hAnsi="Arial"/>
+          <w:b/>
+          <w:bCs/>
+          <w:sz w:val="24"/>
+          <w:szCs w:val="24"/>
+        </w:rPr>
+        <w:t>man ls | head -10 &gt;&gt; "$HOME_ALUMNO/Logs-Nombre Alumno.txt" 2&gt;/dev/null</w:t>
+      </w:r>
+    </w:p>
+    <w:p>
+      <w:pPr>
+        <w:pStyle w:val="ListParagraph"/>
+        <w:bidi w:val="0"/>
+        <w:spacing w:lineRule="auto" w:line="257"/>
+        <w:jc w:val="both"/>
+        <w:rPr>
+          <w:rFonts w:ascii="Arial" w:hAnsi="Arial" w:cs="Arial"/>
+          <w:b/>
+          <w:bCs/>
+          <w:sz w:val="24"/>
+          <w:szCs w:val="24"/>
+        </w:rPr>
+      </w:pPr>
+      <w:r>
+        <w:rPr>
+          <w:rFonts w:cs="Arial" w:ascii="Arial" w:hAnsi="Arial"/>
+          <w:b/>
+          <w:bCs/>
+          <w:sz w:val="24"/>
+          <w:szCs w:val="24"/>
+        </w:rPr>
+        <w:t>echo "✓ Últimas y primeras líneas anexadas"</w:t>
+      </w:r>
+    </w:p>
+    <w:p>
+      <w:pPr>
+        <w:pStyle w:val="ListParagraph"/>
+        <w:bidi w:val="0"/>
+        <w:spacing w:lineRule="auto" w:line="257"/>
+        <w:jc w:val="both"/>
+        <w:rPr>
+          <w:rFonts w:ascii="Arial" w:hAnsi="Arial" w:cs="Arial"/>
+          <w:b/>
+          <w:bCs/>
+          <w:sz w:val="24"/>
+          <w:szCs w:val="24"/>
+        </w:rPr>
+      </w:pPr>
+      <w:r>
+        <w:rPr>
+          <w:rFonts w:cs="Arial" w:ascii="Arial" w:hAnsi="Arial"/>
+          <w:b/>
+          <w:bCs/>
+          <w:sz w:val="24"/>
+          <w:szCs w:val="24"/>
+        </w:rPr>
+        <w:t>sleep 2</w:t>
+      </w:r>
+    </w:p>
+    <w:p>
+      <w:pPr>
+        <w:pStyle w:val="ListParagraph"/>
+        <w:bidi w:val="0"/>
+        <w:spacing w:lineRule="auto" w:line="257"/>
+        <w:jc w:val="both"/>
+        <w:rPr>
+          <w:rFonts w:ascii="Arial" w:hAnsi="Arial" w:cs="Arial"/>
+          <w:b/>
+          <w:bCs/>
+          <w:sz w:val="24"/>
+          <w:szCs w:val="24"/>
+        </w:rPr>
+      </w:pPr>
+      <w:r>
+        <w:rPr>
+          <w:rFonts w:cs="Arial" w:ascii="Arial" w:hAnsi="Arial"/>
+          <w:b/>
+          <w:bCs/>
+          <w:sz w:val="24"/>
+          <w:szCs w:val="24"/>
+        </w:rPr>
+      </w:r>
+    </w:p>
+    <w:p>
+      <w:pPr>
+        <w:pStyle w:val="ListParagraph"/>
+        <w:bidi w:val="0"/>
+        <w:spacing w:lineRule="auto" w:line="257"/>
+        <w:jc w:val="both"/>
+        <w:rPr>
+          <w:rFonts w:ascii="Arial" w:hAnsi="Arial" w:cs="Arial"/>
+          <w:b/>
+          <w:bCs/>
+          <w:sz w:val="24"/>
+          <w:szCs w:val="24"/>
+        </w:rPr>
+      </w:pPr>
+      <w:r>
+        <w:rPr>
+          <w:rFonts w:cs="Arial" w:ascii="Arial" w:hAnsi="Arial"/>
+          <w:b/>
+          <w:bCs/>
+          <w:sz w:val="24"/>
+          <w:szCs w:val="24"/>
+        </w:rPr>
+        <w:t># TAREA 3: Crear manuales y paquete comprimido</w:t>
+      </w:r>
+    </w:p>
+    <w:p>
+      <w:pPr>
+        <w:pStyle w:val="ListParagraph"/>
+        <w:bidi w:val="0"/>
+        <w:spacing w:lineRule="auto" w:line="257"/>
+        <w:jc w:val="both"/>
+        <w:rPr>
+          <w:rFonts w:ascii="Arial" w:hAnsi="Arial" w:cs="Arial"/>
+          <w:b/>
+          <w:bCs/>
+          <w:sz w:val="24"/>
+          <w:szCs w:val="24"/>
+        </w:rPr>
+      </w:pPr>
+      <w:r>
+        <w:rPr>
+          <w:rFonts w:cs="Arial" w:ascii="Arial" w:hAnsi="Arial"/>
+          <w:b/>
+          <w:bCs/>
+          <w:sz w:val="24"/>
+          <w:szCs w:val="24"/>
+        </w:rPr>
+        <w:t>echo ""</w:t>
+      </w:r>
+    </w:p>
+    <w:p>
+      <w:pPr>
+        <w:pStyle w:val="ListParagraph"/>
+        <w:bidi w:val="0"/>
+        <w:spacing w:lineRule="auto" w:line="257"/>
+        <w:jc w:val="both"/>
+        <w:rPr>
+          <w:rFonts w:ascii="Arial" w:hAnsi="Arial" w:cs="Arial"/>
+          <w:b/>
+          <w:bCs/>
+          <w:sz w:val="24"/>
+          <w:szCs w:val="24"/>
+        </w:rPr>
+      </w:pPr>
+      <w:r>
+        <w:rPr>
+          <w:rFonts w:cs="Arial" w:ascii="Arial" w:hAnsi="Arial"/>
+          <w:b/>
+          <w:bCs/>
+          <w:sz w:val="24"/>
+          <w:szCs w:val="24"/>
+        </w:rPr>
+        <w:t>echo "TAREA 3: Creando manuales y paquete comprimido..."</w:t>
+      </w:r>
+    </w:p>
+    <w:p>
+      <w:pPr>
+        <w:pStyle w:val="ListParagraph"/>
+        <w:bidi w:val="0"/>
+        <w:spacing w:lineRule="auto" w:line="257"/>
+        <w:jc w:val="both"/>
+        <w:rPr>
+          <w:rFonts w:ascii="Arial" w:hAnsi="Arial" w:cs="Arial"/>
+          <w:b/>
+          <w:bCs/>
+          <w:sz w:val="24"/>
+          <w:szCs w:val="24"/>
+        </w:rPr>
+      </w:pPr>
+      <w:r>
+        <w:rPr>
+          <w:rFonts w:cs="Arial" w:ascii="Arial" w:hAnsi="Arial"/>
+          <w:b/>
+          <w:bCs/>
+          <w:sz w:val="24"/>
+          <w:szCs w:val="24"/>
+        </w:rPr>
+        <w:t>man ls &gt; "$HOME_ALUMNO/Carpeta1/Archivos/manual_ls"</w:t>
+      </w:r>
+    </w:p>
+    <w:p>
+      <w:pPr>
+        <w:pStyle w:val="ListParagraph"/>
+        <w:bidi w:val="0"/>
+        <w:spacing w:lineRule="auto" w:line="257"/>
+        <w:jc w:val="both"/>
+        <w:rPr>
+          <w:rFonts w:ascii="Arial" w:hAnsi="Arial" w:cs="Arial"/>
+          <w:b/>
+          <w:bCs/>
+          <w:sz w:val="24"/>
+          <w:szCs w:val="24"/>
+        </w:rPr>
+      </w:pPr>
+      <w:r>
+        <w:rPr>
+          <w:rFonts w:cs="Arial" w:ascii="Arial" w:hAnsi="Arial"/>
+          <w:b/>
+          <w:bCs/>
+          <w:sz w:val="24"/>
+          <w:szCs w:val="24"/>
+        </w:rPr>
+        <w:t>man pwd &gt; "$HOME_ALUMNO/Carpeta1/Archivos/manual_pwd"</w:t>
+      </w:r>
+    </w:p>
+    <w:p>
+      <w:pPr>
+        <w:pStyle w:val="ListParagraph"/>
+        <w:bidi w:val="0"/>
+        <w:spacing w:lineRule="auto" w:line="257"/>
+        <w:jc w:val="both"/>
+        <w:rPr>
+          <w:rFonts w:ascii="Arial" w:hAnsi="Arial" w:cs="Arial"/>
+          <w:b/>
+          <w:bCs/>
+          <w:sz w:val="24"/>
+          <w:szCs w:val="24"/>
+        </w:rPr>
+      </w:pPr>
+      <w:r>
+        <w:rPr>
+          <w:rFonts w:cs="Arial" w:ascii="Arial" w:hAnsi="Arial"/>
+          <w:b/>
+          <w:bCs/>
+          <w:sz w:val="24"/>
+          <w:szCs w:val="24"/>
+        </w:rPr>
+        <w:t>man who &gt; "$HOME_ALUMNO/Carpeta1/Archivos/manual_who"</w:t>
+      </w:r>
+    </w:p>
+    <w:p>
+      <w:pPr>
+        <w:pStyle w:val="ListParagraph"/>
+        <w:bidi w:val="0"/>
+        <w:spacing w:lineRule="auto" w:line="257"/>
+        <w:jc w:val="both"/>
+        <w:rPr>
+          <w:rFonts w:ascii="Arial" w:hAnsi="Arial" w:cs="Arial"/>
+          <w:b/>
+          <w:bCs/>
+          <w:sz w:val="24"/>
+          <w:szCs w:val="24"/>
+        </w:rPr>
+      </w:pPr>
+      <w:r>
+        <w:rPr>
+          <w:rFonts w:cs="Arial" w:ascii="Arial" w:hAnsi="Arial"/>
+          <w:b/>
+          <w:bCs/>
+          <w:sz w:val="24"/>
+          <w:szCs w:val="24"/>
+        </w:rPr>
+        <w:t>tar -czf "$HOME_ALUMNO/Manuales.tar.gz" -C "$HOME_ALUMNO/Carpeta1/Archivos/" manual_ls manual_pwd manual_who</w:t>
+      </w:r>
+    </w:p>
+    <w:p>
+      <w:pPr>
+        <w:pStyle w:val="ListParagraph"/>
+        <w:bidi w:val="0"/>
+        <w:spacing w:lineRule="auto" w:line="257"/>
+        <w:jc w:val="both"/>
+        <w:rPr>
+          <w:rFonts w:ascii="Arial" w:hAnsi="Arial" w:cs="Arial"/>
+          <w:b/>
+          <w:bCs/>
+          <w:sz w:val="24"/>
+          <w:szCs w:val="24"/>
+        </w:rPr>
+      </w:pPr>
+      <w:r>
+        <w:rPr>
+          <w:rFonts w:cs="Arial" w:ascii="Arial" w:hAnsi="Arial"/>
+          <w:b/>
+          <w:bCs/>
+          <w:sz w:val="24"/>
+          <w:szCs w:val="24"/>
+        </w:rPr>
+        <w:t>echo "✓ Paquete Manuales.tar.gz creado"</w:t>
+      </w:r>
+    </w:p>
+    <w:p>
+      <w:pPr>
+        <w:pStyle w:val="ListParagraph"/>
+        <w:bidi w:val="0"/>
+        <w:spacing w:lineRule="auto" w:line="257"/>
+        <w:jc w:val="both"/>
+        <w:rPr>
+          <w:rFonts w:ascii="Arial" w:hAnsi="Arial" w:cs="Arial"/>
+          <w:b/>
+          <w:bCs/>
+          <w:sz w:val="24"/>
+          <w:szCs w:val="24"/>
+        </w:rPr>
+      </w:pPr>
+      <w:r>
+        <w:rPr>
+          <w:rFonts w:cs="Arial" w:ascii="Arial" w:hAnsi="Arial"/>
+          <w:b/>
+          <w:bCs/>
+          <w:sz w:val="24"/>
+          <w:szCs w:val="24"/>
+        </w:rPr>
+        <w:t>sleep 2</w:t>
+      </w:r>
+    </w:p>
+    <w:p>
+      <w:pPr>
+        <w:pStyle w:val="ListParagraph"/>
+        <w:bidi w:val="0"/>
+        <w:spacing w:lineRule="auto" w:line="257"/>
+        <w:jc w:val="both"/>
+        <w:rPr>
+          <w:rFonts w:ascii="Arial" w:hAnsi="Arial" w:cs="Arial"/>
+          <w:b/>
+          <w:bCs/>
+          <w:sz w:val="24"/>
+          <w:szCs w:val="24"/>
+        </w:rPr>
+      </w:pPr>
+      <w:r>
+        <w:rPr>
+          <w:rFonts w:cs="Arial" w:ascii="Arial" w:hAnsi="Arial"/>
+          <w:b/>
+          <w:bCs/>
+          <w:sz w:val="24"/>
+          <w:szCs w:val="24"/>
+        </w:rPr>
+      </w:r>
+    </w:p>
+    <w:p>
+      <w:pPr>
+        <w:pStyle w:val="ListParagraph"/>
+        <w:bidi w:val="0"/>
+        <w:spacing w:lineRule="auto" w:line="257"/>
+        <w:jc w:val="both"/>
+        <w:rPr>
+          <w:rFonts w:ascii="Arial" w:hAnsi="Arial" w:cs="Arial"/>
+          <w:b/>
+          <w:bCs/>
+          <w:sz w:val="24"/>
+          <w:szCs w:val="24"/>
+        </w:rPr>
+      </w:pPr>
+      <w:r>
+        <w:rPr>
+          <w:rFonts w:cs="Arial" w:ascii="Arial" w:hAnsi="Arial"/>
+          <w:b/>
+          <w:bCs/>
+          <w:sz w:val="24"/>
+          <w:szCs w:val="24"/>
+        </w:rPr>
+        <w:t># TAREA 4: Redireccionar contenido y comprimir</w:t>
+      </w:r>
+    </w:p>
+    <w:p>
+      <w:pPr>
+        <w:pStyle w:val="ListParagraph"/>
+        <w:bidi w:val="0"/>
+        <w:spacing w:lineRule="auto" w:line="257"/>
+        <w:jc w:val="both"/>
+        <w:rPr>
+          <w:rFonts w:ascii="Arial" w:hAnsi="Arial" w:cs="Arial"/>
+          <w:b/>
+          <w:bCs/>
+          <w:sz w:val="24"/>
+          <w:szCs w:val="24"/>
+        </w:rPr>
+      </w:pPr>
+      <w:r>
+        <w:rPr>
+          <w:rFonts w:cs="Arial" w:ascii="Arial" w:hAnsi="Arial"/>
+          <w:b/>
+          <w:bCs/>
+          <w:sz w:val="24"/>
+          <w:szCs w:val="24"/>
+        </w:rPr>
+        <w:t>echo ""</w:t>
+      </w:r>
+    </w:p>
+    <w:p>
+      <w:pPr>
+        <w:pStyle w:val="ListParagraph"/>
+        <w:bidi w:val="0"/>
+        <w:spacing w:lineRule="auto" w:line="257"/>
+        <w:jc w:val="both"/>
+        <w:rPr>
+          <w:rFonts w:ascii="Arial" w:hAnsi="Arial" w:cs="Arial"/>
+          <w:b/>
+          <w:bCs/>
+          <w:sz w:val="24"/>
+          <w:szCs w:val="24"/>
+        </w:rPr>
+      </w:pPr>
+      <w:r>
+        <w:rPr>
+          <w:rFonts w:cs="Arial" w:ascii="Arial" w:hAnsi="Arial"/>
+          <w:b/>
+          <w:bCs/>
+          <w:sz w:val="24"/>
+          <w:szCs w:val="24"/>
+        </w:rPr>
+        <w:t>echo "TAREA 4: Redireccionando contenido y comprimiendo archivos..."</w:t>
+      </w:r>
+    </w:p>
+    <w:p>
+      <w:pPr>
+        <w:pStyle w:val="ListParagraph"/>
+        <w:bidi w:val="0"/>
+        <w:spacing w:lineRule="auto" w:line="257"/>
+        <w:jc w:val="both"/>
+        <w:rPr>
+          <w:rFonts w:ascii="Arial" w:hAnsi="Arial" w:cs="Arial"/>
+          <w:b/>
+          <w:bCs/>
+          <w:sz w:val="24"/>
+          <w:szCs w:val="24"/>
+        </w:rPr>
+      </w:pPr>
+      <w:r>
+        <w:rPr>
+          <w:rFonts w:cs="Arial" w:ascii="Arial" w:hAnsi="Arial"/>
+          <w:b/>
+          <w:bCs/>
+          <w:sz w:val="24"/>
+          <w:szCs w:val="24"/>
+        </w:rPr>
+        <w:t>cat /proc/cpuinfo &gt; "$HOME_ALUMNO/Carpeta3/archivo1"</w:t>
+      </w:r>
+    </w:p>
+    <w:p>
+      <w:pPr>
+        <w:pStyle w:val="ListParagraph"/>
+        <w:bidi w:val="0"/>
+        <w:spacing w:lineRule="auto" w:line="257"/>
+        <w:jc w:val="both"/>
+        <w:rPr>
+          <w:rFonts w:ascii="Arial" w:hAnsi="Arial" w:cs="Arial"/>
+          <w:b/>
+          <w:bCs/>
+          <w:sz w:val="24"/>
+          <w:szCs w:val="24"/>
+        </w:rPr>
+      </w:pPr>
+      <w:r>
+        <w:rPr>
+          <w:rFonts w:cs="Arial" w:ascii="Arial" w:hAnsi="Arial"/>
+          <w:b/>
+          <w:bCs/>
+          <w:sz w:val="24"/>
+          <w:szCs w:val="24"/>
+        </w:rPr>
+        <w:t>ls --help &gt; "$HOME_ALUMNO/Carpeta3/archivo2"</w:t>
+      </w:r>
+    </w:p>
+    <w:p>
+      <w:pPr>
+        <w:pStyle w:val="ListParagraph"/>
+        <w:bidi w:val="0"/>
+        <w:spacing w:lineRule="auto" w:line="257"/>
+        <w:jc w:val="both"/>
+        <w:rPr>
+          <w:rFonts w:ascii="Arial" w:hAnsi="Arial" w:cs="Arial"/>
+          <w:b/>
+          <w:bCs/>
+          <w:sz w:val="24"/>
+          <w:szCs w:val="24"/>
+        </w:rPr>
+      </w:pPr>
+      <w:r>
+        <w:rPr>
+          <w:rFonts w:cs="Arial" w:ascii="Arial" w:hAnsi="Arial"/>
+          <w:b/>
+          <w:bCs/>
+          <w:sz w:val="24"/>
+          <w:szCs w:val="24"/>
+        </w:rPr>
+        <w:t>gzip -v "$HOME_ALUMNO/Carpeta3/archivo1"</w:t>
+      </w:r>
+    </w:p>
+    <w:p>
+      <w:pPr>
+        <w:pStyle w:val="ListParagraph"/>
+        <w:bidi w:val="0"/>
+        <w:spacing w:lineRule="auto" w:line="257"/>
+        <w:jc w:val="both"/>
+        <w:rPr>
+          <w:rFonts w:ascii="Arial" w:hAnsi="Arial" w:cs="Arial"/>
+          <w:b/>
+          <w:bCs/>
+          <w:sz w:val="24"/>
+          <w:szCs w:val="24"/>
+        </w:rPr>
+      </w:pPr>
+      <w:r>
+        <w:rPr>
+          <w:rFonts w:cs="Arial" w:ascii="Arial" w:hAnsi="Arial"/>
+          <w:b/>
+          <w:bCs/>
+          <w:sz w:val="24"/>
+          <w:szCs w:val="24"/>
+        </w:rPr>
+        <w:t>bzip2 -v "$HOME_ALUMNO/Carpeta3/archivo2"</w:t>
+      </w:r>
+    </w:p>
+    <w:p>
+      <w:pPr>
+        <w:pStyle w:val="ListParagraph"/>
+        <w:bidi w:val="0"/>
+        <w:spacing w:lineRule="auto" w:line="257"/>
+        <w:jc w:val="both"/>
+        <w:rPr>
+          <w:rFonts w:ascii="Arial" w:hAnsi="Arial" w:cs="Arial"/>
+          <w:b/>
+          <w:bCs/>
+          <w:sz w:val="24"/>
+          <w:szCs w:val="24"/>
+        </w:rPr>
+      </w:pPr>
+      <w:r>
+        <w:rPr>
+          <w:rFonts w:cs="Arial" w:ascii="Arial" w:hAnsi="Arial"/>
+          <w:b/>
+          <w:bCs/>
+          <w:sz w:val="24"/>
+          <w:szCs w:val="24"/>
+        </w:rPr>
+        <w:t>echo "✓ Archivos comprimidos con gzip y bzip2"</w:t>
+      </w:r>
+    </w:p>
+    <w:p>
+      <w:pPr>
+        <w:pStyle w:val="ListParagraph"/>
+        <w:bidi w:val="0"/>
+        <w:spacing w:lineRule="auto" w:line="257"/>
+        <w:jc w:val="both"/>
+        <w:rPr>
+          <w:rFonts w:ascii="Arial" w:hAnsi="Arial" w:cs="Arial"/>
+          <w:b/>
+          <w:bCs/>
+          <w:sz w:val="24"/>
+          <w:szCs w:val="24"/>
+        </w:rPr>
+      </w:pPr>
+      <w:r>
+        <w:rPr>
+          <w:rFonts w:cs="Arial" w:ascii="Arial" w:hAnsi="Arial"/>
+          <w:b/>
+          <w:bCs/>
+          <w:sz w:val="24"/>
+          <w:szCs w:val="24"/>
+        </w:rPr>
+        <w:t>sleep 2</w:t>
+      </w:r>
+    </w:p>
+    <w:p>
+      <w:pPr>
+        <w:pStyle w:val="ListParagraph"/>
+        <w:bidi w:val="0"/>
+        <w:spacing w:lineRule="auto" w:line="257"/>
+        <w:jc w:val="both"/>
+        <w:rPr>
+          <w:rFonts w:ascii="Arial" w:hAnsi="Arial" w:cs="Arial"/>
+          <w:b/>
+          <w:bCs/>
+          <w:sz w:val="24"/>
+          <w:szCs w:val="24"/>
+        </w:rPr>
+      </w:pPr>
+      <w:r>
+        <w:rPr>
+          <w:rFonts w:cs="Arial" w:ascii="Arial" w:hAnsi="Arial"/>
+          <w:b/>
+          <w:bCs/>
+          <w:sz w:val="24"/>
+          <w:szCs w:val="24"/>
+        </w:rPr>
+      </w:r>
+    </w:p>
+    <w:p>
+      <w:pPr>
+        <w:pStyle w:val="ListParagraph"/>
+        <w:bidi w:val="0"/>
+        <w:spacing w:lineRule="auto" w:line="257"/>
+        <w:jc w:val="both"/>
+        <w:rPr>
+          <w:rFonts w:ascii="Arial" w:hAnsi="Arial" w:cs="Arial"/>
+          <w:b/>
+          <w:bCs/>
+          <w:sz w:val="24"/>
+          <w:szCs w:val="24"/>
+        </w:rPr>
+      </w:pPr>
+      <w:r>
+        <w:rPr>
+          <w:rFonts w:cs="Arial" w:ascii="Arial" w:hAnsi="Arial"/>
+          <w:b/>
+          <w:bCs/>
+          <w:sz w:val="24"/>
+          <w:szCs w:val="24"/>
+        </w:rPr>
+        <w:t># TAREA 5: Listar archivos /bin</w:t>
+      </w:r>
+    </w:p>
+    <w:p>
+      <w:pPr>
+        <w:pStyle w:val="ListParagraph"/>
+        <w:bidi w:val="0"/>
+        <w:spacing w:lineRule="auto" w:line="257"/>
+        <w:jc w:val="both"/>
+        <w:rPr>
+          <w:rFonts w:ascii="Arial" w:hAnsi="Arial" w:cs="Arial"/>
+          <w:b/>
+          <w:bCs/>
+          <w:sz w:val="24"/>
+          <w:szCs w:val="24"/>
+        </w:rPr>
+      </w:pPr>
+      <w:r>
+        <w:rPr>
+          <w:rFonts w:cs="Arial" w:ascii="Arial" w:hAnsi="Arial"/>
+          <w:b/>
+          <w:bCs/>
+          <w:sz w:val="24"/>
+          <w:szCs w:val="24"/>
+        </w:rPr>
+        <w:t>echo ""</w:t>
+      </w:r>
+    </w:p>
+    <w:p>
+      <w:pPr>
+        <w:pStyle w:val="ListParagraph"/>
+        <w:bidi w:val="0"/>
+        <w:spacing w:lineRule="auto" w:line="257"/>
+        <w:jc w:val="both"/>
+        <w:rPr>
+          <w:rFonts w:ascii="Arial" w:hAnsi="Arial" w:cs="Arial"/>
+          <w:b/>
+          <w:bCs/>
+          <w:sz w:val="24"/>
+          <w:szCs w:val="24"/>
+        </w:rPr>
+      </w:pPr>
+      <w:r>
+        <w:rPr>
+          <w:rFonts w:cs="Arial" w:ascii="Arial" w:hAnsi="Arial"/>
+          <w:b/>
+          <w:bCs/>
+          <w:sz w:val="24"/>
+          <w:szCs w:val="24"/>
+        </w:rPr>
+        <w:t>echo "TAREA 5: Listando archivos de /bin que comiencen por 'bz'..."</w:t>
+      </w:r>
+    </w:p>
+    <w:p>
+      <w:pPr>
+        <w:pStyle w:val="ListParagraph"/>
+        <w:bidi w:val="0"/>
+        <w:spacing w:lineRule="auto" w:line="257"/>
+        <w:jc w:val="both"/>
+        <w:rPr>
+          <w:rFonts w:ascii="Arial" w:hAnsi="Arial" w:cs="Arial"/>
+          <w:b/>
+          <w:bCs/>
+          <w:sz w:val="24"/>
+          <w:szCs w:val="24"/>
+        </w:rPr>
+      </w:pPr>
+      <w:r>
+        <w:rPr>
+          <w:rFonts w:cs="Arial" w:ascii="Arial" w:hAnsi="Arial"/>
+          <w:b/>
+          <w:bCs/>
+          <w:sz w:val="24"/>
+          <w:szCs w:val="24"/>
+        </w:rPr>
+        <w:t>ls -lh /bin/bz??? 2&gt;/dev/null | sort -k 6,8 &gt; "$HOME_ALUMNO/Nuevo.txt"</w:t>
+      </w:r>
+    </w:p>
+    <w:p>
+      <w:pPr>
+        <w:pStyle w:val="ListParagraph"/>
+        <w:bidi w:val="0"/>
+        <w:spacing w:lineRule="auto" w:line="257"/>
+        <w:jc w:val="both"/>
+        <w:rPr>
+          <w:rFonts w:ascii="Arial" w:hAnsi="Arial" w:cs="Arial"/>
+          <w:b/>
+          <w:bCs/>
+          <w:sz w:val="24"/>
+          <w:szCs w:val="24"/>
+        </w:rPr>
+      </w:pPr>
+      <w:r>
+        <w:rPr>
+          <w:rFonts w:cs="Arial" w:ascii="Arial" w:hAnsi="Arial"/>
+          <w:b/>
+          <w:bCs/>
+          <w:sz w:val="24"/>
+          <w:szCs w:val="24"/>
+        </w:rPr>
+        <w:t>echo "✓ Archivos de /bin listados"</w:t>
+      </w:r>
+    </w:p>
+    <w:p>
+      <w:pPr>
+        <w:pStyle w:val="ListParagraph"/>
+        <w:bidi w:val="0"/>
+        <w:spacing w:lineRule="auto" w:line="257"/>
+        <w:jc w:val="both"/>
+        <w:rPr>
+          <w:rFonts w:ascii="Arial" w:hAnsi="Arial" w:cs="Arial"/>
+          <w:b/>
+          <w:bCs/>
+          <w:sz w:val="24"/>
+          <w:szCs w:val="24"/>
+        </w:rPr>
+      </w:pPr>
+      <w:r>
+        <w:rPr>
+          <w:rFonts w:cs="Arial" w:ascii="Arial" w:hAnsi="Arial"/>
+          <w:b/>
+          <w:bCs/>
+          <w:sz w:val="24"/>
+          <w:szCs w:val="24"/>
+        </w:rPr>
+        <w:t>sleep 2</w:t>
+      </w:r>
+    </w:p>
+    <w:p>
+      <w:pPr>
+        <w:pStyle w:val="ListParagraph"/>
+        <w:bidi w:val="0"/>
+        <w:spacing w:lineRule="auto" w:line="257"/>
+        <w:jc w:val="both"/>
+        <w:rPr>
+          <w:rFonts w:ascii="Arial" w:hAnsi="Arial" w:cs="Arial"/>
+          <w:b/>
+          <w:bCs/>
+          <w:sz w:val="24"/>
+          <w:szCs w:val="24"/>
+        </w:rPr>
+      </w:pPr>
+      <w:r>
+        <w:rPr>
+          <w:rFonts w:cs="Arial" w:ascii="Arial" w:hAnsi="Arial"/>
+          <w:b/>
+          <w:bCs/>
+          <w:sz w:val="24"/>
+          <w:szCs w:val="24"/>
+        </w:rPr>
+      </w:r>
+    </w:p>
+    <w:p>
+      <w:pPr>
+        <w:pStyle w:val="ListParagraph"/>
+        <w:bidi w:val="0"/>
+        <w:spacing w:lineRule="auto" w:line="257"/>
+        <w:jc w:val="both"/>
+        <w:rPr>
+          <w:rFonts w:ascii="Arial" w:hAnsi="Arial" w:cs="Arial"/>
+          <w:b/>
+          <w:bCs/>
+          <w:sz w:val="24"/>
+          <w:szCs w:val="24"/>
+        </w:rPr>
+      </w:pPr>
+      <w:r>
+        <w:rPr>
+          <w:rFonts w:cs="Arial" w:ascii="Arial" w:hAnsi="Arial"/>
+          <w:b/>
+          <w:bCs/>
+          <w:sz w:val="24"/>
+          <w:szCs w:val="24"/>
+        </w:rPr>
+        <w:t># TAREA 6: Listar archivos /dev</w:t>
+      </w:r>
+    </w:p>
+    <w:p>
+      <w:pPr>
+        <w:pStyle w:val="ListParagraph"/>
+        <w:bidi w:val="0"/>
+        <w:spacing w:lineRule="auto" w:line="257"/>
+        <w:jc w:val="both"/>
+        <w:rPr>
+          <w:rFonts w:ascii="Arial" w:hAnsi="Arial" w:cs="Arial"/>
+          <w:b/>
+          <w:bCs/>
+          <w:sz w:val="24"/>
+          <w:szCs w:val="24"/>
+        </w:rPr>
+      </w:pPr>
+      <w:r>
+        <w:rPr>
+          <w:rFonts w:cs="Arial" w:ascii="Arial" w:hAnsi="Arial"/>
+          <w:b/>
+          <w:bCs/>
+          <w:sz w:val="24"/>
+          <w:szCs w:val="24"/>
+        </w:rPr>
+        <w:t>echo ""</w:t>
+      </w:r>
+    </w:p>
+    <w:p>
+      <w:pPr>
+        <w:pStyle w:val="ListParagraph"/>
+        <w:bidi w:val="0"/>
+        <w:spacing w:lineRule="auto" w:line="257"/>
+        <w:jc w:val="both"/>
+        <w:rPr>
+          <w:rFonts w:ascii="Arial" w:hAnsi="Arial" w:cs="Arial"/>
+          <w:b/>
+          <w:bCs/>
+          <w:sz w:val="24"/>
+          <w:szCs w:val="24"/>
+        </w:rPr>
+      </w:pPr>
+      <w:r>
+        <w:rPr>
+          <w:rFonts w:cs="Arial" w:ascii="Arial" w:hAnsi="Arial"/>
+          <w:b/>
+          <w:bCs/>
+          <w:sz w:val="24"/>
+          <w:szCs w:val="24"/>
+        </w:rPr>
+        <w:t>echo "TAREA 6: Listando archivos de /dev que empiezan por 'tty'..."</w:t>
+      </w:r>
+    </w:p>
+    <w:p>
+      <w:pPr>
+        <w:pStyle w:val="ListParagraph"/>
+        <w:bidi w:val="0"/>
+        <w:spacing w:lineRule="auto" w:line="257"/>
+        <w:jc w:val="both"/>
+        <w:rPr>
+          <w:rFonts w:ascii="Arial" w:hAnsi="Arial" w:cs="Arial"/>
+          <w:b/>
+          <w:bCs/>
+          <w:sz w:val="24"/>
+          <w:szCs w:val="24"/>
+        </w:rPr>
+      </w:pPr>
+      <w:r>
+        <w:rPr>
+          <w:rFonts w:cs="Arial" w:ascii="Arial" w:hAnsi="Arial"/>
+          <w:b/>
+          <w:bCs/>
+          <w:sz w:val="24"/>
+          <w:szCs w:val="24"/>
+        </w:rPr>
+        <w:t>echo "=== ARCHIVOS /dev QUE EMPIEZAN POR 'tty' ===" &gt;&gt; "$HOME_ALUMNO/Nuevo.txt"</w:t>
+      </w:r>
+    </w:p>
+    <w:p>
+      <w:pPr>
+        <w:pStyle w:val="ListParagraph"/>
+        <w:bidi w:val="0"/>
+        <w:spacing w:lineRule="auto" w:line="257"/>
+        <w:jc w:val="both"/>
+        <w:rPr>
+          <w:rFonts w:ascii="Arial" w:hAnsi="Arial" w:cs="Arial"/>
+          <w:b/>
+          <w:bCs/>
+          <w:sz w:val="24"/>
+          <w:szCs w:val="24"/>
+        </w:rPr>
+      </w:pPr>
+      <w:r>
+        <w:rPr>
+          <w:rFonts w:cs="Arial" w:ascii="Arial" w:hAnsi="Arial"/>
+          <w:b/>
+          <w:bCs/>
+          <w:sz w:val="24"/>
+          <w:szCs w:val="24"/>
+        </w:rPr>
+        <w:t>ls -lh /dev/tty[6-9] 2&gt;/dev/null &gt;&gt; "$HOME_ALUMNO/Nuevo.txt"</w:t>
+      </w:r>
+    </w:p>
+    <w:p>
+      <w:pPr>
+        <w:pStyle w:val="ListParagraph"/>
+        <w:bidi w:val="0"/>
+        <w:spacing w:lineRule="auto" w:line="257"/>
+        <w:jc w:val="both"/>
+        <w:rPr>
+          <w:rFonts w:ascii="Arial" w:hAnsi="Arial" w:cs="Arial"/>
+          <w:b/>
+          <w:bCs/>
+          <w:sz w:val="24"/>
+          <w:szCs w:val="24"/>
+        </w:rPr>
+      </w:pPr>
+      <w:r>
+        <w:rPr>
+          <w:rFonts w:cs="Arial" w:ascii="Arial" w:hAnsi="Arial"/>
+          <w:b/>
+          <w:bCs/>
+          <w:sz w:val="24"/>
+          <w:szCs w:val="24"/>
+        </w:rPr>
+        <w:t>echo "✓ Archivos de /dev listados"</w:t>
+      </w:r>
+    </w:p>
+    <w:p>
+      <w:pPr>
+        <w:pStyle w:val="ListParagraph"/>
+        <w:bidi w:val="0"/>
+        <w:spacing w:lineRule="auto" w:line="257"/>
+        <w:jc w:val="both"/>
+        <w:rPr>
+          <w:rFonts w:ascii="Arial" w:hAnsi="Arial" w:cs="Arial"/>
+          <w:b/>
+          <w:bCs/>
+          <w:sz w:val="24"/>
+          <w:szCs w:val="24"/>
+        </w:rPr>
+      </w:pPr>
+      <w:r>
+        <w:rPr>
+          <w:rFonts w:cs="Arial" w:ascii="Arial" w:hAnsi="Arial"/>
+          <w:b/>
+          <w:bCs/>
+          <w:sz w:val="24"/>
+          <w:szCs w:val="24"/>
+        </w:rPr>
+        <w:t>sleep 2</w:t>
+      </w:r>
+    </w:p>
+    <w:p>
+      <w:pPr>
+        <w:pStyle w:val="ListParagraph"/>
+        <w:bidi w:val="0"/>
+        <w:spacing w:lineRule="auto" w:line="257"/>
+        <w:jc w:val="both"/>
+        <w:rPr>
+          <w:rFonts w:ascii="Arial" w:hAnsi="Arial" w:cs="Arial"/>
+          <w:b/>
+          <w:bCs/>
+          <w:sz w:val="24"/>
+          <w:szCs w:val="24"/>
+        </w:rPr>
+      </w:pPr>
+      <w:r>
+        <w:rPr>
+          <w:rFonts w:cs="Arial" w:ascii="Arial" w:hAnsi="Arial"/>
+          <w:b/>
+          <w:bCs/>
+          <w:sz w:val="24"/>
+          <w:szCs w:val="24"/>
+        </w:rPr>
+      </w:r>
+    </w:p>
+    <w:p>
+      <w:pPr>
+        <w:pStyle w:val="ListParagraph"/>
+        <w:bidi w:val="0"/>
+        <w:spacing w:lineRule="auto" w:line="257"/>
+        <w:jc w:val="both"/>
+        <w:rPr>
+          <w:rFonts w:ascii="Arial" w:hAnsi="Arial" w:cs="Arial"/>
+          <w:b/>
+          <w:bCs/>
+          <w:sz w:val="24"/>
+          <w:szCs w:val="24"/>
+        </w:rPr>
+      </w:pPr>
+      <w:r>
+        <w:rPr>
+          <w:rFonts w:cs="Arial" w:ascii="Arial" w:hAnsi="Arial"/>
+          <w:b/>
+          <w:bCs/>
+          <w:sz w:val="24"/>
+          <w:szCs w:val="24"/>
+        </w:rPr>
+        <w:t># TAREA 7: Listar archivos /etc y /usr</w:t>
+      </w:r>
+    </w:p>
+    <w:p>
+      <w:pPr>
+        <w:pStyle w:val="ListParagraph"/>
+        <w:bidi w:val="0"/>
+        <w:spacing w:lineRule="auto" w:line="257"/>
+        <w:jc w:val="both"/>
+        <w:rPr>
+          <w:rFonts w:ascii="Arial" w:hAnsi="Arial" w:cs="Arial"/>
+          <w:b/>
+          <w:bCs/>
+          <w:sz w:val="24"/>
+          <w:szCs w:val="24"/>
+        </w:rPr>
+      </w:pPr>
+      <w:r>
+        <w:rPr>
+          <w:rFonts w:cs="Arial" w:ascii="Arial" w:hAnsi="Arial"/>
+          <w:b/>
+          <w:bCs/>
+          <w:sz w:val="24"/>
+          <w:szCs w:val="24"/>
+        </w:rPr>
+        <w:t>echo ""</w:t>
+      </w:r>
+    </w:p>
+    <w:p>
+      <w:pPr>
+        <w:pStyle w:val="ListParagraph"/>
+        <w:bidi w:val="0"/>
+        <w:spacing w:lineRule="auto" w:line="257"/>
+        <w:jc w:val="both"/>
+        <w:rPr>
+          <w:rFonts w:ascii="Arial" w:hAnsi="Arial" w:cs="Arial"/>
+          <w:b/>
+          <w:bCs/>
+          <w:sz w:val="24"/>
+          <w:szCs w:val="24"/>
+        </w:rPr>
+      </w:pPr>
+      <w:r>
+        <w:rPr>
+          <w:rFonts w:cs="Arial" w:ascii="Arial" w:hAnsi="Arial"/>
+          <w:b/>
+          <w:bCs/>
+          <w:sz w:val="24"/>
+          <w:szCs w:val="24"/>
+        </w:rPr>
+        <w:t>echo "TAREA 7: Listando archivos de /etc y /usr..."</w:t>
+      </w:r>
+    </w:p>
+    <w:p>
+      <w:pPr>
+        <w:pStyle w:val="ListParagraph"/>
+        <w:bidi w:val="0"/>
+        <w:spacing w:lineRule="auto" w:line="257"/>
+        <w:jc w:val="both"/>
+        <w:rPr>
+          <w:rFonts w:ascii="Arial" w:hAnsi="Arial" w:cs="Arial"/>
+          <w:b/>
+          <w:bCs/>
+          <w:sz w:val="24"/>
+          <w:szCs w:val="24"/>
+        </w:rPr>
+      </w:pPr>
+      <w:r>
+        <w:rPr>
+          <w:rFonts w:cs="Arial" w:ascii="Arial" w:hAnsi="Arial"/>
+          <w:b/>
+          <w:bCs/>
+          <w:sz w:val="24"/>
+          <w:szCs w:val="24"/>
+        </w:rPr>
+        <w:t>echo "=== ARCHIVOS /etc QUE EMPIEZAN POR 'f' ===" &gt;&gt; "$HOME_ALUMNO/Nuevo.txt"</w:t>
+      </w:r>
+    </w:p>
+    <w:p>
+      <w:pPr>
+        <w:pStyle w:val="ListParagraph"/>
+        <w:bidi w:val="0"/>
+        <w:spacing w:lineRule="auto" w:line="257"/>
+        <w:jc w:val="both"/>
+        <w:rPr>
+          <w:rFonts w:ascii="Arial" w:hAnsi="Arial" w:cs="Arial"/>
+          <w:b/>
+          <w:bCs/>
+          <w:sz w:val="24"/>
+          <w:szCs w:val="24"/>
+        </w:rPr>
+      </w:pPr>
+      <w:r>
+        <w:rPr>
+          <w:rFonts w:cs="Arial" w:ascii="Arial" w:hAnsi="Arial"/>
+          <w:b/>
+          <w:bCs/>
+          <w:sz w:val="24"/>
+          <w:szCs w:val="24"/>
+        </w:rPr>
+        <w:t>ls -lh /etc/f* 2&gt;/dev/null &gt;&gt; "$HOME_ALUMNO/Nuevo.txt"</w:t>
+      </w:r>
+    </w:p>
+    <w:p>
+      <w:pPr>
+        <w:pStyle w:val="ListParagraph"/>
+        <w:bidi w:val="0"/>
+        <w:spacing w:lineRule="auto" w:line="257"/>
+        <w:jc w:val="both"/>
+        <w:rPr>
+          <w:rFonts w:ascii="Arial" w:hAnsi="Arial" w:cs="Arial"/>
+          <w:b/>
+          <w:bCs/>
+          <w:sz w:val="24"/>
+          <w:szCs w:val="24"/>
+        </w:rPr>
+      </w:pPr>
+      <w:r>
+        <w:rPr>
+          <w:rFonts w:cs="Arial" w:ascii="Arial" w:hAnsi="Arial"/>
+          <w:b/>
+          <w:bCs/>
+          <w:sz w:val="24"/>
+          <w:szCs w:val="24"/>
+        </w:rPr>
+        <w:t>echo "=== ARCHIVOS /usr (RECURSIVO) ===" &gt;&gt; "$HOME_ALUMNO/Nuevo.txt"</w:t>
+      </w:r>
+    </w:p>
+    <w:p>
+      <w:pPr>
+        <w:pStyle w:val="ListParagraph"/>
+        <w:bidi w:val="0"/>
+        <w:spacing w:lineRule="auto" w:line="257"/>
+        <w:jc w:val="both"/>
+        <w:rPr>
+          <w:rFonts w:ascii="Arial" w:hAnsi="Arial" w:cs="Arial"/>
+          <w:b/>
+          <w:bCs/>
+          <w:sz w:val="24"/>
+          <w:szCs w:val="24"/>
+        </w:rPr>
+      </w:pPr>
+      <w:r>
+        <w:rPr>
+          <w:rFonts w:cs="Arial" w:ascii="Arial" w:hAnsi="Arial"/>
+          <w:b/>
+          <w:bCs/>
+          <w:sz w:val="24"/>
+          <w:szCs w:val="24"/>
+        </w:rPr>
+        <w:t>ls -lhR /usr 2&gt;/dev/null &gt;&gt; "$HOME_ALUMNO/Nuevo.txt"</w:t>
+      </w:r>
+    </w:p>
+    <w:p>
+      <w:pPr>
+        <w:pStyle w:val="ListParagraph"/>
+        <w:bidi w:val="0"/>
+        <w:spacing w:lineRule="auto" w:line="257"/>
+        <w:jc w:val="both"/>
+        <w:rPr>
+          <w:rFonts w:ascii="Arial" w:hAnsi="Arial" w:cs="Arial"/>
+          <w:b/>
+          <w:bCs/>
+          <w:sz w:val="24"/>
+          <w:szCs w:val="24"/>
+        </w:rPr>
+      </w:pPr>
+      <w:r>
+        <w:rPr>
+          <w:rFonts w:cs="Arial" w:ascii="Arial" w:hAnsi="Arial"/>
+          <w:b/>
+          <w:bCs/>
+          <w:sz w:val="24"/>
+          <w:szCs w:val="24"/>
+        </w:rPr>
+        <w:t>echo "✓ Archivos de /etc y /usr listados"</w:t>
+      </w:r>
+    </w:p>
+    <w:p>
+      <w:pPr>
+        <w:pStyle w:val="ListParagraph"/>
+        <w:bidi w:val="0"/>
+        <w:spacing w:lineRule="auto" w:line="257"/>
+        <w:jc w:val="both"/>
+        <w:rPr>
+          <w:rFonts w:ascii="Arial" w:hAnsi="Arial" w:cs="Arial"/>
+          <w:b/>
+          <w:bCs/>
+          <w:sz w:val="24"/>
+          <w:szCs w:val="24"/>
+        </w:rPr>
+      </w:pPr>
+      <w:r>
+        <w:rPr>
+          <w:rFonts w:cs="Arial" w:ascii="Arial" w:hAnsi="Arial"/>
+          <w:b/>
+          <w:bCs/>
+          <w:sz w:val="24"/>
+          <w:szCs w:val="24"/>
+        </w:rPr>
+        <w:t>sleep 2</w:t>
+      </w:r>
+    </w:p>
+    <w:p>
+      <w:pPr>
+        <w:pStyle w:val="ListParagraph"/>
+        <w:bidi w:val="0"/>
+        <w:spacing w:lineRule="auto" w:line="257"/>
+        <w:jc w:val="both"/>
+        <w:rPr>
+          <w:rFonts w:ascii="Arial" w:hAnsi="Arial" w:cs="Arial"/>
+          <w:b/>
+          <w:bCs/>
+          <w:sz w:val="24"/>
+          <w:szCs w:val="24"/>
+        </w:rPr>
+      </w:pPr>
+      <w:r>
+        <w:rPr>
+          <w:rFonts w:cs="Arial" w:ascii="Arial" w:hAnsi="Arial"/>
+          <w:b/>
+          <w:bCs/>
+          <w:sz w:val="24"/>
+          <w:szCs w:val="24"/>
+        </w:rPr>
+      </w:r>
+    </w:p>
+    <w:p>
+      <w:pPr>
+        <w:pStyle w:val="ListParagraph"/>
+        <w:bidi w:val="0"/>
+        <w:spacing w:lineRule="auto" w:line="257"/>
+        <w:jc w:val="both"/>
+        <w:rPr>
+          <w:rFonts w:ascii="Arial" w:hAnsi="Arial" w:cs="Arial"/>
+          <w:b/>
+          <w:bCs/>
+          <w:sz w:val="24"/>
+          <w:szCs w:val="24"/>
+        </w:rPr>
+      </w:pPr>
+      <w:r>
+        <w:rPr>
+          <w:rFonts w:cs="Arial" w:ascii="Arial" w:hAnsi="Arial"/>
+          <w:b/>
+          <w:bCs/>
+          <w:sz w:val="24"/>
+          <w:szCs w:val="24"/>
+        </w:rPr>
+        <w:t># TAREA 8: Vista de árbol y procesos</w:t>
+      </w:r>
+    </w:p>
+    <w:p>
+      <w:pPr>
+        <w:pStyle w:val="ListParagraph"/>
+        <w:bidi w:val="0"/>
+        <w:spacing w:lineRule="auto" w:line="257"/>
+        <w:jc w:val="both"/>
+        <w:rPr>
+          <w:rFonts w:ascii="Arial" w:hAnsi="Arial" w:cs="Arial"/>
+          <w:b/>
+          <w:bCs/>
+          <w:sz w:val="24"/>
+          <w:szCs w:val="24"/>
+        </w:rPr>
+      </w:pPr>
+      <w:r>
+        <w:rPr>
+          <w:rFonts w:cs="Arial" w:ascii="Arial" w:hAnsi="Arial"/>
+          <w:b/>
+          <w:bCs/>
+          <w:sz w:val="24"/>
+          <w:szCs w:val="24"/>
+        </w:rPr>
+        <w:t>echo ""</w:t>
+      </w:r>
+    </w:p>
+    <w:p>
+      <w:pPr>
+        <w:pStyle w:val="ListParagraph"/>
+        <w:bidi w:val="0"/>
+        <w:spacing w:lineRule="auto" w:line="257"/>
+        <w:jc w:val="both"/>
+        <w:rPr>
+          <w:rFonts w:ascii="Arial" w:hAnsi="Arial" w:cs="Arial"/>
+          <w:b/>
+          <w:bCs/>
+          <w:sz w:val="24"/>
+          <w:szCs w:val="24"/>
+        </w:rPr>
+      </w:pPr>
+      <w:r>
+        <w:rPr>
+          <w:rFonts w:cs="Arial" w:ascii="Arial" w:hAnsi="Arial"/>
+          <w:b/>
+          <w:bCs/>
+          <w:sz w:val="24"/>
+          <w:szCs w:val="24"/>
+        </w:rPr>
+        <w:t>echo "TAREA 8: Creando vista de árbol y listando procesos..."</w:t>
+      </w:r>
+    </w:p>
+    <w:p>
+      <w:pPr>
+        <w:pStyle w:val="ListParagraph"/>
+        <w:bidi w:val="0"/>
+        <w:spacing w:lineRule="auto" w:line="257"/>
+        <w:jc w:val="both"/>
+        <w:rPr>
+          <w:rFonts w:ascii="Arial" w:hAnsi="Arial" w:cs="Arial"/>
+          <w:b/>
+          <w:bCs/>
+          <w:sz w:val="24"/>
+          <w:szCs w:val="24"/>
+        </w:rPr>
+      </w:pPr>
+      <w:r>
+        <w:rPr>
+          <w:rFonts w:cs="Arial" w:ascii="Arial" w:hAnsi="Arial"/>
+          <w:b/>
+          <w:bCs/>
+          <w:sz w:val="24"/>
+          <w:szCs w:val="24"/>
+        </w:rPr>
+        <w:t>tree "$HOME_ALUMNO/" &gt; "$HOME_ALUMNO/Arbol.txt" 2&gt;/dev/null</w:t>
+      </w:r>
+    </w:p>
+    <w:p>
+      <w:pPr>
+        <w:pStyle w:val="ListParagraph"/>
+        <w:bidi w:val="0"/>
+        <w:spacing w:lineRule="auto" w:line="257"/>
+        <w:jc w:val="both"/>
+        <w:rPr>
+          <w:rFonts w:ascii="Arial" w:hAnsi="Arial" w:cs="Arial"/>
+          <w:b/>
+          <w:bCs/>
+          <w:sz w:val="24"/>
+          <w:szCs w:val="24"/>
+        </w:rPr>
+      </w:pPr>
+      <w:r>
+        <w:rPr>
+          <w:rFonts w:cs="Arial" w:ascii="Arial" w:hAnsi="Arial"/>
+          <w:b/>
+          <w:bCs/>
+          <w:sz w:val="24"/>
+          <w:szCs w:val="24"/>
+        </w:rPr>
+        <w:t>echo "=== PROCESOS EN EJECUCIÓN ===" &gt;&gt; "$HOME_ALUMNO/Arbol.txt"</w:t>
+      </w:r>
+    </w:p>
+    <w:p>
+      <w:pPr>
+        <w:pStyle w:val="ListParagraph"/>
+        <w:bidi w:val="0"/>
+        <w:spacing w:lineRule="auto" w:line="257"/>
+        <w:jc w:val="both"/>
+        <w:rPr>
+          <w:rFonts w:ascii="Arial" w:hAnsi="Arial" w:cs="Arial"/>
+          <w:b/>
+          <w:bCs/>
+          <w:sz w:val="24"/>
+          <w:szCs w:val="24"/>
+        </w:rPr>
+      </w:pPr>
+      <w:r>
+        <w:rPr>
+          <w:rFonts w:cs="Arial" w:ascii="Arial" w:hAnsi="Arial"/>
+          <w:b/>
+          <w:bCs/>
+          <w:sz w:val="24"/>
+          <w:szCs w:val="24"/>
+        </w:rPr>
+        <w:t>ps aux &gt;&gt; "$HOME_ALUMNO/Arbol.txt"</w:t>
+      </w:r>
+    </w:p>
+    <w:p>
+      <w:pPr>
+        <w:pStyle w:val="ListParagraph"/>
+        <w:bidi w:val="0"/>
+        <w:spacing w:lineRule="auto" w:line="257"/>
+        <w:jc w:val="both"/>
+        <w:rPr>
+          <w:rFonts w:ascii="Arial" w:hAnsi="Arial" w:cs="Arial"/>
+          <w:b/>
+          <w:bCs/>
+          <w:sz w:val="24"/>
+          <w:szCs w:val="24"/>
+        </w:rPr>
+      </w:pPr>
+      <w:r>
+        <w:rPr>
+          <w:rFonts w:cs="Arial" w:ascii="Arial" w:hAnsi="Arial"/>
+          <w:b/>
+          <w:bCs/>
+          <w:sz w:val="24"/>
+          <w:szCs w:val="24"/>
+        </w:rPr>
+        <w:t>echo "=== SERVICIOS EN EJECUCIÓN ===" &gt;&gt; "$HOME_ALUMNO/Arbol.txt"</w:t>
+      </w:r>
+    </w:p>
+    <w:p>
+      <w:pPr>
+        <w:pStyle w:val="ListParagraph"/>
+        <w:bidi w:val="0"/>
+        <w:spacing w:lineRule="auto" w:line="257"/>
+        <w:jc w:val="both"/>
+        <w:rPr>
+          <w:rFonts w:ascii="Arial" w:hAnsi="Arial" w:cs="Arial"/>
+          <w:b/>
+          <w:bCs/>
+          <w:sz w:val="24"/>
+          <w:szCs w:val="24"/>
+        </w:rPr>
+      </w:pPr>
+      <w:r>
+        <w:rPr>
+          <w:rFonts w:cs="Arial" w:ascii="Arial" w:hAnsi="Arial"/>
+          <w:b/>
+          <w:bCs/>
+          <w:sz w:val="24"/>
+          <w:szCs w:val="24"/>
+        </w:rPr>
+        <w:t>systemctl list-units --type=service --state=running &gt;&gt; "$HOME_ALUMNO/Arbol.txt"</w:t>
+      </w:r>
+    </w:p>
+    <w:p>
+      <w:pPr>
+        <w:pStyle w:val="ListParagraph"/>
+        <w:bidi w:val="0"/>
+        <w:spacing w:lineRule="auto" w:line="257"/>
+        <w:jc w:val="both"/>
+        <w:rPr>
+          <w:rFonts w:ascii="Arial" w:hAnsi="Arial" w:cs="Arial"/>
+          <w:b/>
+          <w:bCs/>
+          <w:sz w:val="24"/>
+          <w:szCs w:val="24"/>
+        </w:rPr>
+      </w:pPr>
+      <w:r>
+        <w:rPr>
+          <w:rFonts w:cs="Arial" w:ascii="Arial" w:hAnsi="Arial"/>
+          <w:b/>
+          <w:bCs/>
+          <w:sz w:val="24"/>
+          <w:szCs w:val="24"/>
+        </w:rPr>
+        <w:t>echo "✓ Vista de árbol y procesos creados"</w:t>
+      </w:r>
+    </w:p>
+    <w:p>
+      <w:pPr>
+        <w:pStyle w:val="ListParagraph"/>
+        <w:bidi w:val="0"/>
+        <w:spacing w:lineRule="auto" w:line="257"/>
+        <w:jc w:val="both"/>
+        <w:rPr>
+          <w:rFonts w:ascii="Arial" w:hAnsi="Arial" w:cs="Arial"/>
+          <w:b/>
+          <w:bCs/>
+          <w:sz w:val="24"/>
+          <w:szCs w:val="24"/>
+        </w:rPr>
+      </w:pPr>
+      <w:r>
+        <w:rPr>
+          <w:rFonts w:cs="Arial" w:ascii="Arial" w:hAnsi="Arial"/>
+          <w:b/>
+          <w:bCs/>
+          <w:sz w:val="24"/>
+          <w:szCs w:val="24"/>
+        </w:rPr>
+        <w:t>sleep 2</w:t>
+      </w:r>
+    </w:p>
+    <w:p>
+      <w:pPr>
+        <w:pStyle w:val="ListParagraph"/>
+        <w:bidi w:val="0"/>
+        <w:spacing w:lineRule="auto" w:line="257"/>
+        <w:jc w:val="both"/>
+        <w:rPr>
+          <w:rFonts w:ascii="Arial" w:hAnsi="Arial" w:cs="Arial"/>
+          <w:b/>
+          <w:bCs/>
+          <w:sz w:val="24"/>
+          <w:szCs w:val="24"/>
+        </w:rPr>
+      </w:pPr>
+      <w:r>
+        <w:rPr>
+          <w:rFonts w:cs="Arial" w:ascii="Arial" w:hAnsi="Arial"/>
+          <w:b/>
+          <w:bCs/>
+          <w:sz w:val="24"/>
+          <w:szCs w:val="24"/>
+        </w:rPr>
+      </w:r>
+    </w:p>
+    <w:p>
+      <w:pPr>
+        <w:pStyle w:val="ListParagraph"/>
+        <w:bidi w:val="0"/>
+        <w:spacing w:lineRule="auto" w:line="257"/>
+        <w:jc w:val="both"/>
+        <w:rPr>
+          <w:rFonts w:ascii="Arial" w:hAnsi="Arial" w:cs="Arial"/>
+          <w:b/>
+          <w:bCs/>
+          <w:sz w:val="24"/>
+          <w:szCs w:val="24"/>
+        </w:rPr>
+      </w:pPr>
+      <w:r>
+        <w:rPr>
+          <w:rFonts w:cs="Arial" w:ascii="Arial" w:hAnsi="Arial"/>
+          <w:b/>
+          <w:bCs/>
+          <w:sz w:val="24"/>
+          <w:szCs w:val="24"/>
+        </w:rPr>
+        <w:t># Resumen final</w:t>
+      </w:r>
+    </w:p>
+    <w:p>
+      <w:pPr>
+        <w:pStyle w:val="ListParagraph"/>
+        <w:bidi w:val="0"/>
+        <w:spacing w:lineRule="auto" w:line="257"/>
+        <w:jc w:val="both"/>
+        <w:rPr>
+          <w:rFonts w:ascii="Arial" w:hAnsi="Arial" w:cs="Arial"/>
+          <w:b/>
+          <w:bCs/>
+          <w:sz w:val="24"/>
+          <w:szCs w:val="24"/>
+        </w:rPr>
+      </w:pPr>
+      <w:r>
+        <w:rPr>
+          <w:rFonts w:cs="Arial" w:ascii="Arial" w:hAnsi="Arial"/>
+          <w:b/>
+          <w:bCs/>
+          <w:sz w:val="24"/>
+          <w:szCs w:val="24"/>
+        </w:rPr>
+        <w:t>echo ""</w:t>
+      </w:r>
+    </w:p>
+    <w:p>
+      <w:pPr>
+        <w:pStyle w:val="ListParagraph"/>
+        <w:bidi w:val="0"/>
+        <w:spacing w:lineRule="auto" w:line="257"/>
+        <w:jc w:val="both"/>
+        <w:rPr>
+          <w:rFonts w:ascii="Arial" w:hAnsi="Arial" w:cs="Arial"/>
+          <w:b/>
+          <w:bCs/>
+          <w:sz w:val="24"/>
+          <w:szCs w:val="24"/>
+        </w:rPr>
+      </w:pPr>
+      <w:r>
+        <w:rPr>
+          <w:rFonts w:cs="Arial" w:ascii="Arial" w:hAnsi="Arial"/>
+          <w:b/>
+          <w:bCs/>
+          <w:sz w:val="24"/>
+          <w:szCs w:val="24"/>
+        </w:rPr>
+        <w:t>echo "========================================"</w:t>
+      </w:r>
+    </w:p>
+    <w:p>
+      <w:pPr>
+        <w:pStyle w:val="ListParagraph"/>
+        <w:bidi w:val="0"/>
+        <w:spacing w:lineRule="auto" w:line="257"/>
+        <w:jc w:val="both"/>
+        <w:rPr>
+          <w:rFonts w:ascii="Arial" w:hAnsi="Arial" w:cs="Arial"/>
+          <w:b/>
+          <w:bCs/>
+          <w:sz w:val="24"/>
+          <w:szCs w:val="24"/>
+        </w:rPr>
+      </w:pPr>
+      <w:r>
+        <w:rPr>
+          <w:rFonts w:cs="Arial" w:ascii="Arial" w:hAnsi="Arial"/>
+          <w:b/>
+          <w:bCs/>
+          <w:sz w:val="24"/>
+          <w:szCs w:val="24"/>
+        </w:rPr>
+        <w:t>echo "✓ TODAS LAS TAREAS COMPLETADAS"</w:t>
+      </w:r>
+    </w:p>
+    <w:p>
+      <w:pPr>
+        <w:pStyle w:val="ListParagraph"/>
+        <w:bidi w:val="0"/>
+        <w:spacing w:lineRule="auto" w:line="257"/>
+        <w:jc w:val="both"/>
+        <w:rPr>
+          <w:rFonts w:ascii="Arial" w:hAnsi="Arial" w:cs="Arial"/>
+          <w:b/>
+          <w:bCs/>
+          <w:sz w:val="24"/>
+          <w:szCs w:val="24"/>
+        </w:rPr>
+      </w:pPr>
+      <w:r>
+        <w:rPr>
+          <w:rFonts w:cs="Arial" w:ascii="Arial" w:hAnsi="Arial"/>
+          <w:b/>
+          <w:bCs/>
+          <w:sz w:val="24"/>
+          <w:szCs w:val="24"/>
+        </w:rPr>
+        <w:t>echo "========================================"</w:t>
+      </w:r>
+    </w:p>
+    <w:p>
+      <w:pPr>
+        <w:pStyle w:val="ListParagraph"/>
+        <w:bidi w:val="0"/>
+        <w:spacing w:lineRule="auto" w:line="257"/>
+        <w:jc w:val="both"/>
+        <w:rPr>
+          <w:rFonts w:ascii="Arial" w:hAnsi="Arial" w:cs="Arial"/>
+          <w:b/>
+          <w:bCs/>
+          <w:sz w:val="24"/>
+          <w:szCs w:val="24"/>
+        </w:rPr>
+      </w:pPr>
+      <w:r>
+        <w:rPr>
+          <w:rFonts w:cs="Arial" w:ascii="Arial" w:hAnsi="Arial"/>
+          <w:b/>
+          <w:bCs/>
+          <w:sz w:val="24"/>
+          <w:szCs w:val="24"/>
+        </w:rPr>
+        <w:t>echo ""</w:t>
+      </w:r>
+    </w:p>
+    <w:p>
+      <w:pPr>
+        <w:pStyle w:val="ListParagraph"/>
+        <w:bidi w:val="0"/>
+        <w:spacing w:lineRule="auto" w:line="257"/>
+        <w:jc w:val="both"/>
+        <w:rPr>
+          <w:rFonts w:ascii="Arial" w:hAnsi="Arial" w:cs="Arial"/>
+          <w:b/>
+          <w:bCs/>
+          <w:sz w:val="24"/>
+          <w:szCs w:val="24"/>
+        </w:rPr>
+      </w:pPr>
+      <w:r>
+        <w:rPr>
+          <w:rFonts w:cs="Arial" w:ascii="Arial" w:hAnsi="Arial"/>
+          <w:b/>
+          <w:bCs/>
+          <w:sz w:val="24"/>
+          <w:szCs w:val="24"/>
+        </w:rPr>
+        <w:t>echo "Archivos generados:"</w:t>
+      </w:r>
+    </w:p>
+    <w:p>
+      <w:pPr>
+        <w:pStyle w:val="ListParagraph"/>
+        <w:bidi w:val="0"/>
+        <w:spacing w:lineRule="auto" w:line="257"/>
+        <w:jc w:val="both"/>
+        <w:rPr>
+          <w:rFonts w:ascii="Arial" w:hAnsi="Arial" w:cs="Arial"/>
+          <w:b/>
+          <w:bCs/>
+          <w:sz w:val="24"/>
+          <w:szCs w:val="24"/>
+        </w:rPr>
+      </w:pPr>
+      <w:r>
+        <w:rPr>
+          <w:rFonts w:cs="Arial" w:ascii="Arial" w:hAnsi="Arial"/>
+          <w:b/>
+          <w:bCs/>
+          <w:sz w:val="24"/>
+          <w:szCs w:val="24"/>
+        </w:rPr>
+        <w:t>ls -lh "$HOME_ALUMNO"/*.txt "$HOME_ALUMNO"/*.tar.gz 2&gt;/dev/null</w:t>
+      </w:r>
+    </w:p>
+    <w:p>
+      <w:pPr>
+        <w:pStyle w:val="ListParagraph"/>
+        <w:bidi w:val="0"/>
+        <w:spacing w:lineRule="auto" w:line="257"/>
+        <w:jc w:val="both"/>
+        <w:rPr>
+          <w:rFonts w:ascii="Arial" w:hAnsi="Arial" w:cs="Arial"/>
+          <w:b/>
+          <w:bCs/>
+          <w:sz w:val="24"/>
+          <w:szCs w:val="24"/>
+        </w:rPr>
+      </w:pPr>
+      <w:r>
+        <w:rPr>
+          <w:rFonts w:cs="Arial" w:ascii="Arial" w:hAnsi="Arial"/>
+          <w:b/>
+          <w:bCs/>
+          <w:sz w:val="24"/>
+          <w:szCs w:val="24"/>
+        </w:rPr>
+        <w:t>echo ""</w:t>
+      </w:r>
+    </w:p>
+    <w:p>
+      <w:pPr>
+        <w:pStyle w:val="ListParagraph"/>
+        <w:bidi w:val="0"/>
+        <w:spacing w:lineRule="auto" w:line="257"/>
+        <w:jc w:val="both"/>
+        <w:rPr>
+          <w:rFonts w:ascii="Arial" w:hAnsi="Arial" w:cs="Arial"/>
+          <w:b/>
+          <w:bCs/>
+          <w:sz w:val="24"/>
+          <w:szCs w:val="24"/>
+        </w:rPr>
+      </w:pPr>
+      <w:r>
+        <w:rPr>
+          <w:rFonts w:cs="Arial" w:ascii="Arial" w:hAnsi="Arial"/>
+          <w:b/>
+          <w:bCs/>
+          <w:sz w:val="24"/>
+          <w:szCs w:val="24"/>
+        </w:rPr>
+        <w:t>echo "========================================"</w:t>
+      </w:r>
+    </w:p>
+    <w:p>
+      <w:pPr>
+        <w:pStyle w:val="ListParagraph"/>
+        <w:bidi w:val="0"/>
+        <w:spacing w:lineRule="auto" w:line="257"/>
+        <w:jc w:val="both"/>
+        <w:rPr>
+          <w:rFonts w:ascii="Arial" w:hAnsi="Arial" w:cs="Arial"/>
+          <w:b/>
+          <w:bCs/>
+          <w:sz w:val="24"/>
+          <w:szCs w:val="24"/>
+        </w:rPr>
+      </w:pPr>
+      <w:r>
+        <w:rPr>
+          <w:rFonts w:cs="Arial" w:ascii="Arial" w:hAnsi="Arial"/>
+          <w:b/>
+          <w:bCs/>
+          <w:sz w:val="24"/>
+          <w:szCs w:val="24"/>
+        </w:rPr>
+        <w:t>EOF</w:t>
+      </w:r>
+    </w:p>
+    <w:p>
+      <w:pPr>
+        <w:pStyle w:val="ListParagraph"/>
+        <w:bidi w:val="0"/>
+        <w:spacing w:lineRule="auto" w:line="257"/>
+        <w:jc w:val="both"/>
+        <w:rPr>
+          <w:rFonts w:ascii="Arial" w:hAnsi="Arial" w:cs="Arial"/>
+          <w:b/>
+          <w:bCs/>
+          <w:sz w:val="24"/>
+          <w:szCs w:val="24"/>
+        </w:rPr>
+      </w:pPr>
+      <w:r>
+        <w:rPr>
+          <w:rFonts w:cs="Arial" w:ascii="Arial" w:hAnsi="Arial"/>
+          <w:b/>
+          <w:bCs/>
+          <w:sz w:val="24"/>
+          <w:szCs w:val="24"/>
+        </w:rPr>
+      </w:r>
+    </w:p>
+    <w:p>
+      <w:pPr>
+        <w:pStyle w:val="ListParagraph"/>
+        <w:bidi w:val="0"/>
+        <w:spacing w:lineRule="auto" w:line="257"/>
+        <w:jc w:val="both"/>
+        <w:rPr>
+          <w:rFonts w:ascii="Arial" w:hAnsi="Arial" w:cs="Arial"/>
+          <w:b/>
+          <w:bCs/>
+          <w:sz w:val="24"/>
+          <w:szCs w:val="24"/>
+        </w:rPr>
+      </w:pPr>
+      <w:r>
+        <w:rPr>
+          <w:rFonts w:cs="Arial" w:ascii="Arial" w:hAnsi="Arial"/>
+          <w:b/>
+          <w:bCs/>
+          <w:sz w:val="24"/>
+          <w:szCs w:val="24"/>
+        </w:rPr>
+        <w:t># Dar permisos de ejecución al script</w:t>
+      </w:r>
+    </w:p>
+    <w:p>
+      <w:pPr>
+        <w:pStyle w:val="ListParagraph"/>
+        <w:bidi w:val="0"/>
+        <w:spacing w:lineRule="auto" w:line="257"/>
+        <w:jc w:val="both"/>
+        <w:rPr>
+          <w:rFonts w:ascii="Arial" w:hAnsi="Arial" w:cs="Arial"/>
+          <w:b/>
+          <w:bCs/>
+          <w:sz w:val="24"/>
+          <w:szCs w:val="24"/>
+        </w:rPr>
+      </w:pPr>
+      <w:r>
+        <w:rPr>
+          <w:rFonts w:cs="Arial" w:ascii="Arial" w:hAnsi="Arial"/>
+          <w:b/>
+          <w:bCs/>
+          <w:sz w:val="24"/>
+          <w:szCs w:val="24"/>
+        </w:rPr>
+        <w:t>chmod +x ~/(nombre)/Carpeta1/Scripts/ScriptTarea.sh</w:t>
+      </w:r>
+    </w:p>
+    <w:p>
+      <w:pPr>
+        <w:pStyle w:val="ListParagraph"/>
+        <w:bidi w:val="0"/>
+        <w:spacing w:lineRule="auto" w:line="257"/>
+        <w:jc w:val="both"/>
+        <w:rPr>
+          <w:rFonts w:ascii="Arial" w:hAnsi="Arial" w:cs="Arial"/>
+          <w:b/>
+          <w:bCs/>
+          <w:sz w:val="24"/>
+          <w:szCs w:val="24"/>
+        </w:rPr>
+      </w:pPr>
+      <w:r>
+        <w:rPr>
+          <w:rFonts w:cs="Arial" w:ascii="Arial" w:hAnsi="Arial"/>
+          <w:b/>
+          <w:bCs/>
+          <w:sz w:val="24"/>
+          <w:szCs w:val="24"/>
+        </w:rPr>
+      </w:r>
+    </w:p>
+    <w:p>
+      <w:pPr>
+        <w:pStyle w:val="ListParagraph"/>
+        <w:bidi w:val="0"/>
+        <w:spacing w:lineRule="auto" w:line="257"/>
+        <w:jc w:val="both"/>
+        <w:rPr>
+          <w:rFonts w:ascii="Arial" w:hAnsi="Arial" w:cs="Arial"/>
+          <w:b/>
+          <w:bCs/>
+          <w:sz w:val="24"/>
+          <w:szCs w:val="24"/>
+        </w:rPr>
+      </w:pPr>
+      <w:r>
+        <w:rPr>
+          <w:rFonts w:cs="Arial" w:ascii="Arial" w:hAnsi="Arial"/>
+          <w:b/>
+          <w:bCs/>
+          <w:sz w:val="24"/>
+          <w:szCs w:val="24"/>
+        </w:rPr>
+        <w:t># Verificar que el script se creó correctamente</w:t>
+      </w:r>
+    </w:p>
+    <w:p>
+      <w:pPr>
+        <w:pStyle w:val="ListParagraph"/>
+        <w:bidi w:val="0"/>
+        <w:spacing w:lineRule="auto" w:line="257"/>
+        <w:jc w:val="both"/>
+        <w:rPr>
+          <w:rFonts w:ascii="Arial" w:hAnsi="Arial" w:cs="Arial"/>
+          <w:b/>
+          <w:bCs/>
+          <w:sz w:val="24"/>
+          <w:szCs w:val="24"/>
+        </w:rPr>
+      </w:pPr>
+      <w:r>
+        <w:rPr>
+          <w:rFonts w:cs="Arial" w:ascii="Arial" w:hAnsi="Arial"/>
+          <w:b/>
+          <w:bCs/>
+          <w:sz w:val="24"/>
+          <w:szCs w:val="24"/>
+        </w:rPr>
+        <w:t>ls -la ~/(nombre)/Carpeta1/Scripts/ScriptTarea.sh</w:t>
+      </w:r>
+    </w:p>
+    <w:p>
+      <w:pPr>
+        <w:pStyle w:val="ListParagraph"/>
+        <w:spacing w:lineRule="auto" w:line="257"/>
+        <w:jc w:val="both"/>
+        <w:rPr>
+          <w:rFonts w:ascii="Arial" w:hAnsi="Arial" w:cs="Arial"/>
+          <w:sz w:val="24"/>
+          <w:szCs w:val="24"/>
+        </w:rPr>
+      </w:pPr>
+      <w:r>
+        <w:rPr>
+          <w:rFonts w:cs="Arial" w:ascii="Arial" w:hAnsi="Arial"/>
+          <w:bCs/>
+          <w:sz w:val="24"/>
+          <w:szCs w:val="24"/>
+        </w:rPr>
       </w:r>
     </w:p>
     <w:p>
@@ -1941,7 +10912,7 @@
       <mc:AlternateContent>
         <mc:Choice Requires="wps">
           <w:drawing>
-            <wp:anchor distT="5080" distB="5080" distL="0" distR="635" simplePos="0" relativeHeight="5" behindDoc="1" locked="0" layoutInCell="1" allowOverlap="1" wp14:anchorId="05ADDBBA">
+            <wp:anchor distT="5080" distB="5080" distL="0" distR="635" simplePos="0" relativeHeight="13" behindDoc="1" locked="0" layoutInCell="1" allowOverlap="1" wp14:anchorId="05ADDBBA">
               <wp:simplePos x="0" y="0"/>
               <wp:positionH relativeFrom="column">
                 <wp:posOffset>-51435</wp:posOffset>
@@ -2044,7 +11015,7 @@
       <mc:AlternateContent>
         <mc:Choice Requires="wps">
           <w:drawing>
-            <wp:anchor distT="5080" distB="5080" distL="0" distR="635" simplePos="0" relativeHeight="5" behindDoc="1" locked="0" layoutInCell="1" allowOverlap="1" wp14:anchorId="05ADDBBA">
+            <wp:anchor distT="5080" distB="5080" distL="0" distR="635" simplePos="0" relativeHeight="13" behindDoc="1" locked="0" layoutInCell="1" allowOverlap="1" wp14:anchorId="05ADDBBA">
               <wp:simplePos x="0" y="0"/>
               <wp:positionH relativeFrom="column">
                 <wp:posOffset>-51435</wp:posOffset>
@@ -2942,6 +11913,12 @@
     <w:rsid w:val="00db24f7"/>
     <w:rPr/>
   </w:style>
+  <w:style w:type="character" w:styleId="Textooriginaluser">
+    <w:name w:val="Texto original (user)"/>
+    <w:rPr>
+      <w:rFonts w:ascii="Liberation Mono" w:hAnsi="Liberation Mono" w:eastAsia="Liberation Mono" w:cs="Liberation Mono"/>
+    </w:rPr>
+  </w:style>
   <w:style w:type="character" w:styleId="Textooriginal">
     <w:name w:val="Texto original"/>
     <w:rPr>
@@ -3040,14 +12017,14 @@
     </w:pPr>
     <w:rPr/>
   </w:style>
-  <w:style w:type="paragraph" w:styleId="Cabeceraypieuser">
-    <w:name w:val="Cabecera y pie (user)"/>
+  <w:style w:type="paragraph" w:styleId="Cabeceraypie">
+    <w:name w:val="Cabecera y pie"/>
     <w:basedOn w:val="Normal"/>
     <w:pPr/>
     <w:rPr/>
   </w:style>
-  <w:style w:type="paragraph" w:styleId="Cabeceraypie">
-    <w:name w:val="Cabecera y pie"/>
+  <w:style w:type="paragraph" w:styleId="Cabeceraypieuser">
+    <w:name w:val="Cabecera y pie (user)"/>
     <w:basedOn w:val="Normal"/>
     <w:pPr/>
     <w:rPr/>
@@ -3086,6 +12063,18 @@
     </w:pPr>
     <w:rPr/>
   </w:style>
+  <w:style w:type="paragraph" w:styleId="Textopreformateadouser">
+    <w:name w:val="Texto preformateado (user)"/>
+    <w:basedOn w:val="Normal"/>
+    <w:pPr>
+      <w:spacing w:before="0" w:after="0"/>
+    </w:pPr>
+    <w:rPr>
+      <w:rFonts w:ascii="Liberation Mono" w:hAnsi="Liberation Mono" w:eastAsia="Liberation Mono" w:cs="Liberation Mono"/>
+      <w:sz w:val="20"/>
+      <w:szCs w:val="20"/>
+    </w:rPr>
+  </w:style>
   <w:style w:type="paragraph" w:styleId="Textopreformateado">
     <w:name w:val="Texto preformateado"/>
     <w:basedOn w:val="Normal"/>
@@ -3098,8 +12087,8 @@
       <w:szCs w:val="20"/>
     </w:rPr>
   </w:style>
-  <w:style w:type="numbering" w:styleId="Ningunalistauser" w:default="1">
-    <w:name w:val="Ninguna lista (user)"/>
+  <w:style w:type="numbering" w:styleId="Ningunalista" w:default="1">
+    <w:name w:val="Ninguna lista"/>
     <w:uiPriority w:val="99"/>
     <w:semiHidden/>
     <w:unhideWhenUsed/>
